--- a/literature/J Appl Ecol 2026-06-09/5. J Appl Ecol response to reviewers_JTF.docx
+++ b/literature/J Appl Ecol 2026-06-09/5. J Appl Ecol response to reviewers_JTF.docx
@@ -2150,36 +2150,6 @@
         </w:rPr>
         <w:fldChar w:fldCharType="end"/>
       </w:r>
-      <w:del w:id="0" w:author="Aidan Brushett" w:date="2026-06-30T16:49:00Z" w16du:dateUtc="2026-06-30T23:49:00Z">
-        <w:r>
-          <w:rPr>
-            <w:color w:val="0B5394"/>
-            <w:lang w:val="en-US"/>
-          </w:rPr>
-          <w:delText>(</w:delText>
-        </w:r>
-        <w:r>
-          <w:rPr>
-            <w:color w:val="0B5394"/>
-            <w:lang w:val="en-US"/>
-          </w:rPr>
-          <w:delText>Villette et al., 201</w:delText>
-        </w:r>
-        <w:r>
-          <w:rPr>
-            <w:color w:val="0B5394"/>
-            <w:lang w:val="en-US"/>
-          </w:rPr>
-          <w:delText>7</w:delText>
-        </w:r>
-        <w:r>
-          <w:rPr>
-            <w:color w:val="0B5394"/>
-            <w:lang w:val="en-US"/>
-          </w:rPr>
-          <w:delText>)</w:delText>
-        </w:r>
-      </w:del>
       <w:r>
         <w:rPr>
           <w:color w:val="0B5394"/>
@@ -2345,89 +2315,6 @@
     </w:p>
     <w:p>
       <w:pPr>
-        <w:ind w:left="720"/>
-        <w:rPr>
-          <w:del w:id="1" w:author="Aidan Brushett" w:date="2026-06-30T16:49:00Z" w16du:dateUtc="2026-06-30T23:49:00Z"/>
-          <w:color w:val="0B5394"/>
-          <w:lang w:val="en-CA"/>
-        </w:rPr>
-      </w:pPr>
-      <w:del w:id="2" w:author="Aidan Brushett" w:date="2026-06-30T16:49:00Z" w16du:dateUtc="2026-06-30T23:49:00Z">
-        <w:r>
-          <w:rPr>
-            <w:color w:val="0B5394"/>
-            <w:lang w:val="en-CA"/>
-          </w:rPr>
-          <w:delText>Villette, P., Krebs, C.J. &amp; Jung, T.S. Evaluating camera traps as an alternative to live trapping for estimating the density of snowshoe hares (</w:delText>
-        </w:r>
-        <w:r>
-          <w:rPr>
-            <w:i/>
-            <w:iCs/>
-            <w:color w:val="0B5394"/>
-            <w:lang w:val="en-CA"/>
-          </w:rPr>
-          <w:delText>Lepus americanus</w:delText>
-        </w:r>
-        <w:r>
-          <w:rPr>
-            <w:color w:val="0B5394"/>
-            <w:lang w:val="en-CA"/>
-          </w:rPr>
-          <w:delText>) and red squirrels (</w:delText>
-        </w:r>
-        <w:r>
-          <w:rPr>
-            <w:i/>
-            <w:iCs/>
-            <w:color w:val="0B5394"/>
-            <w:lang w:val="en-CA"/>
-          </w:rPr>
-          <w:delText>Tamiasciurus hudsonicus</w:delText>
-        </w:r>
-        <w:r>
-          <w:rPr>
-            <w:color w:val="0B5394"/>
-            <w:lang w:val="en-CA"/>
-          </w:rPr>
-          <w:delText>). </w:delText>
-        </w:r>
-        <w:r>
-          <w:rPr>
-            <w:i/>
-            <w:iCs/>
-            <w:color w:val="0B5394"/>
-            <w:lang w:val="en-CA"/>
-          </w:rPr>
-          <w:delText>Eur J Wildl Res</w:delText>
-        </w:r>
-        <w:r>
-          <w:rPr>
-            <w:color w:val="0B5394"/>
-            <w:lang w:val="en-CA"/>
-          </w:rPr>
-          <w:delText> </w:delText>
-        </w:r>
-        <w:r>
-          <w:rPr>
-            <w:b/>
-            <w:bCs/>
-            <w:color w:val="0B5394"/>
-            <w:lang w:val="en-CA"/>
-          </w:rPr>
-          <w:delText>63</w:delText>
-        </w:r>
-        <w:r>
-          <w:rPr>
-            <w:color w:val="0B5394"/>
-            <w:lang w:val="en-CA"/>
-          </w:rPr>
-          <w:delText>, 7 (2017). https://doi.org/10.1007/s10344-016-1064-3</w:delText>
-        </w:r>
-      </w:del>
-    </w:p>
-    <w:p>
-      <w:pPr>
         <w:rPr>
           <w:color w:val="0B5394"/>
         </w:rPr>
@@ -2541,9 +2428,115 @@
           <w:color w:val="222222"/>
           <w:lang w:val="en-US"/>
         </w:rPr>
+        <w:t>Methods/line 15</w:t>
+      </w:r>
+      <w:r>
+        <w:rPr>
+          <w:b/>
+          <w:bCs/>
+          <w:color w:val="222222"/>
+          <w:lang w:val="en-US"/>
+        </w:rPr>
+        <w:t xml:space="preserve">0 </w:t>
+      </w:r>
+      <w:r>
+        <w:rPr>
+          <w:b/>
+          <w:bCs/>
+          <w:color w:val="222222"/>
+          <w:lang w:val="en-US"/>
+        </w:rPr>
+        <w:t>–</w:t>
+      </w:r>
+      <w:r>
+        <w:rPr>
+          <w:color w:val="222222"/>
+          <w:lang w:val="en-US"/>
+        </w:rPr>
+        <w:t xml:space="preserve"> again a reference to squirrel abundance, this metric is likely not valid. But I think that this approach, identifying features linked to habitat suitability for squirrels, would be suitable for a presence/absence</w:t>
+      </w:r>
+      <w:r>
+        <w:rPr>
+          <w:color w:val="222222"/>
+          <w:lang w:val="en-US"/>
+        </w:rPr>
+        <w:t>-</w:t>
+      </w:r>
+      <w:r>
+        <w:rPr>
+          <w:color w:val="222222"/>
+          <w:lang w:val="en-US"/>
+        </w:rPr>
+        <w:t>based analysis.</w:t>
+      </w:r>
+    </w:p>
+    <w:p>
+      <w:pPr>
+        <w:rPr>
+          <w:color w:val="0B5394"/>
+        </w:rPr>
+      </w:pPr>
+    </w:p>
+    <w:p>
+      <w:pPr>
+        <w:rPr>
+          <w:color w:val="0B5394"/>
+          <w:lang w:val="en-US"/>
+        </w:rPr>
+      </w:pPr>
+      <w:r>
+        <w:rPr>
+          <w:b/>
+          <w:bCs/>
+          <w:color w:val="0B5394"/>
+          <w:lang w:val="en-US"/>
+        </w:rPr>
         <w:lastRenderedPageBreak/>
-        <w:t>Methods/line 15</w:t>
-      </w:r>
+        <w:t>Response:</w:t>
+      </w:r>
+      <w:r>
+        <w:rPr>
+          <w:color w:val="0B5394"/>
+          <w:lang w:val="en-US"/>
+        </w:rPr>
+        <w:t xml:space="preserve"> Thank you for this suggestion. We agree</w:t>
+      </w:r>
+      <w:r>
+        <w:rPr>
+          <w:color w:val="0B5394"/>
+          <w:lang w:val="en-US"/>
+        </w:rPr>
+        <w:t xml:space="preserve"> with your concerns, and we have pivoted to a presence—absence analysis following your recommendation. Please see response above for full details. </w:t>
+      </w:r>
+      <w:r>
+        <w:rPr>
+          <w:color w:val="0B5394"/>
+          <w:lang w:val="en-US"/>
+        </w:rPr>
+        <w:t xml:space="preserve">Our model coefficients did not qualitatively change using this approach, but the models now follow a more ecologically and statistically defensible interpretation. </w:t>
+      </w:r>
+      <w:r>
+        <w:rPr>
+          <w:color w:val="0B5394"/>
+          <w:lang w:val="en-US"/>
+        </w:rPr>
+        <w:t xml:space="preserve"> </w:t>
+      </w:r>
+    </w:p>
+    <w:p>
+      <w:pPr>
+        <w:rPr>
+          <w:color w:val="0B5394"/>
+        </w:rPr>
+      </w:pPr>
+    </w:p>
+    <w:p>
+      <w:pPr>
+        <w:rPr>
+          <w:color w:val="222222"/>
+          <w:lang w:val="en-US"/>
+        </w:rPr>
+      </w:pPr>
       <w:r>
         <w:rPr>
           <w:b/>
@@ -2551,68 +2544,34 @@
           <w:color w:val="222222"/>
           <w:lang w:val="en-US"/>
         </w:rPr>
-        <w:t xml:space="preserve">0 </w:t>
-      </w:r>
+        <w:t>Methods/line 153 –</w:t>
+      </w:r>
+      <w:r>
+        <w:rPr>
+          <w:color w:val="222222"/>
+          <w:lang w:val="en-US"/>
+        </w:rPr>
+        <w:t xml:space="preserve"> having 22 different spatial scales seems extreme.  This looks like a fishing expedition rather than hypothesis driven research, an appearance which is confirmed by the absence of any mention of these spatial scales among your proposed hypotheses in the Introduction. Would likely be more effective to look at biologically relevant scales reflecting within season (i.e., small – your first two) and among season movements (i.e., larger, perhaps 1 km increments but there are a number of studies that could be examined to derive values that are more likely to reflect the spatial scale of movements by individuals in your population).</w:t>
+      </w:r>
+    </w:p>
+    <w:p>
+      <w:pPr>
+        <w:rPr>
+          <w:color w:val="0B5394"/>
+        </w:rPr>
+      </w:pPr>
+    </w:p>
+    <w:p>
+      <w:pPr>
+        <w:rPr>
+          <w:color w:val="0B5394"/>
+          <w:lang w:val="en-US"/>
+        </w:rPr>
+      </w:pPr>
       <w:r>
         <w:rPr>
           <w:b/>
           <w:bCs/>
-          <w:color w:val="222222"/>
-          <w:lang w:val="en-US"/>
-        </w:rPr>
-        <w:t>–</w:t>
-      </w:r>
-      <w:r>
-        <w:rPr>
-          <w:color w:val="222222"/>
-          <w:lang w:val="en-US"/>
-        </w:rPr>
-        <w:t xml:space="preserve"> again a reference to squirrel abundance, this metric is likely not valid. But I think that this approach, identifying features linked to habitat suitability for squirrels, would be suitable for a presence/absence</w:t>
-      </w:r>
-      <w:ins w:id="3" w:author="Aidan Brushett" w:date="2026-06-30T16:55:00Z" w16du:dateUtc="2026-06-30T23:55:00Z">
-        <w:r>
-          <w:rPr>
-            <w:color w:val="222222"/>
-            <w:lang w:val="en-US"/>
-          </w:rPr>
-          <w:t>-</w:t>
-        </w:r>
-      </w:ins>
-      <w:del w:id="4" w:author="Aidan Brushett" w:date="2026-06-30T16:55:00Z" w16du:dateUtc="2026-06-30T23:55:00Z">
-        <w:r>
-          <w:rPr>
-            <w:color w:val="222222"/>
-            <w:lang w:val="en-US"/>
-          </w:rPr>
-          <w:delText xml:space="preserve"> </w:delText>
-        </w:r>
-      </w:del>
-      <w:r>
-        <w:rPr>
-          <w:color w:val="222222"/>
-          <w:lang w:val="en-US"/>
-        </w:rPr>
-        <w:t>based analysis.</w:t>
-      </w:r>
-    </w:p>
-    <w:p>
-      <w:pPr>
-        <w:rPr>
-          <w:color w:val="0B5394"/>
-        </w:rPr>
-      </w:pPr>
-    </w:p>
-    <w:p>
-      <w:pPr>
-        <w:rPr>
-          <w:color w:val="0B5394"/>
-          <w:lang w:val="en-US"/>
-        </w:rPr>
-      </w:pPr>
-      <w:r>
-        <w:rPr>
-          <w:b/>
-          <w:bCs/>
           <w:color w:val="0B5394"/>
           <w:lang w:val="en-US"/>
         </w:rPr>
@@ -2623,89 +2582,6 @@
           <w:color w:val="0B5394"/>
           <w:lang w:val="en-US"/>
         </w:rPr>
-        <w:t xml:space="preserve"> Thank you for this suggestion. We agree</w:t>
-      </w:r>
-      <w:r>
-        <w:rPr>
-          <w:color w:val="0B5394"/>
-          <w:lang w:val="en-US"/>
-        </w:rPr>
-        <w:t xml:space="preserve"> with your concerns, and we have pivoted to a presence—absence analysis following your recommendation. Please see response above for full details. </w:t>
-      </w:r>
-      <w:r>
-        <w:rPr>
-          <w:color w:val="0B5394"/>
-          <w:lang w:val="en-US"/>
-        </w:rPr>
-        <w:t xml:space="preserve">Our model coefficients did not qualitatively change using this approach, but the models now follow a more ecologically and statistically defensible interpretation. </w:t>
-      </w:r>
-      <w:r>
-        <w:rPr>
-          <w:color w:val="0B5394"/>
-          <w:lang w:val="en-US"/>
-        </w:rPr>
-        <w:t xml:space="preserve"> </w:t>
-      </w:r>
-    </w:p>
-    <w:p>
-      <w:pPr>
-        <w:rPr>
-          <w:color w:val="0B5394"/>
-        </w:rPr>
-      </w:pPr>
-    </w:p>
-    <w:p>
-      <w:pPr>
-        <w:rPr>
-          <w:color w:val="222222"/>
-          <w:lang w:val="en-US"/>
-        </w:rPr>
-      </w:pPr>
-      <w:r>
-        <w:rPr>
-          <w:b/>
-          <w:bCs/>
-          <w:color w:val="222222"/>
-          <w:lang w:val="en-US"/>
-        </w:rPr>
-        <w:t>Methods/line 153 –</w:t>
-      </w:r>
-      <w:r>
-        <w:rPr>
-          <w:color w:val="222222"/>
-          <w:lang w:val="en-US"/>
-        </w:rPr>
-        <w:t xml:space="preserve"> having 22 different spatial scales seems extreme.  This looks like a fishing expedition rather than hypothesis driven research, an appearance which is confirmed by the absence of any mention of these spatial scales among your proposed hypotheses in the Introduction. Would likely be more effective to look at biologically relevant scales reflecting within season (i.e., small – your first two) and among season movements (i.e., larger, perhaps 1 km increments but there are a number of studies that could be examined to derive values that are more likely to reflect the spatial scale of movements by individuals in your population).</w:t>
-      </w:r>
-    </w:p>
-    <w:p>
-      <w:pPr>
-        <w:rPr>
-          <w:color w:val="0B5394"/>
-        </w:rPr>
-      </w:pPr>
-    </w:p>
-    <w:p>
-      <w:pPr>
-        <w:rPr>
-          <w:color w:val="0B5394"/>
-          <w:lang w:val="en-US"/>
-        </w:rPr>
-      </w:pPr>
-      <w:r>
-        <w:rPr>
-          <w:b/>
-          <w:bCs/>
-          <w:color w:val="0B5394"/>
-          <w:lang w:val="en-US"/>
-        </w:rPr>
-        <w:t>Response:</w:t>
-      </w:r>
-      <w:r>
-        <w:rPr>
-          <w:color w:val="0B5394"/>
-          <w:lang w:val="en-US"/>
-        </w:rPr>
         <w:t xml:space="preserve"> Thank you for this </w:t>
       </w:r>
       <w:r>
@@ -2876,7 +2752,7 @@
         </w:rPr>
         <w:t xml:space="preserve"> 500</w:t>
       </w:r>
-      <w:ins w:id="5" w:author="Aidan Brushett" w:date="2026-06-30T16:58:00Z" w16du:dateUtc="2026-06-30T23:58:00Z">
+      <w:ins w:id="0" w:author="Aidan Brushett" w:date="2026-06-30T16:58:00Z" w16du:dateUtc="2026-06-30T23:58:00Z">
         <w:r>
           <w:rPr>
             <w:color w:val="0B5394"/>
@@ -2920,8 +2796,9 @@
         </w:rPr>
         <w:t xml:space="preserve"> used here largely as an exploratory statistical tool to improve model </w:t>
       </w:r>
-      <w:commentRangeStart w:id="6"/>
-      <w:commentRangeStart w:id="7"/>
+      <w:commentRangeStart w:id="1"/>
+      <w:commentRangeStart w:id="2"/>
+      <w:commentRangeStart w:id="3"/>
       <w:r>
         <w:rPr>
           <w:color w:val="0B5394"/>
@@ -2929,7 +2806,7 @@
         </w:rPr>
         <w:t>fit</w:t>
       </w:r>
-      <w:commentRangeEnd w:id="6"/>
+      <w:commentRangeEnd w:id="1"/>
       <w:r>
         <w:rPr>
           <w:rStyle w:val="CommentReference"/>
@@ -2938,9 +2815,9 @@
           <w:szCs w:val="22"/>
           <w:lang w:val="en-US"/>
         </w:rPr>
-        <w:commentReference w:id="6"/>
-      </w:r>
-      <w:commentRangeEnd w:id="7"/>
+        <w:commentReference w:id="1"/>
+      </w:r>
+      <w:commentRangeEnd w:id="2"/>
       <w:r>
         <w:rPr>
           <w:rStyle w:val="CommentReference"/>
@@ -2949,7 +2826,18 @@
           <w:szCs w:val="22"/>
           <w:lang w:val="en-US"/>
         </w:rPr>
-        <w:commentReference w:id="7"/>
+        <w:commentReference w:id="2"/>
+      </w:r>
+      <w:commentRangeEnd w:id="3"/>
+      <w:r>
+        <w:rPr>
+          <w:rStyle w:val="CommentReference"/>
+          <w:color w:val="0B5394"/>
+          <w:sz w:val="22"/>
+          <w:szCs w:val="22"/>
+          <w:lang w:val="en-US"/>
+        </w:rPr>
+        <w:commentReference w:id="3"/>
       </w:r>
       <w:r>
         <w:rPr>
@@ -2958,7 +2846,7 @@
         </w:rPr>
         <w:t>.</w:t>
       </w:r>
-      <w:ins w:id="8" w:author="Aidan Brushett" w:date="2026-06-30T16:56:00Z" w16du:dateUtc="2026-06-30T23:56:00Z">
+      <w:ins w:id="4" w:author="Aidan Brushett" w:date="2026-06-30T16:56:00Z" w16du:dateUtc="2026-06-30T23:56:00Z">
         <w:r>
           <w:rPr>
             <w:color w:val="0B5394"/>
@@ -3034,7 +2922,6 @@
           <w:color w:val="0B5394"/>
           <w:lang w:val="en-US"/>
         </w:rPr>
-        <w:lastRenderedPageBreak/>
         <w:t>Response:</w:t>
       </w:r>
       <w:r>
@@ -3121,6 +3008,7 @@
           <w:color w:val="0B5394"/>
           <w:lang w:val="en-US"/>
         </w:rPr>
+        <w:lastRenderedPageBreak/>
         <w:t xml:space="preserve">Regarding </w:t>
       </w:r>
       <w:r>
@@ -3530,7 +3418,7 @@
         </w:rPr>
         <w:t xml:space="preserve">emphasized this in our </w:t>
       </w:r>
-      <w:commentRangeStart w:id="9"/>
+      <w:commentRangeStart w:id="5"/>
       <w:r>
         <w:rPr>
           <w:color w:val="0B5394"/>
@@ -3538,7 +3426,7 @@
         </w:rPr>
         <w:t>Discussion</w:t>
       </w:r>
-      <w:commentRangeEnd w:id="9"/>
+      <w:commentRangeEnd w:id="5"/>
       <w:r>
         <w:rPr>
           <w:rStyle w:val="CommentReference"/>
@@ -3547,7 +3435,7 @@
           <w:szCs w:val="22"/>
           <w:lang w:val="en-US"/>
         </w:rPr>
-        <w:commentReference w:id="9"/>
+        <w:commentReference w:id="5"/>
       </w:r>
       <w:r>
         <w:rPr>
@@ -3671,7 +3559,90 @@
           <w:color w:val="0B5394"/>
           <w:lang w:val="en-US"/>
         </w:rPr>
+        <w:t>Response:</w:t>
+      </w:r>
+      <w:r>
+        <w:rPr>
+          <w:color w:val="0B5394"/>
+          <w:lang w:val="en-US"/>
+        </w:rPr>
+        <w:t xml:space="preserve"> Thank</w:t>
+      </w:r>
+      <w:r>
+        <w:rPr>
+          <w:color w:val="0B5394"/>
+          <w:lang w:val="en-US"/>
+        </w:rPr>
+        <w:t xml:space="preserve"> you for this </w:t>
+      </w:r>
+      <w:r>
+        <w:rPr>
+          <w:color w:val="0B5394"/>
+          <w:lang w:val="en-US"/>
+        </w:rPr>
+        <w:t>suggestion;</w:t>
+      </w:r>
+      <w:r>
+        <w:rPr>
+          <w:color w:val="0B5394"/>
+          <w:lang w:val="en-US"/>
+        </w:rPr>
+        <w:t xml:space="preserve"> our re-analysis addresses these concerns (see above).</w:t>
+      </w:r>
+    </w:p>
+    <w:p>
+      <w:pPr>
+        <w:rPr>
+          <w:color w:val="0B5394"/>
+        </w:rPr>
+      </w:pPr>
+    </w:p>
+    <w:p>
+      <w:pPr>
+        <w:rPr>
+          <w:color w:val="222222"/>
+          <w:lang w:val="en-US"/>
+        </w:rPr>
+      </w:pPr>
+      <w:r>
+        <w:rPr>
+          <w:b/>
+          <w:bCs/>
+          <w:color w:val="222222"/>
+          <w:lang w:val="en-US"/>
+        </w:rPr>
         <w:lastRenderedPageBreak/>
+        <w:t xml:space="preserve">Results/line 231/232 – </w:t>
+      </w:r>
+      <w:r>
+        <w:rPr>
+          <w:color w:val="222222"/>
+          <w:lang w:val="en-US"/>
+        </w:rPr>
+        <w:t>the literature suggests that squirrel habitat use is tied to some level of mature conifer cover which constitutes suitable habitat because of the food provided, but the presence of squirrels can also be linked to the availability of mixed cover types in intermediate age-class categories along with similarly intermediate aged-class conifer stands, as well as some openings occupied by water or low scrub. I don’t think your finding is as unexpected as stated based on that research, and the influence of recent fire in your results also matches what appears to be some attraction to areas with open habitat at finer spatial scales.</w:t>
+      </w:r>
+    </w:p>
+    <w:p>
+      <w:pPr>
+        <w:rPr>
+          <w:color w:val="0B5394"/>
+        </w:rPr>
+      </w:pPr>
+    </w:p>
+    <w:p>
+      <w:pPr>
+        <w:rPr>
+          <w:color w:val="0B5394"/>
+          <w:lang w:val="en-US"/>
+        </w:rPr>
+      </w:pPr>
+      <w:r>
+        <w:rPr>
+          <w:b/>
+          <w:bCs/>
+          <w:color w:val="0B5394"/>
+          <w:lang w:val="en-US"/>
+        </w:rPr>
         <w:t>Response:</w:t>
       </w:r>
       <w:r>
@@ -3679,75 +3650,31 @@
           <w:color w:val="0B5394"/>
           <w:lang w:val="en-US"/>
         </w:rPr>
-        <w:t xml:space="preserve"> Thank</w:t>
-      </w:r>
-      <w:r>
-        <w:rPr>
-          <w:color w:val="0B5394"/>
-          <w:lang w:val="en-US"/>
-        </w:rPr>
-        <w:t xml:space="preserve"> you for this </w:t>
-      </w:r>
-      <w:r>
-        <w:rPr>
-          <w:color w:val="0B5394"/>
-          <w:lang w:val="en-US"/>
-        </w:rPr>
-        <w:t>suggestion;</w:t>
-      </w:r>
-      <w:r>
-        <w:rPr>
-          <w:color w:val="0B5394"/>
-          <w:lang w:val="en-US"/>
-        </w:rPr>
-        <w:t xml:space="preserve"> our re-analysis addresses these concerns (see above).</w:t>
-      </w:r>
-    </w:p>
-    <w:p>
-      <w:pPr>
-        <w:rPr>
-          <w:color w:val="0B5394"/>
-        </w:rPr>
-      </w:pPr>
-    </w:p>
-    <w:p>
-      <w:pPr>
-        <w:rPr>
-          <w:color w:val="222222"/>
-          <w:lang w:val="en-US"/>
-        </w:rPr>
-      </w:pPr>
+        <w:t xml:space="preserve"> Thank you for highlighting this information that is important for our interpretation. We have revised the discussion and included </w:t>
+      </w:r>
+      <w:r>
+        <w:rPr>
+          <w:color w:val="0B5394"/>
+          <w:lang w:val="en-US"/>
+        </w:rPr>
+        <w:t>some valuable</w:t>
+      </w:r>
+      <w:r>
+        <w:rPr>
+          <w:color w:val="0B5394"/>
+          <w:lang w:val="en-US"/>
+        </w:rPr>
+        <w:t xml:space="preserve"> references on </w:t>
+      </w:r>
       <w:r>
         <w:rPr>
           <w:b/>
           <w:bCs/>
-          <w:color w:val="222222"/>
-          <w:lang w:val="en-US"/>
-        </w:rPr>
-        <w:t xml:space="preserve">Results/line 231/232 – </w:t>
-      </w:r>
-      <w:r>
-        <w:rPr>
-          <w:color w:val="222222"/>
-          <w:lang w:val="en-US"/>
-        </w:rPr>
-        <w:t>the literature suggests that squirrel habitat use is tied to some level of mature conifer cover which constitutes suitable habitat because of the food provided, but the presence of squirrels can also be linked to the availability of mixed cover types in intermediate age-class categories along with similarly intermediate aged-class conifer stands, as well as some openings occupied by water or low scrub. I don’t think your finding is as unexpected as stated based on that research, and the influence of recent fire in your results also matches what appears to be some attraction to areas with open habitat at finer spatial scales.</w:t>
-      </w:r>
-    </w:p>
-    <w:p>
-      <w:pPr>
-        <w:rPr>
-          <w:color w:val="0B5394"/>
-        </w:rPr>
-      </w:pPr>
-    </w:p>
-    <w:p>
-      <w:pPr>
-        <w:rPr>
-          <w:color w:val="0B5394"/>
-          <w:lang w:val="en-US"/>
-        </w:rPr>
-      </w:pPr>
+          <w:color w:val="0B5394"/>
+          <w:lang w:val="en-US"/>
+        </w:rPr>
+        <w:t xml:space="preserve">lines </w:t>
+      </w:r>
       <w:r>
         <w:rPr>
           <w:b/>
@@ -3755,6 +3682,94 @@
           <w:color w:val="0B5394"/>
           <w:lang w:val="en-US"/>
         </w:rPr>
+        <w:t>288</w:t>
+      </w:r>
+      <w:r>
+        <w:rPr>
+          <w:b/>
+          <w:bCs/>
+          <w:color w:val="0B5394"/>
+          <w:lang w:val="en-US"/>
+        </w:rPr>
+        <w:t xml:space="preserve"> to </w:t>
+      </w:r>
+      <w:r>
+        <w:rPr>
+          <w:b/>
+          <w:bCs/>
+          <w:color w:val="0B5394"/>
+          <w:lang w:val="en-US"/>
+        </w:rPr>
+        <w:t>290</w:t>
+      </w:r>
+      <w:r>
+        <w:rPr>
+          <w:color w:val="0B5394"/>
+          <w:lang w:val="en-US"/>
+        </w:rPr>
+        <w:t xml:space="preserve"> to better-situate our findings within the existing literature on red squirrel habitat use</w:t>
+      </w:r>
+      <w:r>
+        <w:rPr>
+          <w:color w:val="0B5394"/>
+          <w:lang w:val="en-US"/>
+        </w:rPr>
+        <w:t xml:space="preserve">. </w:t>
+      </w:r>
+    </w:p>
+    <w:p>
+      <w:pPr>
+        <w:ind w:left="720"/>
+        <w:rPr>
+          <w:color w:val="222222"/>
+        </w:rPr>
+      </w:pPr>
+    </w:p>
+    <w:p>
+      <w:pPr>
+        <w:rPr>
+          <w:color w:val="222222"/>
+          <w:lang w:val="en-US"/>
+        </w:rPr>
+      </w:pPr>
+      <w:r>
+        <w:rPr>
+          <w:b/>
+          <w:bCs/>
+          <w:color w:val="222222"/>
+          <w:lang w:val="en-US"/>
+        </w:rPr>
+        <w:t>Results/line 236-237 –</w:t>
+      </w:r>
+      <w:r>
+        <w:rPr>
+          <w:color w:val="222222"/>
+          <w:lang w:val="en-US"/>
+        </w:rPr>
+        <w:t xml:space="preserve"> increased site disturbance activity 2 km away leading to higher detections may not be unexpected if there is an avoidance of areas with high levels of disturbance, something which would not be a surprise.</w:t>
+      </w:r>
+    </w:p>
+    <w:p>
+      <w:pPr>
+        <w:rPr>
+          <w:color w:val="222222"/>
+          <w:lang w:val="en-US"/>
+        </w:rPr>
+      </w:pPr>
+    </w:p>
+    <w:p>
+      <w:pPr>
+        <w:rPr>
+          <w:color w:val="0B5394"/>
+        </w:rPr>
+      </w:pPr>
+      <w:r>
+        <w:rPr>
+          <w:b/>
+          <w:bCs/>
+          <w:color w:val="0B5394"/>
+          <w:lang w:val="en-US"/>
+        </w:rPr>
         <w:t>Response:</w:t>
       </w:r>
       <w:r>
@@ -3762,64 +3777,127 @@
           <w:color w:val="0B5394"/>
           <w:lang w:val="en-US"/>
         </w:rPr>
-        <w:t xml:space="preserve"> Thank you for highlighting this information that is important for our interpretation. We have revised the discussion and included </w:t>
-      </w:r>
-      <w:r>
-        <w:rPr>
-          <w:color w:val="0B5394"/>
-          <w:lang w:val="en-US"/>
-        </w:rPr>
-        <w:t>some valuable</w:t>
-      </w:r>
-      <w:r>
-        <w:rPr>
-          <w:color w:val="0B5394"/>
-          <w:lang w:val="en-US"/>
-        </w:rPr>
-        <w:t xml:space="preserve"> references on </w:t>
-      </w:r>
-      <w:r>
-        <w:rPr>
-          <w:b/>
-          <w:bCs/>
-          <w:color w:val="0B5394"/>
-          <w:lang w:val="en-US"/>
-        </w:rPr>
-        <w:t xml:space="preserve">lines </w:t>
-      </w:r>
-      <w:r>
-        <w:rPr>
-          <w:b/>
-          <w:bCs/>
-          <w:color w:val="0B5394"/>
-          <w:lang w:val="en-US"/>
-        </w:rPr>
-        <w:t>288</w:t>
-      </w:r>
-      <w:r>
-        <w:rPr>
-          <w:b/>
-          <w:bCs/>
-          <w:color w:val="0B5394"/>
-          <w:lang w:val="en-US"/>
-        </w:rPr>
-        <w:t xml:space="preserve"> to </w:t>
-      </w:r>
-      <w:r>
-        <w:rPr>
-          <w:b/>
-          <w:bCs/>
-          <w:color w:val="0B5394"/>
-          <w:lang w:val="en-US"/>
-        </w:rPr>
-        <w:t>290</w:t>
-      </w:r>
-      <w:r>
-        <w:rPr>
-          <w:color w:val="0B5394"/>
-          <w:lang w:val="en-US"/>
-        </w:rPr>
-        <w:t xml:space="preserve"> to better-situate our findings within the existing literature on red squirrel habitat use</w:t>
+        <w:t xml:space="preserve"> </w:t>
+      </w:r>
+      <w:r>
+        <w:rPr>
+          <w:color w:val="0B5394"/>
+          <w:lang w:val="en-US"/>
+        </w:rPr>
+        <w:t>This is an interesting interpretation. Avoidance of disturbance features at a great distance</w:t>
+      </w:r>
+      <w:r>
+        <w:rPr>
+          <w:color w:val="0B5394"/>
+          <w:lang w:val="en-US"/>
+        </w:rPr>
+        <w:t>—</w:t>
+      </w:r>
+      <w:r>
+        <w:rPr>
+          <w:color w:val="0B5394"/>
+          <w:lang w:val="en-US"/>
+        </w:rPr>
+        <w:t xml:space="preserve">leading to an increase in </w:t>
+      </w:r>
+      <w:r>
+        <w:rPr>
+          <w:color w:val="0B5394"/>
+          <w:lang w:val="en-US"/>
+        </w:rPr>
+        <w:t>occurrence—</w:t>
+      </w:r>
+      <w:r>
+        <w:rPr>
+          <w:color w:val="0B5394"/>
+          <w:lang w:val="en-US"/>
+        </w:rPr>
+        <w:t xml:space="preserve">would be consistent with a spatial niche compression hypothesis that is worthy of consideration. </w:t>
+      </w:r>
+      <w:r>
+        <w:rPr>
+          <w:color w:val="0B5394"/>
+        </w:rPr>
+        <w:t>This is a documented phenomenon in larger/more mobile taxa, although we respectfully suggest that it does not explain the patterns observed here for two reasons.</w:t>
+      </w:r>
+    </w:p>
+    <w:p>
+      <w:pPr>
+        <w:rPr>
+          <w:color w:val="0B5394"/>
+        </w:rPr>
+      </w:pPr>
+    </w:p>
+    <w:p>
+      <w:pPr>
+        <w:rPr>
+          <w:color w:val="0B5394"/>
+          <w:lang w:val="en-US"/>
+        </w:rPr>
+      </w:pPr>
+      <w:r>
+        <w:rPr>
+          <w:color w:val="0B5394"/>
+          <w:lang w:val="en-US"/>
+        </w:rPr>
+        <w:t xml:space="preserve">First, although the human footprint for many of these landscapes is exceptionally widespread, most of these features have no actual human activity. Especially for seismic lines, inactive well pads, and timber blocks, there is little to no vehicle or foot traffic (with some exceptions) that would induce an avoidance response. </w:t>
+      </w:r>
+    </w:p>
+    <w:p>
+      <w:pPr>
+        <w:rPr>
+          <w:color w:val="0B5394"/>
+        </w:rPr>
+      </w:pPr>
+    </w:p>
+    <w:p>
+      <w:pPr>
+        <w:rPr>
+          <w:color w:val="0B5394"/>
+          <w:lang w:val="en-US"/>
+        </w:rPr>
+      </w:pPr>
+      <w:r>
+        <w:rPr>
+          <w:color w:val="0B5394"/>
+          <w:lang w:val="en-US"/>
+        </w:rPr>
+        <w:t xml:space="preserve">Second, </w:t>
+      </w:r>
+      <w:r>
+        <w:rPr>
+          <w:color w:val="0B5394"/>
+          <w:lang w:val="en-US"/>
+        </w:rPr>
+        <w:t>while our landscape-level metrics were calculated using a 2km buffer radius, this represents the cumulative level of (footprint, edge, cohesion, etc.) in th</w:t>
+      </w:r>
+      <w:r>
+        <w:rPr>
+          <w:color w:val="0B5394"/>
+          <w:lang w:val="en-US"/>
+        </w:rPr>
+        <w:t>at area, not the linear distance to discrete features. The landscape within a closer distance to the camera site may also be disturbed, and so we are hesitant to accept the interpretation that camera sites act as refuges from disturbance</w:t>
+      </w:r>
+      <w:r>
+        <w:rPr>
+          <w:color w:val="0B5394"/>
+          <w:lang w:val="en-US"/>
+        </w:rPr>
+        <w:t xml:space="preserve"> because of active </w:t>
+      </w:r>
+      <w:r>
+        <w:rPr>
+          <w:color w:val="0B5394"/>
+          <w:lang w:val="en-US"/>
+        </w:rPr>
+        <w:t>landscape-level displacement</w:t>
+      </w:r>
+      <w:r>
+        <w:rPr>
+          <w:color w:val="0B5394"/>
+          <w:lang w:val="en-US"/>
+        </w:rPr>
+        <w:t xml:space="preserve"> through a range of processes</w:t>
       </w:r>
       <w:r>
         <w:rPr>
@@ -3828,555 +3906,354 @@
         </w:rPr>
         <w:t xml:space="preserve">. </w:t>
       </w:r>
-    </w:p>
-    <w:p>
-      <w:pPr>
-        <w:ind w:left="720"/>
-        <w:rPr>
-          <w:color w:val="222222"/>
-        </w:rPr>
-      </w:pPr>
-    </w:p>
-    <w:p>
-      <w:pPr>
-        <w:rPr>
-          <w:color w:val="222222"/>
-          <w:lang w:val="en-US"/>
-        </w:rPr>
-      </w:pPr>
-      <w:r>
-        <w:rPr>
-          <w:b/>
-          <w:bCs/>
-          <w:color w:val="222222"/>
-          <w:lang w:val="en-US"/>
-        </w:rPr>
-        <w:t>Results/line 236-237 –</w:t>
-      </w:r>
-      <w:r>
-        <w:rPr>
-          <w:color w:val="222222"/>
-          <w:lang w:val="en-US"/>
-        </w:rPr>
-        <w:t xml:space="preserve"> increased site disturbance activity 2 km away leading to higher detections may not be unexpected if there is an avoidance of areas with high levels of disturbance, something which would not be a surprise.</w:t>
-      </w:r>
-    </w:p>
-    <w:p>
-      <w:pPr>
-        <w:rPr>
-          <w:color w:val="222222"/>
-          <w:lang w:val="en-US"/>
-        </w:rPr>
-      </w:pPr>
-    </w:p>
-    <w:p>
-      <w:pPr>
-        <w:rPr>
-          <w:color w:val="0B5394"/>
-        </w:rPr>
-      </w:pPr>
-      <w:r>
-        <w:rPr>
-          <w:b/>
-          <w:bCs/>
-          <w:color w:val="0B5394"/>
-          <w:lang w:val="en-US"/>
-        </w:rPr>
-        <w:t>Response:</w:t>
-      </w:r>
-      <w:r>
-        <w:rPr>
-          <w:color w:val="0B5394"/>
-          <w:lang w:val="en-US"/>
-        </w:rPr>
-        <w:t xml:space="preserve"> </w:t>
-      </w:r>
-      <w:r>
-        <w:rPr>
-          <w:color w:val="0B5394"/>
-          <w:lang w:val="en-US"/>
-        </w:rPr>
-        <w:t>This is an interesting interpretation. Avoidance of disturbance features at a great distance</w:t>
-      </w:r>
-      <w:r>
-        <w:rPr>
-          <w:color w:val="0B5394"/>
-          <w:lang w:val="en-US"/>
-        </w:rPr>
-        <w:t>—</w:t>
-      </w:r>
-      <w:r>
-        <w:rPr>
-          <w:color w:val="0B5394"/>
-          <w:lang w:val="en-US"/>
-        </w:rPr>
-        <w:t xml:space="preserve">leading to an increase in </w:t>
-      </w:r>
-      <w:r>
-        <w:rPr>
-          <w:color w:val="0B5394"/>
-          <w:lang w:val="en-US"/>
-        </w:rPr>
-        <w:t>occurrence—</w:t>
-      </w:r>
-      <w:r>
-        <w:rPr>
-          <w:color w:val="0B5394"/>
-          <w:lang w:val="en-US"/>
-        </w:rPr>
-        <w:t xml:space="preserve">would be consistent with a spatial niche compression hypothesis that is worthy of consideration. </w:t>
-      </w:r>
-      <w:r>
-        <w:rPr>
-          <w:color w:val="0B5394"/>
-        </w:rPr>
-        <w:t>This is a documented phenomenon in larger/more mobile taxa, although we respectfully suggest that it does not explain the patterns observed here for two reasons.</w:t>
-      </w:r>
-    </w:p>
-    <w:p>
-      <w:pPr>
-        <w:rPr>
-          <w:color w:val="0B5394"/>
-        </w:rPr>
-      </w:pPr>
-    </w:p>
-    <w:p>
-      <w:pPr>
-        <w:rPr>
-          <w:color w:val="0B5394"/>
-          <w:lang w:val="en-US"/>
-        </w:rPr>
-      </w:pPr>
-      <w:r>
-        <w:rPr>
-          <w:color w:val="0B5394"/>
-          <w:lang w:val="en-US"/>
-        </w:rPr>
-        <w:t xml:space="preserve">First, although the human footprint for many of these landscapes is exceptionally widespread, most of these features have no actual human activity. Especially for seismic lines, inactive well pads, and timber blocks, there is little to no vehicle or foot traffic (with some exceptions) that would induce an avoidance response. </w:t>
-      </w:r>
-    </w:p>
-    <w:p>
-      <w:pPr>
-        <w:rPr>
-          <w:color w:val="0B5394"/>
-        </w:rPr>
-      </w:pPr>
-    </w:p>
-    <w:p>
-      <w:pPr>
-        <w:rPr>
-          <w:color w:val="0B5394"/>
-          <w:lang w:val="en-US"/>
-        </w:rPr>
-      </w:pPr>
-      <w:r>
-        <w:rPr>
-          <w:color w:val="0B5394"/>
-          <w:lang w:val="en-US"/>
-        </w:rPr>
-        <w:t xml:space="preserve">Second, </w:t>
-      </w:r>
-      <w:r>
-        <w:rPr>
-          <w:color w:val="0B5394"/>
-          <w:lang w:val="en-US"/>
-        </w:rPr>
-        <w:t>while our landscape-level metrics were calculated using a 2km buffer radius, this represents the cumulative level of (footprint, edge, cohesion, etc.) in th</w:t>
-      </w:r>
-      <w:r>
-        <w:rPr>
-          <w:color w:val="0B5394"/>
-          <w:lang w:val="en-US"/>
-        </w:rPr>
-        <w:t>at area, not the linear distance to discrete features. The landscape within a closer distance to the camera site may also be disturbed, and so we are hesitant to accept the interpretation that camera sites act as refuges from disturbance</w:t>
-      </w:r>
-      <w:r>
-        <w:rPr>
-          <w:color w:val="0B5394"/>
-          <w:lang w:val="en-US"/>
-        </w:rPr>
-        <w:t xml:space="preserve"> because of active </w:t>
-      </w:r>
-      <w:r>
-        <w:rPr>
-          <w:color w:val="0B5394"/>
-          <w:lang w:val="en-US"/>
-        </w:rPr>
-        <w:t>landscape-level displacement</w:t>
-      </w:r>
-      <w:r>
-        <w:rPr>
-          <w:color w:val="0B5394"/>
-          <w:lang w:val="en-US"/>
-        </w:rPr>
-        <w:t xml:space="preserve"> through a range of processes</w:t>
-      </w:r>
-      <w:r>
-        <w:rPr>
-          <w:color w:val="0B5394"/>
-          <w:lang w:val="en-US"/>
-        </w:rPr>
-        <w:t xml:space="preserve">. </w:t>
-      </w:r>
-      <w:ins w:id="10" w:author="Jason Fisher" w:date="2026-06-26T14:47:00Z" w16du:dateUtc="2026-06-26T21:47:00Z">
+      <w:r>
+        <w:rPr>
+          <w:color w:val="0B5394"/>
+          <w:lang w:val="en-US"/>
+        </w:rPr>
+        <w:t xml:space="preserve">We do think the reviewer’s niche compression idea is a good one and worth exploring in the future, but do not think our current data are sufficient to </w:t>
+      </w:r>
+      <w:del w:id="6" w:author="Emerald Arthurs" w:date="2026-07-01T10:26:00Z" w16du:dateUtc="2026-07-01T17:26:00Z">
         <w:r>
           <w:rPr>
             <w:color w:val="0B5394"/>
             <w:lang w:val="en-US"/>
           </w:rPr>
-          <w:t>We do think the</w:t>
+          <w:delText>tackle the job.</w:delText>
         </w:r>
-      </w:ins>
-      <w:ins w:id="11" w:author="Jason Fisher" w:date="2026-06-26T14:48:00Z" w16du:dateUtc="2026-06-26T21:48:00Z">
+      </w:del>
+      <w:ins w:id="7" w:author="Emerald Arthurs" w:date="2026-07-01T10:26:00Z" w16du:dateUtc="2026-07-01T17:26:00Z">
         <w:r>
           <w:rPr>
             <w:color w:val="0B5394"/>
             <w:lang w:val="en-US"/>
           </w:rPr>
-          <w:t xml:space="preserve"> reviewer’s</w:t>
+          <w:t>detect</w:t>
         </w:r>
       </w:ins>
-      <w:ins w:id="12" w:author="Jason Fisher" w:date="2026-06-26T14:47:00Z" w16du:dateUtc="2026-06-26T21:47:00Z">
+      <w:ins w:id="8" w:author="Emerald Arthurs" w:date="2026-07-01T10:27:00Z" w16du:dateUtc="2026-07-01T17:27:00Z">
         <w:r>
           <w:rPr>
             <w:color w:val="0B5394"/>
             <w:lang w:val="en-US"/>
           </w:rPr>
-          <w:t xml:space="preserve"> niche compression idea is a good one and wor</w:t>
+          <w:t xml:space="preserve"> this process.</w:t>
         </w:r>
       </w:ins>
-      <w:ins w:id="13" w:author="Jason Fisher" w:date="2026-06-26T14:48:00Z" w16du:dateUtc="2026-06-26T21:48:00Z">
+    </w:p>
+    <w:p>
+      <w:pPr>
+        <w:rPr>
+          <w:color w:val="0B5394"/>
+        </w:rPr>
+      </w:pPr>
+    </w:p>
+    <w:p>
+      <w:pPr>
+        <w:rPr>
+          <w:color w:val="222222"/>
+          <w:lang w:val="en-CA"/>
+        </w:rPr>
+      </w:pPr>
+      <w:r>
+        <w:rPr>
+          <w:b/>
+          <w:bCs/>
+          <w:color w:val="222222"/>
+          <w:lang w:val="en-US"/>
+        </w:rPr>
+        <w:t>Discussion –</w:t>
+      </w:r>
+      <w:r>
+        <w:rPr>
+          <w:b/>
+          <w:bCs/>
+          <w:color w:val="222222"/>
+          <w:lang w:val="en-CA"/>
+        </w:rPr>
+        <w:t> </w:t>
+      </w:r>
+      <w:r>
+        <w:rPr>
+          <w:color w:val="222222"/>
+          <w:lang w:val="en-CA"/>
+        </w:rPr>
+        <w:t>because of my concerns regarding the suitability of the analytical approach, I will limit my comments on the Discussion to general issues. It’s not clear to me that you can extrapolate from the responses of what is, in the context of the boreal forest, a habitat generalist to the broader boreal mammal community. There would need to be some justification argued in the Introduction that supports this contention – perhaps provide more detail on the arguments which are cited here from Barnas et al</w:t>
+      </w:r>
+      <w:r>
+        <w:rPr>
+          <w:color w:val="222222"/>
+          <w:lang w:val="en-CA"/>
+        </w:rPr>
+        <w:t>.</w:t>
+      </w:r>
+      <w:r>
+        <w:rPr>
+          <w:color w:val="222222"/>
+          <w:lang w:val="en-CA"/>
+        </w:rPr>
+        <w:t xml:space="preserve"> and Smith et al. </w:t>
+      </w:r>
+    </w:p>
+    <w:p>
+      <w:pPr>
+        <w:rPr>
+          <w:color w:val="0B5394"/>
+        </w:rPr>
+      </w:pPr>
+    </w:p>
+    <w:p>
+      <w:pPr>
+        <w:rPr>
+          <w:color w:val="0B5394"/>
+          <w:lang w:val="en-US"/>
+        </w:rPr>
+      </w:pPr>
+      <w:r>
+        <w:rPr>
+          <w:b/>
+          <w:bCs/>
+          <w:color w:val="0B5394"/>
+          <w:lang w:val="en-US"/>
+        </w:rPr>
+        <w:lastRenderedPageBreak/>
+        <w:t xml:space="preserve">Response: </w:t>
+      </w:r>
+      <w:r>
+        <w:rPr>
+          <w:color w:val="0B5394"/>
+          <w:lang w:val="en-US"/>
+        </w:rPr>
+        <w:t xml:space="preserve">We do not wish to extrapolate the responses of red squirrels to landscape configuration, </w:t>
+      </w:r>
+      <w:r>
+        <w:rPr>
+          <w:color w:val="0B5394"/>
+          <w:lang w:val="en-US"/>
+        </w:rPr>
+        <w:t>but rather to</w:t>
+      </w:r>
+      <w:r>
+        <w:rPr>
+          <w:color w:val="0B5394"/>
+          <w:lang w:val="en-US"/>
+        </w:rPr>
+        <w:t xml:space="preserve"> highlight that the effects </w:t>
+      </w:r>
+      <w:r>
+        <w:rPr>
+          <w:color w:val="0B5394"/>
+          <w:lang w:val="en-US"/>
+        </w:rPr>
+        <w:t xml:space="preserve">of fragmentation </w:t>
+      </w:r>
+      <w:r>
+        <w:rPr>
+          <w:color w:val="0B5394"/>
+          <w:lang w:val="en-US"/>
+        </w:rPr>
+        <w:t xml:space="preserve">span the boreal mammal community. Previous work </w:t>
+      </w:r>
+      <w:r>
+        <w:rPr>
+          <w:color w:val="0B5394"/>
+          <w:lang w:val="en-US"/>
+        </w:rPr>
+        <w:fldChar w:fldCharType="begin"/>
+      </w:r>
+      <w:r>
+        <w:rPr>
+          <w:color w:val="0B5394"/>
+          <w:lang w:val="en-US"/>
+        </w:rPr>
+        <w:instrText xml:space="preserve"> ADDIN EN.CITE &lt;EndNote&gt;&lt;Cite&gt;&lt;Author&gt;Smith&lt;/Author&gt;&lt;Year&gt;2025&lt;/Year&gt;&lt;RecNum&gt;1529&lt;/RecNum&gt;&lt;DisplayText&gt;(Smith et al. 2025)&lt;/DisplayText&gt;&lt;record&gt;&lt;rec-number&gt;1529&lt;/rec-number&gt;&lt;foreign-keys&gt;&lt;key app="EN" db-id="9tstv0xa32zvryewwazvzrxwse9ef0zfrtsx" timestamp="1776286495" guid="3ce4e763-2b8a-48c1-83df-90653ffe4678"&gt;1529&lt;/key&gt;&lt;/foreign-keys&gt;&lt;ref-type name="Journal Article"&gt;17&lt;/ref-type&gt;&lt;contributors&gt;&lt;authors&gt;&lt;author&gt;Smith, Rebecca M.&lt;/author&gt;&lt;author&gt;Shackelford, Nancy&lt;/author&gt;&lt;author&gt;Barnas, Andrew F.&lt;/author&gt;&lt;author&gt;Fisher, Jason T.&lt;/author&gt;&lt;/authors&gt;&lt;/contributors&gt;&lt;titles&gt;&lt;title&gt;Beyond habitat loss: How landscape configuration drives mammal distributions across petroleum extraction landscapes&lt;/title&gt;&lt;secondary-title&gt;Journal of Applied Ecology&lt;/secondary-title&gt;&lt;/titles&gt;&lt;periodical&gt;&lt;full-title&gt;Journal of Applied Ecology&lt;/full-title&gt;&lt;abbr-1&gt;J. Appl. Ecol.&lt;/abbr-1&gt;&lt;/periodical&gt;&lt;pages&gt;e70232&lt;/pages&gt;&lt;dates&gt;&lt;year&gt;2025&lt;/year&gt;&lt;/dates&gt;&lt;isbn&gt;0021-8901&lt;/isbn&gt;&lt;urls&gt;&lt;related-urls&gt;&lt;url&gt;https://besjournals.onlinelibrary.wiley.com/doi/abs/10.1111/1365-2664.70232&lt;/url&gt;&lt;/related-urls&gt;&lt;/urls&gt;&lt;electronic-resource-num&gt;https://doi.org/10.1111/1365-2664.70232&lt;/electronic-resource-num&gt;&lt;/record&gt;&lt;/Cite&gt;&lt;/EndNote&gt;</w:instrText>
+      </w:r>
+      <w:r>
+        <w:rPr>
+          <w:color w:val="0B5394"/>
+          <w:lang w:val="en-US"/>
+        </w:rPr>
+        <w:fldChar w:fldCharType="separate"/>
+      </w:r>
+      <w:r>
+        <w:rPr>
+          <w:noProof/>
+          <w:color w:val="0B5394"/>
+          <w:lang w:val="en-US"/>
+        </w:rPr>
+        <w:t>(Smith et al. 2025)</w:t>
+      </w:r>
+      <w:r>
+        <w:rPr>
+          <w:color w:val="0B5394"/>
+          <w:lang w:val="en-US"/>
+        </w:rPr>
+        <w:fldChar w:fldCharType="end"/>
+      </w:r>
+      <w:r>
+        <w:rPr>
+          <w:color w:val="0B5394"/>
+          <w:lang w:val="en-US"/>
+        </w:rPr>
+        <w:t xml:space="preserve"> has found that configuration influences occurrence of large mammal species. </w:t>
+      </w:r>
+      <w:r>
+        <w:rPr>
+          <w:color w:val="0B5394"/>
+          <w:lang w:val="en-US"/>
+        </w:rPr>
+        <w:t xml:space="preserve">Our goal is to situate our work as complementary to these findings, rather than extending the specific responses of red squirrels to other taxa, which we agree is not defensible. We have revised the discussion throughout to clarify the value of a red squirrel as a model species for exploring effects of landscape structure, but not as a proxy for </w:t>
+      </w:r>
+      <w:r>
+        <w:rPr>
+          <w:color w:val="0B5394"/>
+          <w:lang w:val="en-US"/>
+        </w:rPr>
+        <w:t xml:space="preserve">the responses of taxa with vastly different ecologies. </w:t>
+      </w:r>
+    </w:p>
+    <w:p>
+      <w:pPr>
+        <w:rPr>
+          <w:color w:val="0B5394"/>
+        </w:rPr>
+      </w:pPr>
+    </w:p>
+    <w:p>
+      <w:pPr>
+        <w:rPr>
+          <w:color w:val="222222"/>
+          <w:lang w:val="en-US"/>
+        </w:rPr>
+      </w:pPr>
+      <w:r>
+        <w:rPr>
+          <w:b/>
+          <w:bCs/>
+          <w:color w:val="222222"/>
+          <w:lang w:val="en-US"/>
+        </w:rPr>
+        <w:t xml:space="preserve">Discussion – </w:t>
+      </w:r>
+      <w:r>
+        <w:rPr>
+          <w:color w:val="222222"/>
+          <w:lang w:val="en-US"/>
+        </w:rPr>
+        <w:t xml:space="preserve">Likewise, does area of disturbance features really represent the creation of edge elements equally across disturbance types?  I think the latter could be tested by examining both your areal measure for a particular type versus the linear measure of edge environment created by that same disturbance type – which provides more explanatory power? </w:t>
+      </w:r>
+    </w:p>
+    <w:p>
+      <w:pPr>
+        <w:rPr>
+          <w:color w:val="0B5394"/>
+        </w:rPr>
+      </w:pPr>
+    </w:p>
+    <w:p>
+      <w:pPr>
+        <w:rPr>
+          <w:color w:val="0B5394"/>
+          <w:lang w:val="en-US"/>
+        </w:rPr>
+      </w:pPr>
+      <w:r>
+        <w:rPr>
+          <w:b/>
+          <w:bCs/>
+          <w:color w:val="0B5394"/>
+          <w:lang w:val="en-US"/>
+        </w:rPr>
+        <w:t>Response:</w:t>
+      </w:r>
+      <w:r>
+        <w:rPr>
+          <w:color w:val="0B5394"/>
+          <w:lang w:val="en-US"/>
+        </w:rPr>
+        <w:t xml:space="preserve"> We </w:t>
+      </w:r>
+      <w:r>
+        <w:rPr>
+          <w:color w:val="0B5394"/>
+          <w:lang w:val="en-US"/>
+        </w:rPr>
+        <w:t>agree that</w:t>
+      </w:r>
+      <w:r>
+        <w:rPr>
+          <w:color w:val="0B5394"/>
+          <w:lang w:val="en-US"/>
+        </w:rPr>
+        <w:t xml:space="preserve"> this is an interesting </w:t>
+      </w:r>
+      <w:r>
+        <w:rPr>
+          <w:color w:val="0B5394"/>
+          <w:lang w:val="en-US"/>
+        </w:rPr>
+        <w:t>question</w:t>
+      </w:r>
+      <w:r>
+        <w:rPr>
+          <w:color w:val="0B5394"/>
+          <w:lang w:val="en-US"/>
+        </w:rPr>
+        <w:t xml:space="preserve">. Our models </w:t>
+      </w:r>
+      <w:r>
+        <w:rPr>
+          <w:color w:val="0B5394"/>
+          <w:lang w:val="en-US"/>
+        </w:rPr>
+        <w:t>included both cumulative area and cumulative edge in our analyses</w:t>
+      </w:r>
+      <w:r>
+        <w:rPr>
+          <w:color w:val="0B5394"/>
+          <w:lang w:val="en-US"/>
+        </w:rPr>
+        <w:t xml:space="preserve"> as a means of</w:t>
+      </w:r>
+      <w:r>
+        <w:rPr>
+          <w:color w:val="0B5394"/>
+          <w:lang w:val="en-US"/>
+        </w:rPr>
+        <w:t xml:space="preserve"> explicitly testing this</w:t>
+      </w:r>
+      <w:r>
+        <w:rPr>
+          <w:color w:val="0B5394"/>
+          <w:lang w:val="en-US"/>
+        </w:rPr>
+        <w:t xml:space="preserve"> question, but for the combined effect of all industrial features</w:t>
+      </w:r>
+      <w:r>
+        <w:rPr>
+          <w:color w:val="0B5394"/>
+          <w:lang w:val="en-US"/>
+        </w:rPr>
+        <w:t>.</w:t>
+      </w:r>
+      <w:ins w:id="9" w:author="Jason Fisher" w:date="2026-06-26T14:49:00Z" w16du:dateUtc="2026-06-26T21:49:00Z">
         <w:r>
           <w:rPr>
             <w:color w:val="0B5394"/>
             <w:lang w:val="en-US"/>
           </w:rPr>
-          <w:t>th exploring in the future, but do not think our current data are sufficient to tackle the job.</w:t>
+          <w:t xml:space="preserve"> </w:t>
         </w:r>
-      </w:ins>
-      <w:del w:id="14" w:author="Jason Fisher" w:date="2026-06-26T14:47:00Z" w16du:dateUtc="2026-06-26T21:47:00Z">
+        <w:commentRangeStart w:id="10"/>
         <w:r>
           <w:rPr>
             <w:color w:val="0B5394"/>
             <w:lang w:val="en-US"/>
           </w:rPr>
-          <w:delText>W</w:delText>
-        </w:r>
-      </w:del>
-    </w:p>
-    <w:p>
-      <w:pPr>
-        <w:rPr>
-          <w:color w:val="0B5394"/>
-        </w:rPr>
-      </w:pPr>
-    </w:p>
-    <w:p>
-      <w:pPr>
-        <w:rPr>
-          <w:color w:val="222222"/>
-          <w:lang w:val="en-CA"/>
-        </w:rPr>
-      </w:pPr>
-      <w:r>
-        <w:rPr>
-          <w:b/>
-          <w:bCs/>
-          <w:color w:val="222222"/>
-          <w:lang w:val="en-US"/>
-        </w:rPr>
-        <w:t>Discussion –</w:t>
-      </w:r>
-      <w:r>
-        <w:rPr>
-          <w:b/>
-          <w:bCs/>
-          <w:color w:val="222222"/>
-          <w:lang w:val="en-CA"/>
-        </w:rPr>
-        <w:t> </w:t>
-      </w:r>
-      <w:r>
-        <w:rPr>
-          <w:color w:val="222222"/>
-          <w:lang w:val="en-CA"/>
-        </w:rPr>
-        <w:t>because of my concerns regarding the suitability of the analytical approach, I will limit my comments on the Discussion to general issues. It’s not clear to me that you can extrapolate from the responses of what is, in the context of the boreal forest, a habitat generalist to the broader boreal mammal community. There would need to be some justification argued in the Introduction that supports this contention – perhaps provide more detail on the arguments which are cited here from Barnas et al</w:t>
-      </w:r>
-      <w:r>
-        <w:rPr>
-          <w:color w:val="222222"/>
-          <w:lang w:val="en-CA"/>
-        </w:rPr>
-        <w:t>.</w:t>
-      </w:r>
-      <w:r>
-        <w:rPr>
-          <w:color w:val="222222"/>
-          <w:lang w:val="en-CA"/>
-        </w:rPr>
-        <w:t xml:space="preserve"> and Smith et al. </w:t>
-      </w:r>
-    </w:p>
-    <w:p>
-      <w:pPr>
-        <w:rPr>
-          <w:color w:val="0B5394"/>
-        </w:rPr>
-      </w:pPr>
-    </w:p>
-    <w:p>
-      <w:pPr>
-        <w:rPr>
-          <w:color w:val="0B5394"/>
-          <w:lang w:val="en-US"/>
-        </w:rPr>
-      </w:pPr>
-      <w:r>
-        <w:rPr>
-          <w:b/>
-          <w:bCs/>
-          <w:color w:val="0B5394"/>
-          <w:lang w:val="en-US"/>
-        </w:rPr>
-        <w:t xml:space="preserve">Response: </w:t>
-      </w:r>
-      <w:r>
-        <w:rPr>
-          <w:color w:val="0B5394"/>
-          <w:lang w:val="en-US"/>
-        </w:rPr>
-        <w:t xml:space="preserve">We do not wish to extrapolate the responses of red squirrels to landscape configuration, </w:t>
-      </w:r>
-      <w:r>
-        <w:rPr>
-          <w:color w:val="0B5394"/>
-          <w:lang w:val="en-US"/>
-        </w:rPr>
-        <w:t>but rather to</w:t>
-      </w:r>
-      <w:r>
-        <w:rPr>
-          <w:color w:val="0B5394"/>
-          <w:lang w:val="en-US"/>
-        </w:rPr>
-        <w:t xml:space="preserve"> highlight that the effects </w:t>
-      </w:r>
-      <w:r>
-        <w:rPr>
-          <w:color w:val="0B5394"/>
-          <w:lang w:val="en-US"/>
-        </w:rPr>
-        <w:t xml:space="preserve">of fragmentation </w:t>
-      </w:r>
-      <w:r>
-        <w:rPr>
-          <w:color w:val="0B5394"/>
-          <w:lang w:val="en-US"/>
-        </w:rPr>
-        <w:t xml:space="preserve">span the boreal mammal community. Previous work </w:t>
-      </w:r>
-      <w:r>
-        <w:rPr>
-          <w:color w:val="0B5394"/>
-          <w:lang w:val="en-US"/>
-        </w:rPr>
-        <w:fldChar w:fldCharType="begin"/>
-      </w:r>
-      <w:r>
-        <w:rPr>
-          <w:color w:val="0B5394"/>
-          <w:lang w:val="en-US"/>
-        </w:rPr>
-        <w:instrText xml:space="preserve"> ADDIN EN.CITE &lt;EndNote&gt;&lt;Cite&gt;&lt;Author&gt;Smith&lt;/Author&gt;&lt;Year&gt;2025&lt;/Year&gt;&lt;RecNum&gt;1529&lt;/RecNum&gt;&lt;DisplayText&gt;(Smith et al. 2025)&lt;/DisplayText&gt;&lt;record&gt;&lt;rec-number&gt;1529&lt;/rec-number&gt;&lt;foreign-keys&gt;&lt;key app="EN" db-id="9tstv0xa32zvryewwazvzrxwse9ef0zfrtsx" timestamp="1776286495" guid="3ce4e763-2b8a-48c1-83df-90653ffe4678"&gt;1529&lt;/key&gt;&lt;/foreign-keys&gt;&lt;ref-type name="Journal Article"&gt;17&lt;/ref-type&gt;&lt;contributors&gt;&lt;authors&gt;&lt;author&gt;Smith, Rebecca M.&lt;/author&gt;&lt;author&gt;Shackelford, Nancy&lt;/author&gt;&lt;author&gt;Barnas, Andrew F.&lt;/author&gt;&lt;author&gt;Fisher, Jason T.&lt;/author&gt;&lt;/authors&gt;&lt;/contributors&gt;&lt;titles&gt;&lt;title&gt;Beyond habitat loss: How landscape configuration drives mammal distributions across petroleum extraction landscapes&lt;/title&gt;&lt;secondary-title&gt;Journal of Applied Ecology&lt;/secondary-title&gt;&lt;/titles&gt;&lt;periodical&gt;&lt;full-title&gt;Journal of Applied Ecology&lt;/full-title&gt;&lt;abbr-1&gt;J. Appl. Ecol.&lt;/abbr-1&gt;&lt;/periodical&gt;&lt;pages&gt;e70232&lt;/pages&gt;&lt;dates&gt;&lt;year&gt;2025&lt;/year&gt;&lt;/dates&gt;&lt;isbn&gt;0021-8901&lt;/isbn&gt;&lt;urls&gt;&lt;related-urls&gt;&lt;url&gt;https://besjournals.onlinelibrary.wiley.com/doi/abs/10.1111/1365-2664.70232&lt;/url&gt;&lt;/related-urls&gt;&lt;/urls&gt;&lt;electronic-resource-num&gt;https://doi.org/10.1111/1365-2664.70232&lt;/electronic-resource-num&gt;&lt;/record&gt;&lt;/Cite&gt;&lt;/EndNote&gt;</w:instrText>
-      </w:r>
-      <w:r>
-        <w:rPr>
-          <w:color w:val="0B5394"/>
-          <w:lang w:val="en-US"/>
-        </w:rPr>
-        <w:fldChar w:fldCharType="separate"/>
-      </w:r>
-      <w:r>
-        <w:rPr>
-          <w:noProof/>
-          <w:color w:val="0B5394"/>
-          <w:lang w:val="en-US"/>
-        </w:rPr>
-        <w:t>(Smith et al. 2025)</w:t>
-      </w:r>
-      <w:r>
-        <w:rPr>
-          <w:color w:val="0B5394"/>
-          <w:lang w:val="en-US"/>
-        </w:rPr>
-        <w:fldChar w:fldCharType="end"/>
-      </w:r>
-      <w:del w:id="15" w:author="Aidan Brushett" w:date="2026-06-30T17:00:00Z" w16du:dateUtc="2026-07-01T00:00:00Z">
-        <w:r>
-          <w:rPr>
-            <w:color w:val="0B5394"/>
-            <w:lang w:val="en-US"/>
-          </w:rPr>
-          <w:delText>(Smith et al., 2025)</w:delText>
-        </w:r>
-      </w:del>
-      <w:r>
-        <w:rPr>
-          <w:color w:val="0B5394"/>
-          <w:lang w:val="en-US"/>
-        </w:rPr>
-        <w:t xml:space="preserve"> has found that configuration influences occurrence of large mammal species. </w:t>
-      </w:r>
-      <w:r>
-        <w:rPr>
-          <w:color w:val="0B5394"/>
-          <w:lang w:val="en-US"/>
-        </w:rPr>
-        <w:t xml:space="preserve">Our goal is to situate our work as complementary to these findings, rather than extending the specific responses of red squirrels to other taxa, which we agree is not defensible. We have revised the discussion throughout to clarify the value of a red squirrel as a model species for exploring effects of landscape structure, but not as a proxy for </w:t>
-      </w:r>
-      <w:r>
-        <w:rPr>
-          <w:color w:val="0B5394"/>
-          <w:lang w:val="en-US"/>
-        </w:rPr>
-        <w:t xml:space="preserve">the responses of taxa with vastly different ecologies. </w:t>
-      </w:r>
-    </w:p>
-    <w:p>
-      <w:pPr>
-        <w:rPr>
-          <w:color w:val="0B5394"/>
-        </w:rPr>
-      </w:pPr>
-    </w:p>
-    <w:p>
-      <w:pPr>
-        <w:rPr>
-          <w:color w:val="222222"/>
-          <w:lang w:val="en-US"/>
-        </w:rPr>
-      </w:pPr>
-      <w:r>
-        <w:rPr>
-          <w:b/>
-          <w:bCs/>
-          <w:color w:val="222222"/>
-          <w:lang w:val="en-US"/>
-        </w:rPr>
-        <w:t xml:space="preserve">Discussion – </w:t>
-      </w:r>
-      <w:r>
-        <w:rPr>
-          <w:color w:val="222222"/>
-          <w:lang w:val="en-US"/>
-        </w:rPr>
-        <w:t xml:space="preserve">Likewise, does area of disturbance features really represent the creation of edge elements equally across disturbance types?  I think the latter could be tested by examining both your areal measure for a particular type versus the linear measure of edge environment created by that same disturbance type – which provides more explanatory power? </w:t>
-      </w:r>
-    </w:p>
-    <w:p>
-      <w:pPr>
-        <w:rPr>
-          <w:color w:val="0B5394"/>
-        </w:rPr>
-      </w:pPr>
-    </w:p>
-    <w:p>
-      <w:pPr>
-        <w:rPr>
-          <w:color w:val="0B5394"/>
-          <w:lang w:val="en-US"/>
-        </w:rPr>
-      </w:pPr>
-      <w:r>
-        <w:rPr>
-          <w:b/>
-          <w:bCs/>
-          <w:color w:val="0B5394"/>
-          <w:lang w:val="en-US"/>
-        </w:rPr>
-        <w:t>Response:</w:t>
-      </w:r>
-      <w:r>
-        <w:rPr>
-          <w:color w:val="0B5394"/>
-          <w:lang w:val="en-US"/>
-        </w:rPr>
-        <w:t xml:space="preserve"> We </w:t>
-      </w:r>
-      <w:r>
-        <w:rPr>
-          <w:color w:val="0B5394"/>
-          <w:lang w:val="en-US"/>
-        </w:rPr>
-        <w:t>agree that</w:t>
-      </w:r>
-      <w:r>
-        <w:rPr>
-          <w:color w:val="0B5394"/>
-          <w:lang w:val="en-US"/>
-        </w:rPr>
-        <w:t xml:space="preserve"> this is an interesting </w:t>
-      </w:r>
-      <w:r>
-        <w:rPr>
-          <w:color w:val="0B5394"/>
-          <w:lang w:val="en-US"/>
-        </w:rPr>
-        <w:t>question</w:t>
-      </w:r>
-      <w:r>
-        <w:rPr>
-          <w:color w:val="0B5394"/>
-          <w:lang w:val="en-US"/>
-        </w:rPr>
-        <w:t xml:space="preserve">. Our models </w:t>
-      </w:r>
-      <w:r>
-        <w:rPr>
-          <w:color w:val="0B5394"/>
-          <w:lang w:val="en-US"/>
-        </w:rPr>
-        <w:t>included both cumulative area and cumulative edge in our analyses</w:t>
-      </w:r>
-      <w:r>
-        <w:rPr>
-          <w:color w:val="0B5394"/>
-          <w:lang w:val="en-US"/>
-        </w:rPr>
-        <w:t xml:space="preserve"> as a means of</w:t>
-      </w:r>
-      <w:r>
-        <w:rPr>
-          <w:color w:val="0B5394"/>
-          <w:lang w:val="en-US"/>
-        </w:rPr>
-        <w:t xml:space="preserve"> explicitly testing this</w:t>
-      </w:r>
-      <w:r>
-        <w:rPr>
-          <w:color w:val="0B5394"/>
-          <w:lang w:val="en-US"/>
-        </w:rPr>
-        <w:t xml:space="preserve"> question, but for the combined effect of all industrial features</w:t>
-      </w:r>
-      <w:r>
-        <w:rPr>
-          <w:color w:val="0B5394"/>
-          <w:lang w:val="en-US"/>
-        </w:rPr>
-        <w:t>.</w:t>
-      </w:r>
-      <w:ins w:id="16" w:author="Jason Fisher" w:date="2026-06-26T14:49:00Z" w16du:dateUtc="2026-06-26T21:49:00Z">
-        <w:r>
-          <w:rPr>
-            <w:color w:val="0B5394"/>
-            <w:lang w:val="en-US"/>
-          </w:rPr>
-          <w:t xml:space="preserve"> If what the reviewer is suggesting is that different anthropogenic features generate different kinds of edge, we agree this is an </w:t>
+          <w:t xml:space="preserve">If what the reviewer is suggesting is that different anthropogenic features generate different kinds of edge, we agree this is an </w:t>
         </w:r>
       </w:ins>
-      <w:ins w:id="17" w:author="Jason Fisher" w:date="2026-06-29T12:21:00Z" w16du:dateUtc="2026-06-29T19:21:00Z">
+      <w:ins w:id="11" w:author="Jason Fisher" w:date="2026-06-29T12:21:00Z" w16du:dateUtc="2026-06-29T19:21:00Z">
         <w:r>
           <w:rPr>
             <w:color w:val="0B5394"/>
@@ -4385,7 +4262,7 @@
           <w:t>interesting</w:t>
         </w:r>
       </w:ins>
-      <w:ins w:id="18" w:author="Jason Fisher" w:date="2026-06-26T14:49:00Z" w16du:dateUtc="2026-06-26T21:49:00Z">
+      <w:ins w:id="12" w:author="Jason Fisher" w:date="2026-06-26T14:49:00Z" w16du:dateUtc="2026-06-26T21:49:00Z">
         <w:r>
           <w:rPr>
             <w:color w:val="0B5394"/>
@@ -4394,7 +4271,7 @@
           <w:t xml:space="preserve"> contention. </w:t>
         </w:r>
       </w:ins>
-      <w:ins w:id="19" w:author="Jason Fisher" w:date="2026-06-26T14:50:00Z" w16du:dateUtc="2026-06-26T21:50:00Z">
+      <w:ins w:id="13" w:author="Jason Fisher" w:date="2026-06-26T14:50:00Z" w16du:dateUtc="2026-06-26T21:50:00Z">
         <w:r>
           <w:rPr>
             <w:color w:val="0B5394"/>
@@ -4403,7 +4280,7 @@
           <w:t xml:space="preserve">If this is </w:t>
         </w:r>
       </w:ins>
-      <w:ins w:id="20" w:author="Jason Fisher" w:date="2026-06-29T12:21:00Z" w16du:dateUtc="2026-06-29T19:21:00Z">
+      <w:ins w:id="14" w:author="Jason Fisher" w:date="2026-06-29T12:21:00Z" w16du:dateUtc="2026-06-29T19:21:00Z">
         <w:r>
           <w:rPr>
             <w:color w:val="0B5394"/>
@@ -4412,7 +4289,7 @@
           <w:t>true,</w:t>
         </w:r>
       </w:ins>
-      <w:ins w:id="21" w:author="Jason Fisher" w:date="2026-06-26T14:50:00Z" w16du:dateUtc="2026-06-26T21:50:00Z">
+      <w:ins w:id="15" w:author="Jason Fisher" w:date="2026-06-26T14:50:00Z" w16du:dateUtc="2026-06-26T21:50:00Z">
         <w:r>
           <w:rPr>
             <w:color w:val="0B5394"/>
@@ -4428,7 +4305,18 @@
         </w:rPr>
         <w:t xml:space="preserve"> </w:t>
       </w:r>
-      <w:del w:id="22" w:author="Jason Fisher" w:date="2026-06-26T14:50:00Z" w16du:dateUtc="2026-06-26T21:50:00Z">
+      <w:commentRangeEnd w:id="10"/>
+      <w:r>
+        <w:rPr>
+          <w:rStyle w:val="CommentReference"/>
+          <w:color w:val="0B5394"/>
+          <w:sz w:val="22"/>
+          <w:szCs w:val="22"/>
+          <w:lang w:val="en-US"/>
+        </w:rPr>
+        <w:commentReference w:id="10"/>
+      </w:r>
+      <w:del w:id="16" w:author="Jason Fisher" w:date="2026-06-26T14:50:00Z" w16du:dateUtc="2026-06-26T21:50:00Z">
         <w:r>
           <w:rPr>
             <w:color w:val="0B5394"/>
@@ -4437,7 +4325,7 @@
           <w:delText xml:space="preserve">Separating </w:delText>
         </w:r>
       </w:del>
-      <w:ins w:id="23" w:author="Jason Fisher" w:date="2026-06-26T14:50:00Z" w16du:dateUtc="2026-06-26T21:50:00Z">
+      <w:ins w:id="17" w:author="Jason Fisher" w:date="2026-06-26T14:50:00Z" w16du:dateUtc="2026-06-26T21:50:00Z">
         <w:r>
           <w:rPr>
             <w:color w:val="0B5394"/>
@@ -4516,994 +4404,997 @@
         </w:rPr>
         <w:t>consideration for future research</w:t>
       </w:r>
-      <w:del w:id="24" w:author="Jason Fisher" w:date="2026-06-26T14:50:00Z" w16du:dateUtc="2026-06-26T21:50:00Z">
+      <w:r>
+        <w:rPr>
+          <w:color w:val="0B5394"/>
+          <w:lang w:val="en-US"/>
+        </w:rPr>
+        <w:t xml:space="preserve"> and </w:t>
+      </w:r>
+      <w:commentRangeStart w:id="18"/>
+      <w:r>
+        <w:rPr>
+          <w:color w:val="0B5394"/>
+          <w:lang w:val="en-US"/>
+        </w:rPr>
+        <w:t>a direct extension of our findings that echoes your sentiment</w:t>
+      </w:r>
+      <w:r>
+        <w:rPr>
+          <w:color w:val="0B5394"/>
+          <w:lang w:val="en-US"/>
+        </w:rPr>
+        <w:t xml:space="preserve">. </w:t>
+      </w:r>
+      <w:commentRangeEnd w:id="18"/>
+      <w:r>
+        <w:rPr>
+          <w:rStyle w:val="CommentReference"/>
+          <w:color w:val="0B5394"/>
+          <w:sz w:val="22"/>
+          <w:szCs w:val="22"/>
+          <w:lang w:val="en-US"/>
+        </w:rPr>
+        <w:commentReference w:id="18"/>
+      </w:r>
+      <w:r>
+        <w:rPr>
+          <w:color w:val="0B5394"/>
+          <w:lang w:val="en-US"/>
+        </w:rPr>
+        <w:t xml:space="preserve">Our work isolated edge density as an important process compared to a range of other landscape metrics, and this raises more questions. </w:t>
+      </w:r>
+      <w:r>
+        <w:rPr>
+          <w:color w:val="0B5394"/>
+          <w:lang w:val="en-US"/>
+        </w:rPr>
+        <w:t>The revised discussion has taken your recommendation here into consideration and makes a call for future work</w:t>
+      </w:r>
+      <w:r>
+        <w:rPr>
+          <w:color w:val="0B5394"/>
+          <w:lang w:val="en-US"/>
+        </w:rPr>
+        <w:t xml:space="preserve"> on </w:t>
+      </w:r>
+      <w:r>
+        <w:rPr>
+          <w:b/>
+          <w:bCs/>
+          <w:color w:val="0B5394"/>
+          <w:lang w:val="en-US"/>
+        </w:rPr>
+        <w:t>lines 334–337</w:t>
+      </w:r>
+      <w:r>
+        <w:rPr>
+          <w:color w:val="0B5394"/>
+          <w:lang w:val="en-US"/>
+        </w:rPr>
+        <w:t xml:space="preserve">. </w:t>
+      </w:r>
+    </w:p>
+    <w:p>
+      <w:pPr>
+        <w:rPr>
+          <w:color w:val="0B5394"/>
+        </w:rPr>
+      </w:pPr>
+    </w:p>
+    <w:p>
+      <w:pPr>
+        <w:rPr>
+          <w:color w:val="0B5394"/>
+        </w:rPr>
+      </w:pPr>
+      <w:r>
+        <w:rPr>
+          <w:b/>
+          <w:bCs/>
+          <w:color w:val="222222"/>
+        </w:rPr>
+        <w:t xml:space="preserve">Discussion – </w:t>
+      </w:r>
+      <w:r>
+        <w:rPr>
+          <w:color w:val="222222"/>
+        </w:rPr>
+        <w:t>What was the masting history during this study? Squirrels at peak food availability may well behave differently than when resources are more limiting – this might make those more disturbed landscapes either more important (during crowding after peak cone years) or less so (when populations drop due to limited food availability and the retreat of individuals into only the most suitable habitat).</w:t>
+      </w:r>
+    </w:p>
+    <w:p>
+      <w:pPr>
+        <w:rPr>
+          <w:color w:val="0B5394"/>
+        </w:rPr>
+      </w:pPr>
+    </w:p>
+    <w:p>
+      <w:pPr>
+        <w:rPr>
+          <w:color w:val="1F497D" w:themeColor="text2"/>
+          <w:lang w:val="en-US"/>
+        </w:rPr>
+      </w:pPr>
+      <w:r>
+        <w:rPr>
+          <w:b/>
+          <w:bCs/>
+          <w:color w:val="1F497D" w:themeColor="text2"/>
+          <w:lang w:val="en-US"/>
+        </w:rPr>
+        <w:t>Response:</w:t>
+      </w:r>
+      <w:r>
+        <w:rPr>
+          <w:color w:val="1F497D" w:themeColor="text2"/>
+          <w:lang w:val="en-US"/>
+        </w:rPr>
+        <w:t xml:space="preserve"> We agree that this is an important consideration</w:t>
+      </w:r>
+      <w:r>
+        <w:rPr>
+          <w:color w:val="1F497D" w:themeColor="text2"/>
+          <w:lang w:val="en-US"/>
+        </w:rPr>
+        <w:t xml:space="preserve"> that should be investigated when temporal replication at sites is achieved</w:t>
+      </w:r>
+      <w:r>
+        <w:rPr>
+          <w:color w:val="1F497D" w:themeColor="text2"/>
+          <w:lang w:val="en-US"/>
+        </w:rPr>
+        <w:t xml:space="preserve">. </w:t>
+      </w:r>
+      <w:r>
+        <w:rPr>
+          <w:color w:val="1F497D" w:themeColor="text2"/>
+          <w:lang w:val="en-US"/>
+        </w:rPr>
+        <w:t>Regrettably, w</w:t>
+      </w:r>
+      <w:r>
+        <w:rPr>
+          <w:color w:val="1F497D" w:themeColor="text2"/>
+          <w:lang w:val="en-US"/>
+        </w:rPr>
+        <w:t xml:space="preserve">e do not have information on masting history </w:t>
+      </w:r>
+      <w:r>
+        <w:rPr>
+          <w:color w:val="1F497D" w:themeColor="text2"/>
+          <w:lang w:val="en-US"/>
+        </w:rPr>
+        <w:t>or cone crop at our camera sites.</w:t>
+      </w:r>
+      <w:r>
+        <w:rPr>
+          <w:color w:val="1F497D" w:themeColor="text2"/>
+          <w:lang w:val="en-US"/>
+        </w:rPr>
+        <w:t xml:space="preserve"> The most contempor</w:t>
+      </w:r>
+      <w:r>
+        <w:rPr>
+          <w:color w:val="1F497D" w:themeColor="text2"/>
+          <w:lang w:val="en-US"/>
+        </w:rPr>
+        <w:t xml:space="preserve">aneous </w:t>
+      </w:r>
+      <w:r>
+        <w:rPr>
+          <w:color w:val="1F497D" w:themeColor="text2"/>
+          <w:lang w:val="en-US"/>
+        </w:rPr>
+        <w:t xml:space="preserve">paper we could find is </w:t>
+      </w:r>
+      <w:r>
+        <w:rPr>
+          <w:color w:val="1F497D" w:themeColor="text2"/>
+          <w:lang w:val="en-US"/>
+        </w:rPr>
+        <w:fldChar w:fldCharType="begin"/>
+      </w:r>
+      <w:r>
+        <w:rPr>
+          <w:color w:val="1F497D" w:themeColor="text2"/>
+          <w:lang w:val="en-US"/>
+        </w:rPr>
+        <w:instrText xml:space="preserve"> ADDIN EN.CITE &lt;EndNote&gt;&lt;Cite AuthorYear="1"&gt;&lt;Author&gt;Garcia&lt;/Author&gt;&lt;Year&gt;2021&lt;/Year&gt;&lt;RecNum&gt;2270&lt;/RecNum&gt;&lt;DisplayText&gt;Garcia et al. (2021)&lt;/DisplayText&gt;&lt;record&gt;&lt;rec-number&gt;2270&lt;/rec-number&gt;&lt;foreign-keys&gt;&lt;key app="EN" db-id="zttw0f50sp2daeezft0vvrfdzpdzpw95p2rp" timestamp="1782510724"&gt;2270&lt;/key&gt;&lt;/foreign-keys&gt;&lt;ref-type name="Journal Article"&gt;17&lt;/ref-type&gt;&lt;contributors&gt;&lt;authors&gt;&lt;author&gt;Garcia, Matthew&lt;/author&gt;&lt;author&gt;Zuckerberg, Benjamin&lt;/author&gt;&lt;author&gt;LaMontagne, Jalene M.&lt;/author&gt;&lt;author&gt;Townsend, Philip A.&lt;/author&gt;&lt;/authors&gt;&lt;/contributors&gt;&lt;titles&gt;&lt;title&gt;Landsat-based detection of mast events in white spruce (Picea glauca) forests&lt;/title&gt;&lt;secondary-title&gt;Remote Sensing of Environment&lt;/secondary-title&gt;&lt;/titles&gt;&lt;periodical&gt;&lt;full-title&gt;Remote Sensing of Environment&lt;/full-title&gt;&lt;/periodical&gt;&lt;pages&gt;112278&lt;/pages&gt;&lt;volume&gt;254&lt;/volume&gt;&lt;keywords&gt;&lt;keyword&gt;Conifer reproduction&lt;/keyword&gt;&lt;keyword&gt;Kluane&lt;/keyword&gt;&lt;keyword&gt;Landsat&lt;/keyword&gt;&lt;keyword&gt;Mast seeding&lt;/keyword&gt;&lt;keyword&gt;Multispectral&lt;/keyword&gt;&lt;keyword&gt;Seed cone production&lt;/keyword&gt;&lt;keyword&gt;Vegetation indexes&lt;/keyword&gt;&lt;keyword&gt;White spruce ()&lt;/keyword&gt;&lt;/keywords&gt;&lt;dates&gt;&lt;year&gt;2021&lt;/year&gt;&lt;pub-dates&gt;&lt;date&gt;2021/03/01/&lt;/date&gt;&lt;/pub-dates&gt;&lt;/dates&gt;&lt;isbn&gt;0034-4257&lt;/isbn&gt;&lt;urls&gt;&lt;related-urls&gt;&lt;url&gt;https://www.sciencedirect.com/science/article/pii/S0034425720306519&lt;/url&gt;&lt;/related-urls&gt;&lt;/urls&gt;&lt;electronic-resource-num&gt;https://doi.org/10.1016/j.rse.2020.112278&lt;/electronic-resource-num&gt;&lt;/record&gt;&lt;/Cite&gt;&lt;/EndNote&gt;</w:instrText>
+      </w:r>
+      <w:r>
+        <w:rPr>
+          <w:color w:val="1F497D" w:themeColor="text2"/>
+          <w:lang w:val="en-US"/>
+        </w:rPr>
+        <w:fldChar w:fldCharType="separate"/>
+      </w:r>
+      <w:r>
+        <w:rPr>
+          <w:noProof/>
+          <w:color w:val="1F497D" w:themeColor="text2"/>
+          <w:lang w:val="en-US"/>
+        </w:rPr>
+        <w:t>Garcia et al. (2021)</w:t>
+      </w:r>
+      <w:r>
+        <w:rPr>
+          <w:color w:val="1F497D" w:themeColor="text2"/>
+          <w:lang w:val="en-US"/>
+        </w:rPr>
+        <w:fldChar w:fldCharType="end"/>
+      </w:r>
+      <w:r>
+        <w:rPr>
+          <w:color w:val="1F497D" w:themeColor="text2"/>
+          <w:lang w:val="en-US"/>
+        </w:rPr>
+        <w:t xml:space="preserve"> </w:t>
+      </w:r>
+      <w:r>
+        <w:rPr>
+          <w:color w:val="1F497D" w:themeColor="text2"/>
+          <w:lang w:val="en-US"/>
+        </w:rPr>
+        <w:t xml:space="preserve">which unfortunately does not cover our sampling period. </w:t>
+      </w:r>
+      <w:r>
+        <w:rPr>
+          <w:color w:val="1F497D" w:themeColor="text2"/>
+          <w:lang w:val="en-US"/>
+        </w:rPr>
+        <w:t>We have</w:t>
+      </w:r>
+      <w:r>
+        <w:rPr>
+          <w:color w:val="1F497D" w:themeColor="text2"/>
+          <w:lang w:val="en-US"/>
+        </w:rPr>
+        <w:t xml:space="preserve"> added a sentence to explain this caveat on </w:t>
+      </w:r>
+      <w:r>
+        <w:rPr>
+          <w:b/>
+          <w:bCs/>
+          <w:color w:val="1F497D" w:themeColor="text2"/>
+          <w:lang w:val="en-US"/>
+        </w:rPr>
+        <w:t>lines 3</w:t>
+      </w:r>
+      <w:r>
+        <w:rPr>
+          <w:b/>
+          <w:bCs/>
+          <w:color w:val="1F497D" w:themeColor="text2"/>
+          <w:lang w:val="en-US"/>
+        </w:rPr>
+        <w:t>44</w:t>
+      </w:r>
+      <w:r>
+        <w:rPr>
+          <w:b/>
+          <w:bCs/>
+          <w:color w:val="1F497D" w:themeColor="text2"/>
+          <w:lang w:val="en-US"/>
+        </w:rPr>
+        <w:t>–</w:t>
+      </w:r>
+      <w:commentRangeStart w:id="19"/>
+      <w:r>
+        <w:rPr>
+          <w:b/>
+          <w:bCs/>
+          <w:color w:val="1F497D" w:themeColor="text2"/>
+          <w:lang w:val="en-US"/>
+        </w:rPr>
+        <w:t>3</w:t>
+      </w:r>
+      <w:r>
+        <w:rPr>
+          <w:b/>
+          <w:bCs/>
+          <w:color w:val="1F497D" w:themeColor="text2"/>
+          <w:lang w:val="en-US"/>
+        </w:rPr>
+        <w:t>46</w:t>
+      </w:r>
+      <w:commentRangeEnd w:id="19"/>
+      <w:r>
+        <w:rPr>
+          <w:rStyle w:val="CommentReference"/>
+          <w:color w:val="1F497D" w:themeColor="text2"/>
+          <w:sz w:val="22"/>
+          <w:szCs w:val="22"/>
+          <w:lang w:val="en-US"/>
+        </w:rPr>
+        <w:commentReference w:id="19"/>
+      </w:r>
+      <w:r>
+        <w:rPr>
+          <w:color w:val="1F497D" w:themeColor="text2"/>
+          <w:lang w:val="en-US"/>
+        </w:rPr>
+        <w:t xml:space="preserve">. </w:t>
+      </w:r>
+    </w:p>
+    <w:p>
+      <w:pPr>
+        <w:ind w:left="720"/>
+        <w:rPr>
+          <w:color w:val="1F497D" w:themeColor="text2"/>
+          <w:lang w:val="en-US"/>
+        </w:rPr>
+      </w:pPr>
+      <w:r>
+        <w:rPr>
+          <w:color w:val="1F497D" w:themeColor="text2"/>
+          <w:lang w:val="en-US"/>
+        </w:rPr>
+        <w:t>“We accounted for this temporal variance with a nested random effect structure, but future work should strive for temporal replication to test whether the effects of industrial features, especially resource complementation, are consistent across resource pulses.”</w:t>
+      </w:r>
+    </w:p>
+    <w:p>
+      <w:pPr>
+        <w:rPr>
+          <w:color w:val="0B5394"/>
+        </w:rPr>
+      </w:pPr>
+    </w:p>
+    <w:p>
+      <w:pPr>
+        <w:rPr>
+          <w:color w:val="222222"/>
+        </w:rPr>
+      </w:pPr>
+      <w:r>
+        <w:rPr>
+          <w:b/>
+          <w:bCs/>
+          <w:color w:val="222222"/>
+        </w:rPr>
+        <w:t>Lit Cited –</w:t>
+      </w:r>
+      <w:r>
+        <w:rPr>
+          <w:color w:val="222222"/>
+        </w:rPr>
+        <w:t xml:space="preserve"> scientific names not italicized</w:t>
+      </w:r>
+    </w:p>
+    <w:p>
+      <w:pPr>
+        <w:rPr>
+          <w:color w:val="0B5394"/>
+        </w:rPr>
+      </w:pPr>
+    </w:p>
+    <w:p>
+      <w:pPr>
+        <w:rPr>
+          <w:color w:val="0B5394"/>
+        </w:rPr>
+      </w:pPr>
+      <w:r>
+        <w:rPr>
+          <w:b/>
+          <w:bCs/>
+          <w:color w:val="0B5394"/>
+        </w:rPr>
+        <w:t>Response:</w:t>
+      </w:r>
+      <w:r>
+        <w:rPr>
+          <w:color w:val="0B5394"/>
+        </w:rPr>
+        <w:t xml:space="preserve"> </w:t>
+      </w:r>
+      <w:r>
+        <w:rPr>
+          <w:color w:val="0B5394"/>
+        </w:rPr>
+        <w:t xml:space="preserve">Updated in manuscript. </w:t>
+      </w:r>
+    </w:p>
+    <w:p>
+      <w:pPr>
+        <w:rPr>
+          <w:color w:val="0B5394"/>
+        </w:rPr>
+      </w:pPr>
+    </w:p>
+    <w:p>
+      <w:pPr>
+        <w:rPr>
+          <w:color w:val="222222"/>
+          <w:lang w:val="en-US"/>
+        </w:rPr>
+      </w:pPr>
+      <w:r>
+        <w:rPr>
+          <w:b/>
+          <w:bCs/>
+          <w:color w:val="222222"/>
+          <w:lang w:val="en-US"/>
+        </w:rPr>
+        <w:lastRenderedPageBreak/>
+        <w:t xml:space="preserve">Table </w:t>
+      </w:r>
+      <w:r>
+        <w:rPr>
+          <w:b/>
+          <w:bCs/>
+          <w:color w:val="222222"/>
+          <w:lang w:val="en-US"/>
+        </w:rPr>
+        <w:t xml:space="preserve">1 </w:t>
+      </w:r>
+      <w:r>
+        <w:rPr>
+          <w:b/>
+          <w:bCs/>
+          <w:color w:val="222222"/>
+          <w:lang w:val="en-US"/>
+        </w:rPr>
+        <w:t>–</w:t>
+      </w:r>
+      <w:r>
+        <w:rPr>
+          <w:color w:val="222222"/>
+          <w:lang w:val="en-US"/>
+        </w:rPr>
+        <w:t xml:space="preserve"> it would be helpful to more explicitly link your hypothesis statement in the Introduction to the “configuration” and “composition” hypotheses as they are presented in this table.  In presenting your hypotheses in the text, it would be helpful to use terminology that more effectively distinguishes between natural habitat and that linked to anthropogenic disturbance when talking about composition – you do this in the table.</w:t>
+      </w:r>
+    </w:p>
+    <w:p>
+      <w:pPr>
+        <w:rPr>
+          <w:color w:val="0B5394"/>
+        </w:rPr>
+      </w:pPr>
+    </w:p>
+    <w:p>
+      <w:pPr>
+        <w:rPr>
+          <w:color w:val="0B5394"/>
+        </w:rPr>
+      </w:pPr>
+      <w:r>
+        <w:rPr>
+          <w:b/>
+          <w:bCs/>
+          <w:color w:val="0B5394"/>
+        </w:rPr>
+        <w:t>Response:</w:t>
+      </w:r>
+      <w:r>
+        <w:rPr>
+          <w:color w:val="0B5394"/>
+        </w:rPr>
+        <w:t xml:space="preserve"> We have changed the terminology on </w:t>
+      </w:r>
+      <w:r>
+        <w:rPr>
+          <w:b/>
+          <w:bCs/>
+          <w:color w:val="0B5394"/>
+        </w:rPr>
+        <w:t>line</w:t>
+      </w:r>
+      <w:r>
+        <w:rPr>
+          <w:b/>
+          <w:bCs/>
+          <w:color w:val="0B5394"/>
+        </w:rPr>
+        <w:t>s</w:t>
+      </w:r>
+      <w:r>
+        <w:rPr>
+          <w:b/>
+          <w:bCs/>
+          <w:color w:val="0B5394"/>
+        </w:rPr>
+        <w:t xml:space="preserve"> </w:t>
+      </w:r>
+      <w:r>
+        <w:rPr>
+          <w:b/>
+          <w:bCs/>
+          <w:color w:val="0B5394"/>
+        </w:rPr>
+        <w:t>101–106</w:t>
+      </w:r>
+      <w:r>
+        <w:rPr>
+          <w:color w:val="0B5394"/>
+        </w:rPr>
+        <w:t xml:space="preserve"> to align with the terms used in the table. </w:t>
+      </w:r>
+    </w:p>
+    <w:p>
+      <w:pPr>
+        <w:rPr>
+          <w:color w:val="222222"/>
+        </w:rPr>
+      </w:pPr>
+    </w:p>
+    <w:p>
+      <w:pPr>
+        <w:rPr>
+          <w:color w:val="222222"/>
+          <w:lang w:val="en-US"/>
+        </w:rPr>
+      </w:pPr>
+      <w:r>
+        <w:rPr>
+          <w:b/>
+          <w:bCs/>
+          <w:color w:val="222222"/>
+          <w:lang w:val="en-US"/>
+        </w:rPr>
+        <w:t>Figure 1 –</w:t>
+      </w:r>
+      <w:r>
+        <w:rPr>
+          <w:color w:val="222222"/>
+          <w:lang w:val="en-US"/>
+        </w:rPr>
+        <w:t xml:space="preserve"> are components e and f interchanged? Hard to see any conifers in e and don’t see any deciduous in f</w:t>
+      </w:r>
+    </w:p>
+    <w:p>
+      <w:pPr>
+        <w:rPr>
+          <w:color w:val="0B5394"/>
+        </w:rPr>
+      </w:pPr>
+    </w:p>
+    <w:p>
+      <w:pPr>
+        <w:rPr>
+          <w:color w:val="0B5394"/>
+          <w:lang w:val="en-US"/>
+        </w:rPr>
+      </w:pPr>
+      <w:r>
+        <w:rPr>
+          <w:b/>
+          <w:bCs/>
+          <w:color w:val="0B5394"/>
+          <w:lang w:val="en-US"/>
+        </w:rPr>
+        <w:t xml:space="preserve">Response: </w:t>
+      </w:r>
+      <w:r>
+        <w:rPr>
+          <w:color w:val="0B5394"/>
+          <w:lang w:val="en-US"/>
+        </w:rPr>
+        <w:t xml:space="preserve">Figure caption 1 has been </w:t>
+      </w:r>
+      <w:r>
+        <w:rPr>
+          <w:color w:val="0B5394"/>
+          <w:lang w:val="en-US"/>
+        </w:rPr>
+        <w:t>corrected</w:t>
+      </w:r>
+      <w:r>
+        <w:rPr>
+          <w:color w:val="0B5394"/>
+          <w:lang w:val="en-US"/>
+        </w:rPr>
+        <w:t xml:space="preserve">. </w:t>
+      </w:r>
+    </w:p>
+    <w:p/>
+    <w:p>
+      <w:pPr>
+        <w:rPr>
+          <w:b/>
+          <w:bCs/>
+          <w:color w:val="222222"/>
+        </w:rPr>
+      </w:pPr>
+      <w:r>
+        <w:br w:type="page"/>
+      </w:r>
+    </w:p>
+    <w:p>
+      <w:pPr>
+        <w:rPr>
+          <w:b/>
+          <w:bCs/>
+          <w:color w:val="222222"/>
+          <w:u w:val="single"/>
+        </w:rPr>
+      </w:pPr>
+      <w:r>
+        <w:rPr>
+          <w:b/>
+          <w:bCs/>
+          <w:color w:val="222222"/>
+          <w:u w:val="single"/>
+        </w:rPr>
+        <w:lastRenderedPageBreak/>
+        <w:t>REVIEWER 2 REPORT FOR THE AUTHORS</w:t>
+      </w:r>
+    </w:p>
+    <w:p>
+      <w:pPr>
+        <w:rPr>
+          <w:b/>
+          <w:bCs/>
+          <w:color w:val="222222"/>
+        </w:rPr>
+      </w:pPr>
+      <w:r>
+        <w:rPr>
+          <w:b/>
+          <w:bCs/>
+          <w:color w:val="222222"/>
+        </w:rPr>
+        <w:t>General comments</w:t>
+      </w:r>
+    </w:p>
+    <w:p>
+      <w:pPr>
+        <w:rPr>
+          <w:color w:val="222222"/>
+          <w:lang w:val="en-US"/>
+        </w:rPr>
+      </w:pPr>
+      <w:r>
+        <w:rPr>
+          <w:color w:val="222222"/>
+          <w:lang w:val="en-US"/>
+        </w:rPr>
+        <w:t>The authors present a study examining how habitat composition and configuration affect red squirrel detection rates at cameras traps. The manuscript is well written, concise, and the potential implications related to anthropogenic impacts within the Boreal Plains is appropriate for the journal audience. I greatly appreciate that the authors tried to place their work in context of ongoing discussion regarding the relative influence of habitat composition vs. configuration, which has substantive management implications. However, I have some serious concerns regarding the data design, analysis and interpretation that may influence the conclusions of the work. My main criticisms are below:</w:t>
+      </w:r>
+    </w:p>
+    <w:p>
+      <w:pPr>
+        <w:rPr>
+          <w:color w:val="222222"/>
+        </w:rPr>
+      </w:pPr>
+    </w:p>
+    <w:p>
+      <w:pPr>
+        <w:rPr>
+          <w:color w:val="222222"/>
+          <w:lang w:val="en-US"/>
+        </w:rPr>
+      </w:pPr>
+      <w:r>
+        <w:rPr>
+          <w:b/>
+          <w:bCs/>
+          <w:color w:val="222222"/>
+          <w:lang w:val="en-US"/>
+        </w:rPr>
+        <w:t xml:space="preserve">1) </w:t>
+      </w:r>
+      <w:r>
+        <w:rPr>
+          <w:color w:val="222222"/>
+          <w:lang w:val="en-US"/>
+        </w:rPr>
+        <w:t>The authors use one camera site as the unit of analysis, making claims regarding how landscape metrics calculated up to 3-4 km buffers around that one camera site influence red squirrels. I have a hard time believing that data from one single camera viewshed can accurately estimate/represent the influence of metrics calculated within 4km buffers (50km2</w:t>
+      </w:r>
+      <w:bookmarkStart w:id="20" w:name="_Int_2oX3lrWh"/>
+      <w:r>
+        <w:rPr>
+          <w:color w:val="222222"/>
+          <w:lang w:val="en-US"/>
+        </w:rPr>
+        <w:t xml:space="preserve"> land</w:t>
+      </w:r>
+      <w:bookmarkEnd w:id="20"/>
+      <w:r>
+        <w:rPr>
+          <w:color w:val="222222"/>
+          <w:lang w:val="en-US"/>
+        </w:rPr>
+        <w:t>scapes!) on a target species. This seems unreasonable. Do the authors have data from other nearby cameras or cameras within the same buffer, and do they show similar red squirrel responses? I would like better justification for using one camera to represent small mammal response to landscape effects at that scale.</w:t>
+      </w:r>
+    </w:p>
+    <w:p>
+      <w:pPr>
+        <w:rPr>
+          <w:color w:val="0B5394"/>
+        </w:rPr>
+      </w:pPr>
+    </w:p>
+    <w:p>
+      <w:pPr>
+        <w:rPr>
+          <w:color w:val="0B5394"/>
+          <w:lang w:val="en-US"/>
+        </w:rPr>
+      </w:pPr>
+      <w:r>
+        <w:rPr>
+          <w:b/>
+          <w:bCs/>
+          <w:color w:val="0B5394"/>
+          <w:lang w:val="en-US"/>
+        </w:rPr>
+        <w:t xml:space="preserve">Response: </w:t>
+      </w:r>
+      <w:r>
+        <w:rPr>
+          <w:color w:val="0B5394"/>
+          <w:lang w:val="en-US"/>
+        </w:rPr>
+        <w:t xml:space="preserve">We understand this concern and have provided some </w:t>
+      </w:r>
+      <w:r>
+        <w:rPr>
+          <w:color w:val="0B5394"/>
+          <w:lang w:val="en-US"/>
+        </w:rPr>
+        <w:t>explanations</w:t>
+      </w:r>
+      <w:r>
+        <w:rPr>
+          <w:color w:val="0B5394"/>
+          <w:lang w:val="en-US"/>
+        </w:rPr>
+        <w:t xml:space="preserve"> under General Comment #2 below</w:t>
+      </w:r>
+      <w:r>
+        <w:rPr>
+          <w:color w:val="0B5394"/>
+          <w:lang w:val="en-US"/>
+        </w:rPr>
+        <w:t xml:space="preserve">. </w:t>
+      </w:r>
+      <w:r>
+        <w:rPr>
+          <w:color w:val="0B5394"/>
+          <w:lang w:val="en-US"/>
+        </w:rPr>
+        <w:t>We treated the b</w:t>
+      </w:r>
+      <w:r>
+        <w:rPr>
+          <w:color w:val="0B5394"/>
+          <w:lang w:val="en-US"/>
+        </w:rPr>
+        <w:t>uffers</w:t>
+      </w:r>
+      <w:r>
+        <w:rPr>
+          <w:color w:val="0B5394"/>
+          <w:lang w:val="en-US"/>
+        </w:rPr>
+        <w:t xml:space="preserve"> around the camera trap site as</w:t>
+      </w:r>
+      <w:r>
+        <w:rPr>
+          <w:color w:val="0B5394"/>
+          <w:lang w:val="en-US"/>
+        </w:rPr>
+        <w:t xml:space="preserve"> </w:t>
+      </w:r>
+      <w:r>
+        <w:rPr>
+          <w:color w:val="0B5394"/>
+          <w:lang w:val="en-US"/>
+        </w:rPr>
+        <w:t>representing</w:t>
+      </w:r>
+      <w:r>
+        <w:rPr>
+          <w:color w:val="0B5394"/>
+          <w:lang w:val="en-US"/>
+        </w:rPr>
+        <w:t xml:space="preserve"> an </w:t>
+      </w:r>
+      <w:r>
+        <w:rPr>
+          <w:color w:val="0B5394"/>
+          <w:lang w:val="en-US"/>
+        </w:rPr>
+        <w:t>“</w:t>
+      </w:r>
+      <w:r>
+        <w:rPr>
+          <w:color w:val="0B5394"/>
+          <w:lang w:val="en-US"/>
+        </w:rPr>
+        <w:t>ecological neighborhood</w:t>
+      </w:r>
+      <w:r>
+        <w:rPr>
+          <w:color w:val="0B5394"/>
+          <w:lang w:val="en-US"/>
+        </w:rPr>
+        <w:t xml:space="preserve">” </w:t>
+      </w:r>
+      <w:r>
+        <w:rPr>
+          <w:i/>
+          <w:iCs/>
+          <w:color w:val="0B5394"/>
+          <w:lang w:val="en-US"/>
+          <w:rPrChange w:id="21" w:author="Aidan Brushett" w:date="2026-06-30T21:22:00Z" w16du:dateUtc="2026-07-01T04:22:00Z">
+            <w:rPr>
+              <w:color w:val="0B5394"/>
+              <w:lang w:val="en-US"/>
+            </w:rPr>
+          </w:rPrChange>
+        </w:rPr>
+        <w:t>sensu</w:t>
+      </w:r>
+      <w:r>
+        <w:rPr>
+          <w:color w:val="0B5394"/>
+          <w:lang w:val="en-US"/>
+        </w:rPr>
+        <w:t xml:space="preserve"> </w:t>
+      </w:r>
+      <w:r>
+        <w:rPr>
+          <w:color w:val="0B5394"/>
+          <w:lang w:val="en-US"/>
+        </w:rPr>
+        <w:fldChar w:fldCharType="begin"/>
+      </w:r>
+      <w:r>
+        <w:rPr>
+          <w:color w:val="0B5394"/>
+          <w:lang w:val="en-US"/>
+        </w:rPr>
+        <w:instrText xml:space="preserve"> ADDIN EN.CITE &lt;EndNote&gt;&lt;Cite AuthorYear="1"&gt;&lt;Author&gt;Addicott&lt;/Author&gt;&lt;Year&gt;1987&lt;/Year&gt;&lt;RecNum&gt;583&lt;/RecNum&gt;&lt;DisplayText&gt;Addicott et al. (1987)&lt;/DisplayText&gt;&lt;record&gt;&lt;rec-number&gt;583&lt;/rec-number&gt;&lt;foreign-keys&gt;&lt;key app="EN" db-id="zttw0f50sp2daeezft0vvrfdzpdzpw95p2rp" timestamp="1594740670"&gt;583&lt;/key&gt;&lt;/foreign-keys&gt;&lt;ref-type name="Journal Article"&gt;17&lt;/ref-type&gt;&lt;contributors&gt;&lt;authors&gt;&lt;author&gt;Addicott, John F&lt;/author&gt;&lt;author&gt;Aho, John M&lt;/author&gt;&lt;author&gt;Antolin, Michael F&lt;/author&gt;&lt;author&gt;Padilla, Dianna K&lt;/author&gt;&lt;author&gt;Richardson, John S&lt;/author&gt;&lt;author&gt;Soluk, Daniel A&lt;/author&gt;&lt;/authors&gt;&lt;/contributors&gt;&lt;titles&gt;&lt;title&gt;Ecological neighborhoods: scaling environmental patterns&lt;/title&gt;&lt;secondary-title&gt;Oikos&lt;/secondary-title&gt;&lt;/titles&gt;&lt;periodical&gt;&lt;full-title&gt;Oikos&lt;/full-title&gt;&lt;/periodical&gt;&lt;pages&gt;340-346&lt;/pages&gt;&lt;dates&gt;&lt;year&gt;1987&lt;/year&gt;&lt;/dates&gt;&lt;isbn&gt;0030-1299&lt;/isbn&gt;&lt;urls&gt;&lt;/urls&gt;&lt;/record&gt;&lt;/Cite&gt;&lt;/EndNote&gt;</w:instrText>
+      </w:r>
+      <w:r>
+        <w:rPr>
+          <w:color w:val="0B5394"/>
+          <w:lang w:val="en-US"/>
+        </w:rPr>
+        <w:fldChar w:fldCharType="separate"/>
+      </w:r>
+      <w:r>
+        <w:rPr>
+          <w:noProof/>
+          <w:color w:val="0B5394"/>
+          <w:lang w:val="en-US"/>
+        </w:rPr>
+        <w:t>Addicott et al. (1987)</w:t>
+      </w:r>
+      <w:r>
+        <w:rPr>
+          <w:color w:val="0B5394"/>
+          <w:lang w:val="en-US"/>
+        </w:rPr>
+        <w:fldChar w:fldCharType="end"/>
+      </w:r>
+      <w:r>
+        <w:rPr>
+          <w:color w:val="0B5394"/>
+          <w:lang w:val="en-US"/>
+        </w:rPr>
+        <w:t xml:space="preserve"> in which the large</w:t>
+      </w:r>
+      <w:ins w:id="22" w:author="Emerald Arthurs" w:date="2026-07-01T10:29:00Z" w16du:dateUtc="2026-07-01T17:29:00Z">
         <w:r>
           <w:rPr>
             <w:color w:val="0B5394"/>
             <w:lang w:val="en-US"/>
           </w:rPr>
-          <w:delText xml:space="preserve"> and a direct extension of our findings that echoes your sentiment</w:delText>
-        </w:r>
-      </w:del>
-      <w:r>
-        <w:rPr>
-          <w:color w:val="0B5394"/>
-          <w:lang w:val="en-US"/>
-        </w:rPr>
-        <w:t xml:space="preserve">. </w:t>
-      </w:r>
-      <w:r>
-        <w:rPr>
-          <w:color w:val="0B5394"/>
-          <w:lang w:val="en-US"/>
-        </w:rPr>
-        <w:t xml:space="preserve">Our work isolated edge density as an important process compared to a range of other landscape metrics, and this raises more questions. </w:t>
-      </w:r>
-      <w:r>
-        <w:rPr>
-          <w:color w:val="0B5394"/>
-          <w:lang w:val="en-US"/>
-        </w:rPr>
-        <w:t>The revised discussion has taken your recommendation here into consideration and makes a call for future work</w:t>
-      </w:r>
-      <w:r>
-        <w:rPr>
-          <w:color w:val="0B5394"/>
-          <w:lang w:val="en-US"/>
-        </w:rPr>
-        <w:t xml:space="preserve"> on </w:t>
-      </w:r>
-      <w:r>
-        <w:rPr>
-          <w:b/>
-          <w:bCs/>
-          <w:color w:val="0B5394"/>
-          <w:lang w:val="en-US"/>
-        </w:rPr>
-        <w:t>lines 334–337</w:t>
-      </w:r>
-      <w:r>
-        <w:rPr>
-          <w:color w:val="0B5394"/>
-          <w:lang w:val="en-US"/>
-        </w:rPr>
-        <w:t xml:space="preserve">. </w:t>
-      </w:r>
-    </w:p>
-    <w:p>
-      <w:pPr>
-        <w:rPr>
-          <w:color w:val="0B5394"/>
-        </w:rPr>
-      </w:pPr>
-    </w:p>
-    <w:p>
-      <w:pPr>
-        <w:rPr>
-          <w:color w:val="0B5394"/>
-        </w:rPr>
-      </w:pPr>
-      <w:r>
-        <w:rPr>
-          <w:b/>
-          <w:bCs/>
-          <w:color w:val="222222"/>
-        </w:rPr>
-        <w:t xml:space="preserve">Discussion – </w:t>
-      </w:r>
-      <w:r>
-        <w:rPr>
-          <w:color w:val="222222"/>
-        </w:rPr>
-        <w:t>What was the masting history during this study? Squirrels at peak food availability may well behave differently than when resources are more limiting – this might make those more disturbed landscapes either more important (during crowding after peak cone years) or less so (when populations drop due to limited food availability and the retreat of individuals into only the most suitable habitat).</w:t>
-      </w:r>
-    </w:p>
-    <w:p>
-      <w:pPr>
-        <w:rPr>
-          <w:color w:val="0B5394"/>
-        </w:rPr>
-      </w:pPr>
-    </w:p>
-    <w:p>
-      <w:pPr>
-        <w:rPr>
-          <w:color w:val="1F497D" w:themeColor="text2"/>
-          <w:lang w:val="en-US"/>
-        </w:rPr>
-      </w:pPr>
-      <w:r>
-        <w:rPr>
-          <w:b/>
-          <w:bCs/>
-          <w:color w:val="1F497D" w:themeColor="text2"/>
-          <w:lang w:val="en-US"/>
-        </w:rPr>
-        <w:t>Response:</w:t>
-      </w:r>
-      <w:r>
-        <w:rPr>
-          <w:color w:val="1F497D" w:themeColor="text2"/>
-          <w:lang w:val="en-US"/>
-        </w:rPr>
-        <w:t xml:space="preserve"> We agree that this is an important consideration</w:t>
-      </w:r>
-      <w:r>
-        <w:rPr>
-          <w:color w:val="1F497D" w:themeColor="text2"/>
-          <w:lang w:val="en-US"/>
-        </w:rPr>
-        <w:t xml:space="preserve"> that should be investigated when temporal replication at sites is achieved</w:t>
-      </w:r>
-      <w:r>
-        <w:rPr>
-          <w:color w:val="1F497D" w:themeColor="text2"/>
-          <w:lang w:val="en-US"/>
-        </w:rPr>
-        <w:t xml:space="preserve">. </w:t>
-      </w:r>
-      <w:r>
-        <w:rPr>
-          <w:color w:val="1F497D" w:themeColor="text2"/>
-          <w:lang w:val="en-US"/>
-        </w:rPr>
-        <w:t>Regrettably, w</w:t>
-      </w:r>
-      <w:r>
-        <w:rPr>
-          <w:color w:val="1F497D" w:themeColor="text2"/>
-          <w:lang w:val="en-US"/>
-        </w:rPr>
-        <w:t xml:space="preserve">e do not have information on masting history </w:t>
-      </w:r>
-      <w:r>
-        <w:rPr>
-          <w:color w:val="1F497D" w:themeColor="text2"/>
-          <w:lang w:val="en-US"/>
-        </w:rPr>
-        <w:t>or cone crop at our camera sites.</w:t>
-      </w:r>
-      <w:ins w:id="25" w:author="Jason Fisher" w:date="2026-06-26T14:52:00Z" w16du:dateUtc="2026-06-26T21:52:00Z">
-        <w:r>
-          <w:rPr>
-            <w:color w:val="1F497D" w:themeColor="text2"/>
-            <w:lang w:val="en-US"/>
-          </w:rPr>
-          <w:t xml:space="preserve"> The most </w:t>
+          <w:t>r</w:t>
         </w:r>
       </w:ins>
-      <w:ins w:id="26" w:author="Jason Fisher" w:date="2026-06-26T14:53:00Z" w16du:dateUtc="2026-06-26T21:53:00Z">
-        <w:r>
-          <w:rPr>
-            <w:color w:val="1F497D" w:themeColor="text2"/>
-            <w:lang w:val="en-US"/>
-          </w:rPr>
-          <w:t>contempor</w:t>
-        </w:r>
-        <w:r>
-          <w:rPr>
-            <w:color w:val="1F497D" w:themeColor="text2"/>
-            <w:lang w:val="en-US"/>
-          </w:rPr>
-          <w:t xml:space="preserve">aneous </w:t>
-        </w:r>
-      </w:ins>
-      <w:ins w:id="27" w:author="Jason Fisher" w:date="2026-06-26T14:52:00Z" w16du:dateUtc="2026-06-26T21:52:00Z">
-        <w:r>
-          <w:rPr>
-            <w:color w:val="1F497D" w:themeColor="text2"/>
-            <w:lang w:val="en-US"/>
-          </w:rPr>
-          <w:t xml:space="preserve">paper we could find is </w:t>
-        </w:r>
-      </w:ins>
-      <w:r>
-        <w:rPr>
-          <w:color w:val="1F497D" w:themeColor="text2"/>
-          <w:lang w:val="en-US"/>
-        </w:rPr>
-        <w:fldChar w:fldCharType="begin"/>
-      </w:r>
-      <w:r>
-        <w:rPr>
-          <w:color w:val="1F497D" w:themeColor="text2"/>
-          <w:lang w:val="en-US"/>
-        </w:rPr>
-        <w:instrText xml:space="preserve"> ADDIN EN.CITE &lt;EndNote&gt;&lt;Cite AuthorYear="1"&gt;&lt;Author&gt;Garcia&lt;/Author&gt;&lt;Year&gt;2021&lt;/Year&gt;&lt;RecNum&gt;2270&lt;/RecNum&gt;&lt;DisplayText&gt;Garcia et al. (2021)&lt;/DisplayText&gt;&lt;record&gt;&lt;rec-number&gt;2270&lt;/rec-number&gt;&lt;foreign-keys&gt;&lt;key app="EN" db-id="zttw0f50sp2daeezft0vvrfdzpdzpw95p2rp" timestamp="1782510724"&gt;2270&lt;/key&gt;&lt;/foreign-keys&gt;&lt;ref-type name="Journal Article"&gt;17&lt;/ref-type&gt;&lt;contributors&gt;&lt;authors&gt;&lt;author&gt;Garcia, Matthew&lt;/author&gt;&lt;author&gt;Zuckerberg, Benjamin&lt;/author&gt;&lt;author&gt;LaMontagne, Jalene M.&lt;/author&gt;&lt;author&gt;Townsend, Philip A.&lt;/author&gt;&lt;/authors&gt;&lt;/contributors&gt;&lt;titles&gt;&lt;title&gt;Landsat-based detection of mast events in white spruce (Picea glauca) forests&lt;/title&gt;&lt;secondary-title&gt;Remote Sensing of Environment&lt;/secondary-title&gt;&lt;/titles&gt;&lt;periodical&gt;&lt;full-title&gt;Remote Sensing of Environment&lt;/full-title&gt;&lt;/periodical&gt;&lt;pages&gt;112278&lt;/pages&gt;&lt;volume&gt;254&lt;/volume&gt;&lt;keywords&gt;&lt;keyword&gt;Conifer reproduction&lt;/keyword&gt;&lt;keyword&gt;Kluane&lt;/keyword&gt;&lt;keyword&gt;Landsat&lt;/keyword&gt;&lt;keyword&gt;Mast seeding&lt;/keyword&gt;&lt;keyword&gt;Multispectral&lt;/keyword&gt;&lt;keyword&gt;Seed cone production&lt;/keyword&gt;&lt;keyword&gt;Vegetation indexes&lt;/keyword&gt;&lt;keyword&gt;White spruce ()&lt;/keyword&gt;&lt;/keywords&gt;&lt;dates&gt;&lt;year&gt;2021&lt;/year&gt;&lt;pub-dates&gt;&lt;date&gt;2021/03/01/&lt;/date&gt;&lt;/pub-dates&gt;&lt;/dates&gt;&lt;isbn&gt;0034-4257&lt;/isbn&gt;&lt;urls&gt;&lt;related-urls&gt;&lt;url&gt;https://www.sciencedirect.com/science/article/pii/S0034425720306519&lt;/url&gt;&lt;/related-urls&gt;&lt;/urls&gt;&lt;electronic-resource-num&gt;https://doi.org/10.1016/j.rse.2020.112278&lt;/electronic-resource-num&gt;&lt;/record&gt;&lt;/Cite&gt;&lt;/EndNote&gt;</w:instrText>
-      </w:r>
-      <w:r>
-        <w:rPr>
-          <w:color w:val="1F497D" w:themeColor="text2"/>
-          <w:lang w:val="en-US"/>
-        </w:rPr>
-        <w:fldChar w:fldCharType="separate"/>
-      </w:r>
-      <w:r>
-        <w:rPr>
-          <w:noProof/>
-          <w:color w:val="1F497D" w:themeColor="text2"/>
-          <w:lang w:val="en-US"/>
-        </w:rPr>
-        <w:t>Garcia et al. (2021)</w:t>
-      </w:r>
-      <w:r>
-        <w:rPr>
-          <w:color w:val="1F497D" w:themeColor="text2"/>
-          <w:lang w:val="en-US"/>
-        </w:rPr>
-        <w:fldChar w:fldCharType="end"/>
-      </w:r>
-      <w:r>
-        <w:rPr>
-          <w:color w:val="1F497D" w:themeColor="text2"/>
+      <w:r>
+        <w:rPr>
+          <w:color w:val="0B5394"/>
+          <w:lang w:val="en-US"/>
+        </w:rPr>
+        <w:t xml:space="preserve"> landscape produces several ecological processes that affect the probability and rate of</w:t>
+      </w:r>
+      <w:r>
+        <w:rPr>
+          <w:color w:val="0B5394"/>
+          <w:lang w:val="en-US"/>
+        </w:rPr>
+        <w:t xml:space="preserve"> squirrel space use at the</w:t>
+      </w:r>
+      <w:r>
+        <w:rPr>
+          <w:color w:val="0B5394"/>
+          <w:lang w:val="en-US"/>
+        </w:rPr>
+        <w:t xml:space="preserve"> given</w:t>
+      </w:r>
+      <w:r>
+        <w:rPr>
+          <w:color w:val="0B5394"/>
+          <w:lang w:val="en-US"/>
+        </w:rPr>
+        <w:t xml:space="preserve"> point</w:t>
+      </w:r>
+      <w:r>
+        <w:rPr>
+          <w:color w:val="0B5394"/>
+          <w:lang w:val="en-US"/>
+        </w:rPr>
+        <w:t>.</w:t>
+      </w:r>
+      <w:r>
+        <w:rPr>
+          <w:color w:val="0B5394"/>
           <w:lang w:val="en-US"/>
         </w:rPr>
         <w:t xml:space="preserve"> </w:t>
       </w:r>
-      <w:ins w:id="28" w:author="Jason Fisher" w:date="2026-06-26T14:53:00Z" w16du:dateUtc="2026-06-26T21:53:00Z">
-        <w:r>
-          <w:rPr>
-            <w:color w:val="1F497D" w:themeColor="text2"/>
-            <w:lang w:val="en-US"/>
-          </w:rPr>
-          <w:t xml:space="preserve">which unfortunately does not cover our sampling period. </w:t>
-        </w:r>
-      </w:ins>
-      <w:r>
-        <w:rPr>
-          <w:color w:val="1F497D" w:themeColor="text2"/>
-          <w:lang w:val="en-US"/>
-        </w:rPr>
-        <w:t>We have</w:t>
-      </w:r>
-      <w:r>
-        <w:rPr>
-          <w:color w:val="1F497D" w:themeColor="text2"/>
-          <w:lang w:val="en-US"/>
-        </w:rPr>
-        <w:t xml:space="preserve"> added a sentence to explain this caveat on </w:t>
-      </w:r>
-      <w:r>
-        <w:rPr>
-          <w:b/>
-          <w:bCs/>
-          <w:color w:val="1F497D" w:themeColor="text2"/>
-          <w:lang w:val="en-US"/>
-        </w:rPr>
-        <w:t>lines 3</w:t>
-      </w:r>
-      <w:r>
-        <w:rPr>
-          <w:b/>
-          <w:bCs/>
-          <w:color w:val="1F497D" w:themeColor="text2"/>
-          <w:lang w:val="en-US"/>
-        </w:rPr>
-        <w:t>44</w:t>
-      </w:r>
-      <w:r>
-        <w:rPr>
-          <w:b/>
-          <w:bCs/>
-          <w:color w:val="1F497D" w:themeColor="text2"/>
-          <w:lang w:val="en-US"/>
-        </w:rPr>
-        <w:t>–</w:t>
-      </w:r>
-      <w:commentRangeStart w:id="29"/>
-      <w:r>
-        <w:rPr>
-          <w:b/>
-          <w:bCs/>
-          <w:color w:val="1F497D" w:themeColor="text2"/>
-          <w:lang w:val="en-US"/>
-        </w:rPr>
-        <w:t>3</w:t>
-      </w:r>
-      <w:r>
-        <w:rPr>
-          <w:b/>
-          <w:bCs/>
-          <w:color w:val="1F497D" w:themeColor="text2"/>
-          <w:lang w:val="en-US"/>
-        </w:rPr>
-        <w:t>46</w:t>
-      </w:r>
-      <w:commentRangeEnd w:id="29"/>
-      <w:r>
-        <w:rPr>
-          <w:rStyle w:val="CommentReference"/>
-          <w:color w:val="1F497D" w:themeColor="text2"/>
-          <w:sz w:val="22"/>
-          <w:szCs w:val="22"/>
-          <w:lang w:val="en-US"/>
-        </w:rPr>
-        <w:commentReference w:id="29"/>
-      </w:r>
-      <w:r>
-        <w:rPr>
-          <w:color w:val="1F497D" w:themeColor="text2"/>
-          <w:lang w:val="en-US"/>
-        </w:rPr>
-        <w:t xml:space="preserve">. </w:t>
-      </w:r>
-    </w:p>
-    <w:p>
-      <w:pPr>
-        <w:ind w:left="720"/>
-        <w:rPr>
-          <w:color w:val="1F497D" w:themeColor="text2"/>
-          <w:lang w:val="en-US"/>
-        </w:rPr>
-      </w:pPr>
-      <w:r>
-        <w:rPr>
-          <w:color w:val="1F497D" w:themeColor="text2"/>
-          <w:lang w:val="en-US"/>
-        </w:rPr>
-        <w:t>“We accounted for this temporal variance with a nested random effect structure, but future work should strive for temporal replication to test whether the effects of industrial features, especially resource complementation, are consistent across resource pulses.”</w:t>
-      </w:r>
-    </w:p>
-    <w:p>
-      <w:pPr>
-        <w:rPr>
-          <w:color w:val="0B5394"/>
-        </w:rPr>
-      </w:pPr>
-    </w:p>
-    <w:p>
-      <w:pPr>
-        <w:rPr>
-          <w:color w:val="222222"/>
-        </w:rPr>
-      </w:pPr>
-      <w:r>
-        <w:rPr>
-          <w:b/>
-          <w:bCs/>
-          <w:color w:val="222222"/>
-        </w:rPr>
-        <w:t>Lit Cited –</w:t>
-      </w:r>
-      <w:r>
-        <w:rPr>
-          <w:color w:val="222222"/>
-        </w:rPr>
-        <w:t xml:space="preserve"> scientific names not italicized</w:t>
-      </w:r>
-    </w:p>
-    <w:p>
-      <w:pPr>
-        <w:rPr>
-          <w:color w:val="0B5394"/>
-        </w:rPr>
-      </w:pPr>
-    </w:p>
-    <w:p>
-      <w:pPr>
-        <w:rPr>
-          <w:color w:val="0B5394"/>
-        </w:rPr>
-      </w:pPr>
-      <w:r>
-        <w:rPr>
-          <w:b/>
-          <w:bCs/>
-          <w:color w:val="0B5394"/>
-        </w:rPr>
-        <w:t>Response:</w:t>
-      </w:r>
-      <w:r>
-        <w:rPr>
-          <w:color w:val="0B5394"/>
-        </w:rPr>
-        <w:t xml:space="preserve"> </w:t>
-      </w:r>
-      <w:r>
-        <w:rPr>
-          <w:color w:val="0B5394"/>
-        </w:rPr>
-        <w:t xml:space="preserve">Updated in manuscript. </w:t>
-      </w:r>
-    </w:p>
-    <w:p>
-      <w:pPr>
-        <w:rPr>
-          <w:color w:val="0B5394"/>
-        </w:rPr>
-      </w:pPr>
-    </w:p>
-    <w:p>
-      <w:pPr>
-        <w:rPr>
-          <w:color w:val="222222"/>
-          <w:lang w:val="en-US"/>
-        </w:rPr>
-      </w:pPr>
-      <w:r>
-        <w:rPr>
-          <w:b/>
-          <w:bCs/>
-          <w:color w:val="222222"/>
-          <w:lang w:val="en-US"/>
-        </w:rPr>
-        <w:t xml:space="preserve">Table </w:t>
-      </w:r>
-      <w:r>
-        <w:rPr>
-          <w:b/>
-          <w:bCs/>
-          <w:color w:val="222222"/>
-          <w:lang w:val="en-US"/>
-        </w:rPr>
-        <w:t xml:space="preserve">1 </w:t>
-      </w:r>
-      <w:r>
-        <w:rPr>
-          <w:b/>
-          <w:bCs/>
-          <w:color w:val="222222"/>
-          <w:lang w:val="en-US"/>
-        </w:rPr>
-        <w:t>–</w:t>
-      </w:r>
-      <w:r>
-        <w:rPr>
-          <w:color w:val="222222"/>
-          <w:lang w:val="en-US"/>
-        </w:rPr>
-        <w:t xml:space="preserve"> it would be helpful to more explicitly link your hypothesis statement in the Introduction to the “configuration” and “composition” hypotheses as they are presented in this table.  In presenting your hypotheses in the text, it would be helpful to use terminology that more effectively distinguishes between natural habitat and that linked to anthropogenic disturbance when talking about composition – you do this in the table.</w:t>
-      </w:r>
-    </w:p>
-    <w:p>
-      <w:pPr>
-        <w:rPr>
-          <w:color w:val="0B5394"/>
-        </w:rPr>
-      </w:pPr>
-    </w:p>
-    <w:p>
-      <w:pPr>
-        <w:rPr>
-          <w:color w:val="0B5394"/>
-        </w:rPr>
-      </w:pPr>
-      <w:r>
-        <w:rPr>
-          <w:b/>
-          <w:bCs/>
-          <w:color w:val="0B5394"/>
-        </w:rPr>
-        <w:t>Response:</w:t>
-      </w:r>
-      <w:r>
-        <w:rPr>
-          <w:color w:val="0B5394"/>
-        </w:rPr>
-        <w:t xml:space="preserve"> We have changed the terminology on </w:t>
-      </w:r>
-      <w:r>
-        <w:rPr>
-          <w:b/>
-          <w:bCs/>
-          <w:color w:val="0B5394"/>
-        </w:rPr>
-        <w:t>line</w:t>
-      </w:r>
-      <w:r>
-        <w:rPr>
-          <w:b/>
-          <w:bCs/>
-          <w:color w:val="0B5394"/>
-        </w:rPr>
-        <w:t>s</w:t>
-      </w:r>
-      <w:r>
-        <w:rPr>
-          <w:b/>
-          <w:bCs/>
-          <w:color w:val="0B5394"/>
-        </w:rPr>
-        <w:t xml:space="preserve"> </w:t>
-      </w:r>
-      <w:r>
-        <w:rPr>
-          <w:b/>
-          <w:bCs/>
-          <w:color w:val="0B5394"/>
-        </w:rPr>
-        <w:t>101–106</w:t>
-      </w:r>
-      <w:r>
-        <w:rPr>
-          <w:color w:val="0B5394"/>
-        </w:rPr>
-        <w:t xml:space="preserve"> to align with the terms used in the table. </w:t>
-      </w:r>
-    </w:p>
-    <w:p>
-      <w:pPr>
-        <w:rPr>
-          <w:color w:val="222222"/>
-        </w:rPr>
-      </w:pPr>
-    </w:p>
-    <w:p>
-      <w:pPr>
-        <w:rPr>
-          <w:color w:val="222222"/>
-          <w:lang w:val="en-US"/>
-        </w:rPr>
-      </w:pPr>
-      <w:r>
-        <w:rPr>
-          <w:b/>
-          <w:bCs/>
-          <w:color w:val="222222"/>
-          <w:lang w:val="en-US"/>
-        </w:rPr>
-        <w:t>Figure 1 –</w:t>
-      </w:r>
-      <w:r>
-        <w:rPr>
-          <w:color w:val="222222"/>
-          <w:lang w:val="en-US"/>
-        </w:rPr>
-        <w:t xml:space="preserve"> are components e and f interchanged? Hard to see any conifers in e and don’t see any deciduous in f</w:t>
-      </w:r>
-    </w:p>
-    <w:p>
-      <w:pPr>
-        <w:rPr>
-          <w:color w:val="0B5394"/>
-        </w:rPr>
-      </w:pPr>
-    </w:p>
-    <w:p>
-      <w:pPr>
-        <w:rPr>
-          <w:color w:val="0B5394"/>
-          <w:lang w:val="en-US"/>
-        </w:rPr>
-      </w:pPr>
-      <w:r>
-        <w:rPr>
-          <w:b/>
-          <w:bCs/>
-          <w:color w:val="0B5394"/>
-          <w:lang w:val="en-US"/>
-        </w:rPr>
-        <w:t xml:space="preserve">Response: </w:t>
-      </w:r>
-      <w:r>
-        <w:rPr>
-          <w:color w:val="0B5394"/>
-          <w:lang w:val="en-US"/>
-        </w:rPr>
-        <w:t xml:space="preserve">Figure caption 1 has been </w:t>
-      </w:r>
-      <w:r>
-        <w:rPr>
-          <w:color w:val="0B5394"/>
-          <w:lang w:val="en-US"/>
-        </w:rPr>
-        <w:t>corrected</w:t>
-      </w:r>
-      <w:r>
-        <w:rPr>
-          <w:color w:val="0B5394"/>
-          <w:lang w:val="en-US"/>
-        </w:rPr>
-        <w:t xml:space="preserve">. </w:t>
-      </w:r>
-    </w:p>
-    <w:p/>
-    <w:p>
-      <w:pPr>
-        <w:rPr>
-          <w:b/>
-          <w:bCs/>
-          <w:color w:val="222222"/>
-        </w:rPr>
-      </w:pPr>
-      <w:r>
-        <w:br w:type="page"/>
-      </w:r>
-    </w:p>
-    <w:p>
-      <w:pPr>
-        <w:rPr>
-          <w:b/>
-          <w:bCs/>
-          <w:color w:val="222222"/>
-          <w:u w:val="single"/>
-        </w:rPr>
-      </w:pPr>
-      <w:r>
-        <w:rPr>
-          <w:b/>
-          <w:bCs/>
-          <w:color w:val="222222"/>
-          <w:u w:val="single"/>
-        </w:rPr>
-        <w:lastRenderedPageBreak/>
-        <w:t>REVIEWER 2 REPORT FOR THE AUTHORS</w:t>
-      </w:r>
-    </w:p>
-    <w:p>
-      <w:pPr>
-        <w:rPr>
-          <w:b/>
-          <w:bCs/>
-          <w:color w:val="222222"/>
-        </w:rPr>
-      </w:pPr>
-      <w:r>
-        <w:rPr>
-          <w:b/>
-          <w:bCs/>
-          <w:color w:val="222222"/>
-        </w:rPr>
-        <w:t>General comments</w:t>
-      </w:r>
-    </w:p>
-    <w:p>
-      <w:pPr>
-        <w:rPr>
-          <w:color w:val="222222"/>
-          <w:lang w:val="en-US"/>
-        </w:rPr>
-      </w:pPr>
-      <w:r>
-        <w:rPr>
-          <w:color w:val="222222"/>
-          <w:lang w:val="en-US"/>
-        </w:rPr>
-        <w:t>The authors present a study examining how habitat composition and configuration affect red squirrel detection rates at cameras traps. The manuscript is well written, concise, and the potential implications related to anthropogenic impacts within the Boreal Plains is appropriate for the journal audience. I greatly appreciate that the authors tried to place their work in context of ongoing discussion regarding the relative influence of habitat composition vs. configuration, which has substantive management implications. However, I have some serious concerns regarding the data design, analysis and interpretation that may influence the conclusions of the work. My main criticisms are below:</w:t>
-      </w:r>
-    </w:p>
-    <w:p>
-      <w:pPr>
-        <w:rPr>
-          <w:color w:val="222222"/>
-        </w:rPr>
-      </w:pPr>
-    </w:p>
-    <w:p>
-      <w:pPr>
-        <w:rPr>
-          <w:color w:val="222222"/>
-          <w:lang w:val="en-US"/>
-        </w:rPr>
-      </w:pPr>
-      <w:r>
-        <w:rPr>
-          <w:b/>
-          <w:bCs/>
-          <w:color w:val="222222"/>
-          <w:lang w:val="en-US"/>
-        </w:rPr>
-        <w:t xml:space="preserve">1) </w:t>
-      </w:r>
-      <w:r>
-        <w:rPr>
-          <w:color w:val="222222"/>
-          <w:lang w:val="en-US"/>
-        </w:rPr>
-        <w:t>The authors use one camera site as the unit of analysis, making claims regarding how landscape metrics calculated up to 3-4 km buffers around that one camera site influence red squirrels. I have a hard time believing that data from one single camera viewshed can accurately estimate/represent the influence of metrics calculated within 4km buffers (50km2</w:t>
-      </w:r>
-      <w:bookmarkStart w:id="30" w:name="_Int_2oX3lrWh"/>
-      <w:r>
-        <w:rPr>
-          <w:color w:val="222222"/>
-          <w:lang w:val="en-US"/>
-        </w:rPr>
-        <w:t xml:space="preserve"> land</w:t>
-      </w:r>
-      <w:bookmarkEnd w:id="30"/>
-      <w:r>
-        <w:rPr>
-          <w:color w:val="222222"/>
-          <w:lang w:val="en-US"/>
-        </w:rPr>
-        <w:t>scapes!) on a target species. This seems unreasonable. Do the authors have data from other nearby cameras or cameras within the same buffer, and do they show similar red squirrel responses? I would like better justification for using one camera to represent small mammal response to landscape effects at that scale.</w:t>
-      </w:r>
-    </w:p>
-    <w:p>
-      <w:pPr>
-        <w:rPr>
-          <w:color w:val="0B5394"/>
-        </w:rPr>
-      </w:pPr>
-    </w:p>
-    <w:p>
-      <w:pPr>
-        <w:rPr>
-          <w:color w:val="0B5394"/>
-          <w:lang w:val="en-US"/>
-        </w:rPr>
-      </w:pPr>
-      <w:r>
-        <w:rPr>
-          <w:b/>
-          <w:bCs/>
-          <w:color w:val="0B5394"/>
-          <w:lang w:val="en-US"/>
-        </w:rPr>
-        <w:t xml:space="preserve">Response: </w:t>
-      </w:r>
-      <w:r>
-        <w:rPr>
-          <w:color w:val="0B5394"/>
-          <w:lang w:val="en-US"/>
-        </w:rPr>
-        <w:t xml:space="preserve">We understand this concern and have provided some </w:t>
-      </w:r>
-      <w:r>
-        <w:rPr>
-          <w:color w:val="0B5394"/>
-          <w:lang w:val="en-US"/>
-        </w:rPr>
-        <w:t>explanations</w:t>
-      </w:r>
-      <w:r>
-        <w:rPr>
-          <w:color w:val="0B5394"/>
-          <w:lang w:val="en-US"/>
-        </w:rPr>
-        <w:t xml:space="preserve"> under General Comment #2 below</w:t>
-      </w:r>
-      <w:r>
-        <w:rPr>
-          <w:color w:val="0B5394"/>
-          <w:lang w:val="en-US"/>
-        </w:rPr>
-        <w:t xml:space="preserve">. </w:t>
-      </w:r>
-      <w:r>
-        <w:rPr>
-          <w:color w:val="0B5394"/>
-          <w:lang w:val="en-US"/>
-        </w:rPr>
-        <w:t>We treated the b</w:t>
-      </w:r>
-      <w:r>
-        <w:rPr>
-          <w:color w:val="0B5394"/>
-          <w:lang w:val="en-US"/>
-        </w:rPr>
-        <w:t>uffers</w:t>
-      </w:r>
-      <w:r>
-        <w:rPr>
-          <w:color w:val="0B5394"/>
-          <w:lang w:val="en-US"/>
-        </w:rPr>
-        <w:t xml:space="preserve"> around the camera trap site as</w:t>
-      </w:r>
-      <w:r>
-        <w:rPr>
-          <w:color w:val="0B5394"/>
-          <w:lang w:val="en-US"/>
-        </w:rPr>
-        <w:t xml:space="preserve"> </w:t>
-      </w:r>
-      <w:r>
-        <w:rPr>
-          <w:color w:val="0B5394"/>
-          <w:lang w:val="en-US"/>
-        </w:rPr>
-        <w:t>representing</w:t>
-      </w:r>
-      <w:r>
-        <w:rPr>
-          <w:color w:val="0B5394"/>
-          <w:lang w:val="en-US"/>
-        </w:rPr>
-        <w:t xml:space="preserve"> an </w:t>
-      </w:r>
-      <w:ins w:id="31" w:author="Jason Fisher" w:date="2026-06-26T14:55:00Z" w16du:dateUtc="2026-06-26T21:55:00Z">
+      <w:r>
+        <w:rPr>
+          <w:color w:val="0B5394"/>
+          <w:lang w:val="en-US"/>
+        </w:rPr>
+        <w:t>Features</w:t>
+      </w:r>
+      <w:ins w:id="23" w:author="Emerald Arthurs" w:date="2026-07-01T10:29:00Z" w16du:dateUtc="2026-07-01T17:29:00Z">
         <w:r>
           <w:rPr>
             <w:color w:val="0B5394"/>
             <w:lang w:val="en-US"/>
           </w:rPr>
-          <w:t>“</w:t>
+          <w:t xml:space="preserve"> havin</w:t>
         </w:r>
       </w:ins>
-      <w:r>
-        <w:rPr>
-          <w:color w:val="0B5394"/>
-          <w:lang w:val="en-US"/>
-        </w:rPr>
-        <w:t>ecological neighborhood</w:t>
-      </w:r>
-      <w:ins w:id="32" w:author="Jason Fisher" w:date="2026-06-26T14:55:00Z" w16du:dateUtc="2026-06-26T21:55:00Z">
+      <w:ins w:id="24" w:author="Emerald Arthurs" w:date="2026-07-01T10:30:00Z" w16du:dateUtc="2026-07-01T17:30:00Z">
         <w:r>
           <w:rPr>
             <w:color w:val="0B5394"/>
             <w:lang w:val="en-US"/>
           </w:rPr>
-          <w:t xml:space="preserve">” </w:t>
+          <w:t>g an impact</w:t>
         </w:r>
-        <w:del w:id="33" w:author="Aidan Brushett" w:date="2026-06-30T21:22:00Z" w16du:dateUtc="2026-07-01T04:22:00Z">
-          <w:r>
-            <w:rPr>
-              <w:color w:val="0B5394"/>
-              <w:lang w:val="en-US"/>
-            </w:rPr>
-            <w:delText>(</w:delText>
-          </w:r>
-        </w:del>
+      </w:ins>
+      <w:r>
+        <w:rPr>
+          <w:color w:val="0B5394"/>
+          <w:lang w:val="en-US"/>
+        </w:rPr>
+        <w:t xml:space="preserve"> at scales larger than animal home ranges (or grain of perception) are expected</w:t>
+      </w:r>
+      <w:del w:id="25" w:author="Emerald Arthurs" w:date="2026-07-01T10:31:00Z" w16du:dateUtc="2026-07-01T17:31:00Z">
         <w:r>
           <w:rPr>
-            <w:i/>
-            <w:iCs/>
             <w:color w:val="0B5394"/>
             <w:lang w:val="en-US"/>
-            <w:rPrChange w:id="34" w:author="Aidan Brushett" w:date="2026-06-30T21:22:00Z" w16du:dateUtc="2026-07-01T04:22:00Z">
-              <w:rPr>
-                <w:color w:val="0B5394"/>
-                <w:lang w:val="en-US"/>
-              </w:rPr>
-            </w:rPrChange>
           </w:rPr>
-          <w:t>se</w:t>
+          <w:delText>,</w:delText>
         </w:r>
-      </w:ins>
-      <w:ins w:id="35" w:author="Jason Fisher" w:date="2026-06-26T14:56:00Z" w16du:dateUtc="2026-06-26T21:56:00Z">
+      </w:del>
+      <w:r>
+        <w:rPr>
+          <w:color w:val="0B5394"/>
+          <w:lang w:val="en-US"/>
+        </w:rPr>
+        <w:t xml:space="preserve"> and have often been observed</w:t>
+      </w:r>
+      <w:del w:id="26" w:author="Emerald Arthurs" w:date="2026-07-01T10:30:00Z" w16du:dateUtc="2026-07-01T17:30:00Z">
         <w:r>
           <w:rPr>
-            <w:i/>
-            <w:iCs/>
             <w:color w:val="0B5394"/>
             <w:lang w:val="en-US"/>
-            <w:rPrChange w:id="36" w:author="Aidan Brushett" w:date="2026-06-30T21:22:00Z" w16du:dateUtc="2026-07-01T04:22:00Z">
-              <w:rPr>
-                <w:color w:val="0B5394"/>
-                <w:lang w:val="en-US"/>
-              </w:rPr>
-            </w:rPrChange>
           </w:rPr>
-          <w:t>nsu</w:t>
+          <w:delText>,</w:delText>
         </w:r>
         <w:r>
           <w:rPr>
             <w:color w:val="0B5394"/>
             <w:lang w:val="en-US"/>
           </w:rPr>
-          <w:t xml:space="preserve"> </w:t>
-        </w:r>
-      </w:ins>
-      <w:r>
-        <w:rPr>
-          <w:color w:val="0B5394"/>
-          <w:lang w:val="en-US"/>
-        </w:rPr>
-        <w:fldChar w:fldCharType="begin"/>
-      </w:r>
-      <w:r>
-        <w:rPr>
-          <w:color w:val="0B5394"/>
-          <w:lang w:val="en-US"/>
-        </w:rPr>
-        <w:instrText xml:space="preserve"> ADDIN EN.CITE &lt;EndNote&gt;&lt;Cite AuthorYear="1"&gt;&lt;Author&gt;Addicott&lt;/Author&gt;&lt;Year&gt;1987&lt;/Year&gt;&lt;RecNum&gt;583&lt;/RecNum&gt;&lt;DisplayText&gt;Addicott et al. (1987)&lt;/DisplayText&gt;&lt;record&gt;&lt;rec-number&gt;583&lt;/rec-number&gt;&lt;foreign-keys&gt;&lt;key app="EN" db-id="zttw0f50sp2daeezft0vvrfdzpdzpw95p2rp" timestamp="1594740670"&gt;583&lt;/key&gt;&lt;/foreign-keys&gt;&lt;ref-type name="Journal Article"&gt;17&lt;/ref-type&gt;&lt;contributors&gt;&lt;authors&gt;&lt;author&gt;Addicott, John F&lt;/author&gt;&lt;author&gt;Aho, John M&lt;/author&gt;&lt;author&gt;Antolin, Michael F&lt;/author&gt;&lt;author&gt;Padilla, Dianna K&lt;/author&gt;&lt;author&gt;Richardson, John S&lt;/author&gt;&lt;author&gt;Soluk, Daniel A&lt;/author&gt;&lt;/authors&gt;&lt;/contributors&gt;&lt;titles&gt;&lt;title&gt;Ecological neighborhoods: scaling environmental patterns&lt;/title&gt;&lt;secondary-title&gt;Oikos&lt;/secondary-title&gt;&lt;/titles&gt;&lt;periodical&gt;&lt;full-title&gt;Oikos&lt;/full-title&gt;&lt;/periodical&gt;&lt;pages&gt;340-346&lt;/pages&gt;&lt;dates&gt;&lt;year&gt;1987&lt;/year&gt;&lt;/dates&gt;&lt;isbn&gt;0030-1299&lt;/isbn&gt;&lt;urls&gt;&lt;/urls&gt;&lt;/record&gt;&lt;/Cite&gt;&lt;/EndNote&gt;</w:instrText>
-      </w:r>
-      <w:r>
-        <w:rPr>
-          <w:color w:val="0B5394"/>
-          <w:lang w:val="en-US"/>
-        </w:rPr>
-        <w:fldChar w:fldCharType="separate"/>
-      </w:r>
-      <w:r>
-        <w:rPr>
-          <w:noProof/>
-          <w:color w:val="0B5394"/>
-          <w:lang w:val="en-US"/>
-        </w:rPr>
-        <w:t>Addicott et al. (1987)</w:t>
-      </w:r>
-      <w:r>
-        <w:rPr>
-          <w:color w:val="0B5394"/>
-          <w:lang w:val="en-US"/>
-        </w:rPr>
-        <w:fldChar w:fldCharType="end"/>
-      </w:r>
-      <w:ins w:id="37" w:author="Jason Fisher" w:date="2026-06-26T14:56:00Z" w16du:dateUtc="2026-06-26T21:56:00Z">
-        <w:r>
-          <w:rPr>
-            <w:color w:val="0B5394"/>
-            <w:lang w:val="en-US"/>
-          </w:rPr>
-          <w:t xml:space="preserve"> in which the large landscape produces several ecological processes that affect the probability </w:t>
-        </w:r>
-      </w:ins>
-      <w:ins w:id="38" w:author="Jason Fisher" w:date="2026-06-26T14:57:00Z" w16du:dateUtc="2026-06-26T21:57:00Z">
-        <w:r>
-          <w:rPr>
-            <w:color w:val="0B5394"/>
-            <w:lang w:val="en-US"/>
-          </w:rPr>
-          <w:t>and rate of</w:t>
-        </w:r>
-      </w:ins>
-      <w:del w:id="39" w:author="Jason Fisher" w:date="2026-06-26T14:57:00Z" w16du:dateUtc="2026-06-26T21:57:00Z">
-        <w:r>
-          <w:rPr>
-            <w:color w:val="0B5394"/>
-            <w:lang w:val="en-US"/>
-          </w:rPr>
-          <w:delText xml:space="preserve"> within which industrial features are</w:delText>
-        </w:r>
-        <w:r>
-          <w:rPr>
-            <w:color w:val="0B5394"/>
-            <w:lang w:val="en-US"/>
-          </w:rPr>
-          <w:delText xml:space="preserve"> expected to influence</w:delText>
+          <w:delText xml:space="preserve"> to impact their space use</w:delText>
         </w:r>
       </w:del>
-      <w:r>
-        <w:rPr>
-          <w:color w:val="0B5394"/>
-          <w:lang w:val="en-US"/>
-        </w:rPr>
-        <w:t xml:space="preserve"> squirrel space use at the</w:t>
-      </w:r>
-      <w:r>
-        <w:rPr>
-          <w:color w:val="0B5394"/>
-          <w:lang w:val="en-US"/>
-        </w:rPr>
-        <w:t xml:space="preserve"> given</w:t>
-      </w:r>
-      <w:r>
-        <w:rPr>
-          <w:color w:val="0B5394"/>
-          <w:lang w:val="en-US"/>
-        </w:rPr>
-        <w:t xml:space="preserve"> point</w:t>
-      </w:r>
-      <w:r>
-        <w:rPr>
-          <w:color w:val="0B5394"/>
-          <w:lang w:val="en-US"/>
-        </w:rPr>
-        <w:t>.</w:t>
-      </w:r>
-      <w:r>
-        <w:rPr>
-          <w:color w:val="0B5394"/>
-          <w:lang w:val="en-US"/>
-        </w:rPr>
-        <w:t xml:space="preserve"> </w:t>
-      </w:r>
-      <w:r>
-        <w:rPr>
-          <w:color w:val="0B5394"/>
-          <w:lang w:val="en-US"/>
-        </w:rPr>
-        <w:t>Features at scales larger than animal home ranges (or grain of perception) are expected</w:t>
-      </w:r>
-      <w:ins w:id="40" w:author="Jason Fisher" w:date="2026-06-26T14:57:00Z" w16du:dateUtc="2026-06-26T21:57:00Z">
-        <w:r>
-          <w:rPr>
-            <w:color w:val="0B5394"/>
-            <w:lang w:val="en-US"/>
-          </w:rPr>
-          <w:t>, and have often been observed,</w:t>
-        </w:r>
-      </w:ins>
-      <w:r>
-        <w:rPr>
-          <w:color w:val="0B5394"/>
-          <w:lang w:val="en-US"/>
-        </w:rPr>
-        <w:t xml:space="preserve"> to impact their space use</w:t>
-      </w:r>
-      <w:ins w:id="41" w:author="Jason Fisher" w:date="2026-06-26T14:57:00Z" w16du:dateUtc="2026-06-26T21:57:00Z">
+      <w:ins w:id="27" w:author="Jason Fisher" w:date="2026-06-26T14:57:00Z" w16du:dateUtc="2026-06-26T21:57:00Z">
         <w:r>
           <w:rPr>
             <w:color w:val="0B5394"/>
@@ -5807,15 +5698,13 @@
         </w:rPr>
         <w:fldChar w:fldCharType="end"/>
       </w:r>
-      <w:ins w:id="42" w:author="Jason Fisher" w:date="2026-06-26T14:59:00Z" w16du:dateUtc="2026-06-26T21:59:00Z">
-        <w:r>
-          <w:rPr>
-            <w:color w:val="0B5394"/>
-            <w:lang w:val="en-US"/>
-          </w:rPr>
-          <w:t>.</w:t>
-        </w:r>
-      </w:ins>
+      <w:r>
+        <w:rPr>
+          <w:color w:val="0B5394"/>
+          <w:lang w:val="en-US"/>
+        </w:rPr>
+        <w:t>.</w:t>
+      </w:r>
       <w:r>
         <w:rPr>
           <w:color w:val="0B5394"/>
@@ -5823,33 +5712,13 @@
         </w:rPr>
         <w:t xml:space="preserve"> </w:t>
       </w:r>
-      <w:ins w:id="43" w:author="Jason Fisher" w:date="2026-06-26T15:00:00Z" w16du:dateUtc="2026-06-26T22:00:00Z">
-        <w:r>
-          <w:rPr>
-            <w:color w:val="0B5394"/>
-            <w:lang w:val="en-US"/>
-          </w:rPr>
-          <w:t>Note especially that w</w:t>
-        </w:r>
-      </w:ins>
-      <w:del w:id="44" w:author="Jason Fisher" w:date="2026-06-26T14:59:00Z" w16du:dateUtc="2026-06-26T21:59:00Z">
-        <w:r>
-          <w:rPr>
-            <w:color w:val="0B5394"/>
-            <w:lang w:val="en-US"/>
-          </w:rPr>
-          <w:delText xml:space="preserve">(Jackson &amp; Fahrig, 2012; Holland et al., 2004). </w:delText>
-        </w:r>
-      </w:del>
-      <w:del w:id="45" w:author="Jason Fisher" w:date="2026-06-26T15:00:00Z" w16du:dateUtc="2026-06-26T22:00:00Z">
-        <w:r>
-          <w:rPr>
-            <w:color w:val="0B5394"/>
-            <w:lang w:val="en-US"/>
-          </w:rPr>
-          <w:delText>W</w:delText>
-        </w:r>
-      </w:del>
+      <w:r>
+        <w:rPr>
+          <w:color w:val="0B5394"/>
+          <w:lang w:val="en-US"/>
+        </w:rPr>
+        <w:t>Note especially that w</w:t>
+      </w:r>
       <w:r>
         <w:rPr>
           <w:color w:val="0B5394"/>
@@ -5899,38 +5768,13 @@
         </w:rPr>
         <w:t xml:space="preserve"> to investigate the influence of features surrounding </w:t>
       </w:r>
-      <w:del w:id="46" w:author="Jason Fisher" w:date="2026-06-26T15:01:00Z" w16du:dateUtc="2026-06-26T22:01:00Z">
-        <w:r>
-          <w:rPr>
-            <w:color w:val="0B5394"/>
-            <w:lang w:val="en-US"/>
-          </w:rPr>
-          <w:delText>the</w:delText>
-        </w:r>
-        <w:r>
-          <w:rPr>
-            <w:color w:val="0B5394"/>
-            <w:lang w:val="en-US"/>
-          </w:rPr>
-          <w:delText xml:space="preserve"> site on space us</w:delText>
-        </w:r>
-        <w:r>
-          <w:rPr>
-            <w:color w:val="0B5394"/>
-            <w:lang w:val="en-US"/>
-          </w:rPr>
-          <w:delText>e</w:delText>
-        </w:r>
-      </w:del>
-      <w:ins w:id="47" w:author="Jason Fisher" w:date="2026-06-26T15:01:00Z" w16du:dateUtc="2026-06-26T22:01:00Z">
-        <w:r>
-          <w:rPr>
-            <w:color w:val="0B5394"/>
-            <w:lang w:val="en-US"/>
-          </w:rPr>
-          <w:t>the specific point in space sampled by the camera trap</w:t>
-        </w:r>
-      </w:ins>
+      <w:r>
+        <w:rPr>
+          <w:color w:val="0B5394"/>
+          <w:lang w:val="en-US"/>
+        </w:rPr>
+        <w:t>the specific point in space sampled by the camera trap</w:t>
+      </w:r>
       <w:r>
         <w:rPr>
           <w:color w:val="0B5394"/>
@@ -5945,7 +5789,7 @@
         </w:rPr>
         <w:t>We additionally note that if there was no relationship between local space-use and features at these scales, we would not expect to see non-zero effect sizes in our models, especially with a sample size of nearly 5000 camera</w:t>
       </w:r>
-      <w:ins w:id="48" w:author="Aidan Brushett" w:date="2026-06-30T17:04:00Z" w16du:dateUtc="2026-07-01T00:04:00Z">
+      <w:ins w:id="28" w:author="Aidan Brushett" w:date="2026-06-30T17:04:00Z" w16du:dateUtc="2026-07-01T00:04:00Z">
         <w:r>
           <w:rPr>
             <w:color w:val="0B5394"/>
@@ -5954,7 +5798,7 @@
           <w:t>-</w:t>
         </w:r>
       </w:ins>
-      <w:del w:id="49" w:author="Aidan Brushett" w:date="2026-06-30T17:04:00Z" w16du:dateUtc="2026-07-01T00:04:00Z">
+      <w:del w:id="29" w:author="Aidan Brushett" w:date="2026-06-30T17:04:00Z" w16du:dateUtc="2026-07-01T00:04:00Z">
         <w:r>
           <w:rPr>
             <w:color w:val="0B5394"/>
@@ -6000,8 +5844,8 @@
         </w:rPr>
         <w:t xml:space="preserve"> qualifying our interpretation of the response </w:t>
       </w:r>
-      <w:commentRangeStart w:id="50"/>
-      <w:commentRangeStart w:id="51"/>
+      <w:commentRangeStart w:id="30"/>
+      <w:commentRangeStart w:id="31"/>
       <w:r>
         <w:rPr>
           <w:color w:val="0B5394"/>
@@ -6009,7 +5853,7 @@
         </w:rPr>
         <w:t>variable</w:t>
       </w:r>
-      <w:commentRangeEnd w:id="50"/>
+      <w:commentRangeEnd w:id="30"/>
       <w:r>
         <w:rPr>
           <w:rStyle w:val="CommentReference"/>
@@ -6018,9 +5862,9 @@
           <w:szCs w:val="22"/>
           <w:lang w:val="en-US"/>
         </w:rPr>
-        <w:commentReference w:id="50"/>
-      </w:r>
-      <w:commentRangeEnd w:id="51"/>
+        <w:commentReference w:id="30"/>
+      </w:r>
+      <w:commentRangeEnd w:id="31"/>
       <w:r>
         <w:rPr>
           <w:rStyle w:val="CommentReference"/>
@@ -6029,7 +5873,7 @@
           <w:szCs w:val="22"/>
           <w:lang w:val="en-US"/>
         </w:rPr>
-        <w:commentReference w:id="51"/>
+        <w:commentReference w:id="31"/>
       </w:r>
       <w:r>
         <w:rPr>
@@ -6042,65 +5886,11 @@
     <w:p>
       <w:pPr>
         <w:rPr>
-          <w:color w:val="0B5394"/>
-          <w:lang w:val="en-US"/>
-        </w:rPr>
-      </w:pPr>
-    </w:p>
-    <w:p>
-      <w:pPr>
-        <w:ind w:left="720"/>
-        <w:rPr>
-          <w:del w:id="52" w:author="Jason Fisher" w:date="2026-06-26T14:59:00Z" w16du:dateUtc="2026-06-26T21:59:00Z"/>
-          <w:color w:val="0B5394"/>
-          <w:lang w:val="en-CA"/>
-        </w:rPr>
-      </w:pPr>
-      <w:del w:id="53" w:author="Jason Fisher" w:date="2026-06-26T14:59:00Z" w16du:dateUtc="2026-06-26T21:59:00Z">
-        <w:r>
-          <w:rPr>
-            <w:color w:val="0B5394"/>
-            <w:lang w:val="en-CA"/>
-          </w:rPr>
-          <w:delText>Jackson, H.B. and Fahrig, L. (2015), Is research conducted at optimal scales?. Global Ecology and Biogeography, 24: 52-63. 10.1111/geb.12233 </w:delText>
-        </w:r>
-      </w:del>
-    </w:p>
-    <w:p>
-      <w:pPr>
-        <w:ind w:left="720"/>
-        <w:rPr>
-          <w:del w:id="54" w:author="Jason Fisher" w:date="2026-06-26T14:59:00Z" w16du:dateUtc="2026-06-26T21:59:00Z"/>
-          <w:color w:val="0B5394"/>
-          <w:lang w:val="en-CA"/>
-        </w:rPr>
-      </w:pPr>
-      <w:del w:id="55" w:author="Jason Fisher" w:date="2026-06-26T14:59:00Z" w16du:dateUtc="2026-06-26T21:59:00Z">
-        <w:r>
-          <w:rPr>
-            <w:color w:val="0B5394"/>
-            <w:lang w:val="en-CA"/>
-          </w:rPr>
-          <w:br/>
-          <w:delText xml:space="preserve">Holland, J.D., Bert, D.G., &amp; Fahrig, L. (2004). Determining the Spatial Scale of Species' Response to Habitat, </w:delText>
-        </w:r>
-        <w:r>
-          <w:rPr>
-            <w:i/>
-            <w:iCs/>
-            <w:color w:val="0B5394"/>
-            <w:lang w:val="en-CA"/>
-          </w:rPr>
-          <w:delText>BioScience</w:delText>
-        </w:r>
-        <w:r>
-          <w:rPr>
-            <w:color w:val="0B5394"/>
-            <w:lang w:val="en-CA"/>
-          </w:rPr>
-          <w:delText>, 54(3), 227–233, 10.1641/0006-3568(2004)054[0227:DTSSOS]2.0.CO;2</w:delText>
-        </w:r>
-      </w:del>
+          <w:del w:id="32" w:author="Emerald Arthurs" w:date="2026-07-01T10:31:00Z" w16du:dateUtc="2026-07-01T17:31:00Z"/>
+          <w:color w:val="0B5394"/>
+          <w:lang w:val="en-US"/>
+        </w:rPr>
+      </w:pPr>
     </w:p>
     <w:p>
       <w:pPr>
@@ -6125,21 +5915,27 @@
           <w:color w:val="222222"/>
           <w:lang w:val="en-US"/>
         </w:rPr>
+        <w:t xml:space="preserve">2) </w:t>
+      </w:r>
+      <w:r>
+        <w:rPr>
+          <w:color w:val="222222"/>
+          <w:lang w:val="en-US"/>
+        </w:rPr>
+        <w:t xml:space="preserve">Instead, I wonder why the authors don’t combine cameras into larger landscapes, and do some averaging across multiple cameras within a given landscape. I will note that one of the key criticisms that has emerged from the substantial debate regarding the relative importance of habitat composition vs. configuration is that the unit of replication in such an evaluation should be entire landscapes, not individual sites or patches (the authors here use a site-landscape approach, where the site is the unit of analysis but metrics are calculated in the landscape around the site).  This would be more novel and directly address a key design flaw in many </w:t>
+      </w:r>
+      <w:r>
+        <w:rPr>
+          <w:color w:val="222222"/>
+          <w:lang w:val="en-US"/>
+        </w:rPr>
         <w:lastRenderedPageBreak/>
-        <w:t xml:space="preserve">2) </w:t>
-      </w:r>
-      <w:r>
-        <w:rPr>
-          <w:color w:val="222222"/>
-          <w:lang w:val="en-US"/>
-        </w:rPr>
-        <w:t>Instead, I wonder why the authors don’t combine cameras into larger landscapes, and do some averaging across multiple cameras within a given landscape. I will note that one of the key criticisms that has emerged from the substantial debate regarding the relative importance of habitat composition vs. configuration is that the unit of replication in such an evaluation should be entire landscapes, not individual sites or patches (the authors here use a site-landscape approach, where the site is the unit of analysis but metrics are calculated in the landscape around the site).  This would be more novel and directly address a key design flaw in many studies examining the composition vs. configuration debate. Or, since that sample size is low, they could conceivably create more landscapes by dividing their pre-existing landscapes into smaller units that contain multiple cameras. I think this would be more relevant to the current debate and some ameliorate my concerns in #1 above. I could also see an analysis at the camera scale as the authors do here, complemented by and analysis at the larger scale.</w:t>
-      </w:r>
-    </w:p>
-    <w:p>
-      <w:pPr>
-        <w:rPr>
-          <w:ins w:id="56" w:author="Jason Fisher" w:date="2026-06-26T15:03:00Z" w16du:dateUtc="2026-06-26T22:03:00Z"/>
+        <w:t>studies examining the composition vs. configuration debate. Or, since that sample size is low, they could conceivably create more landscapes by dividing their pre-existing landscapes into smaller units that contain multiple cameras. I think this would be more relevant to the current debate and some ameliorate my concerns in #1 above. I could also see an analysis at the camera scale as the authors do here, complemented by and analysis at the larger scale.</w:t>
+      </w:r>
+    </w:p>
+    <w:p>
+      <w:pPr>
+        <w:rPr>
           <w:color w:val="0B5394"/>
         </w:rPr>
       </w:pPr>
@@ -6149,135 +5945,43 @@
         <w:rPr>
           <w:strike/>
           <w:color w:val="0B5394"/>
-          <w:rPrChange w:id="57" w:author="Jason Fisher" w:date="2026-06-26T15:07:00Z" w16du:dateUtc="2026-06-26T22:07:00Z">
+          <w:rPrChange w:id="33" w:author="Jason Fisher" w:date="2026-06-26T15:07:00Z" w16du:dateUtc="2026-06-26T22:07:00Z">
             <w:rPr>
               <w:color w:val="0B5394"/>
             </w:rPr>
           </w:rPrChange>
         </w:rPr>
       </w:pPr>
-      <w:ins w:id="58" w:author="Jason Fisher" w:date="2026-06-26T15:03:00Z" w16du:dateUtc="2026-06-26T22:03:00Z">
-        <w:r>
-          <w:rPr>
-            <w:color w:val="0B5394"/>
-          </w:rPr>
-          <w:t>I believe what we are seeing here is a disconnect between what we did and what the reviewer thinks we were trying to do. You are suggesting we quantify variance in patch-use across multip</w:t>
-        </w:r>
-      </w:ins>
-      <w:ins w:id="59" w:author="Jason Fisher" w:date="2026-06-26T15:04:00Z" w16du:dateUtc="2026-06-26T22:04:00Z">
-        <w:r>
-          <w:rPr>
-            <w:color w:val="0B5394"/>
-          </w:rPr>
-          <w:t>l</w:t>
-        </w:r>
-      </w:ins>
-      <w:ins w:id="60" w:author="Jason Fisher" w:date="2026-06-26T15:03:00Z" w16du:dateUtc="2026-06-26T22:03:00Z">
-        <w:r>
-          <w:rPr>
-            <w:color w:val="0B5394"/>
-          </w:rPr>
-          <w:t>e patches typ</w:t>
-        </w:r>
-      </w:ins>
-      <w:ins w:id="61" w:author="Jason Fisher" w:date="2026-06-26T15:04:00Z" w16du:dateUtc="2026-06-26T22:04:00Z">
-        <w:r>
-          <w:rPr>
-            <w:color w:val="0B5394"/>
-          </w:rPr>
-          <w:t>e</w:t>
-        </w:r>
-      </w:ins>
-      <w:ins w:id="62" w:author="Jason Fisher" w:date="2026-06-26T15:03:00Z" w16du:dateUtc="2026-06-26T22:03:00Z">
-        <w:r>
-          <w:rPr>
-            <w:color w:val="0B5394"/>
-          </w:rPr>
-          <w:t>s within a landscape by cluster samp</w:t>
-        </w:r>
-      </w:ins>
-      <w:ins w:id="63" w:author="Jason Fisher" w:date="2026-06-26T15:04:00Z" w16du:dateUtc="2026-06-26T22:04:00Z">
-        <w:r>
-          <w:rPr>
-            <w:color w:val="0B5394"/>
-          </w:rPr>
-          <w:t>l</w:t>
-        </w:r>
-      </w:ins>
-      <w:ins w:id="64" w:author="Jason Fisher" w:date="2026-06-26T15:03:00Z" w16du:dateUtc="2026-06-26T22:03:00Z">
-        <w:r>
-          <w:rPr>
-            <w:color w:val="0B5394"/>
-          </w:rPr>
-          <w:t xml:space="preserve">ing. </w:t>
-        </w:r>
-      </w:ins>
-      <w:ins w:id="65" w:author="Jason Fisher" w:date="2026-06-26T15:04:00Z" w16du:dateUtc="2026-06-26T22:04:00Z">
-        <w:r>
-          <w:rPr>
-            <w:color w:val="0B5394"/>
-          </w:rPr>
-          <w:t xml:space="preserve">This would be very useful if our objective was to understand variation in space-use across different patch types within an “ecological neighbourhood”. That is a </w:t>
-        </w:r>
-      </w:ins>
-      <w:ins w:id="66" w:author="Jason Fisher" w:date="2026-06-26T15:05:00Z" w16du:dateUtc="2026-06-26T22:05:00Z">
-        <w:r>
-          <w:rPr>
-            <w:color w:val="0B5394"/>
-          </w:rPr>
-          <w:t>separate</w:t>
-        </w:r>
-      </w:ins>
-      <w:ins w:id="67" w:author="Jason Fisher" w:date="2026-06-26T15:04:00Z" w16du:dateUtc="2026-06-26T22:04:00Z">
-        <w:r>
-          <w:rPr>
-            <w:color w:val="0B5394"/>
-          </w:rPr>
-          <w:t xml:space="preserve"> unto itself</w:t>
-        </w:r>
-      </w:ins>
-      <w:ins w:id="68" w:author="Jason Fisher" w:date="2026-06-26T15:05:00Z" w16du:dateUtc="2026-06-26T22:05:00Z">
-        <w:r>
-          <w:rPr>
-            <w:color w:val="0B5394"/>
-          </w:rPr>
-          <w:t xml:space="preserve"> – more analogous to</w:t>
-        </w:r>
-      </w:ins>
-      <w:ins w:id="69" w:author="Jason Fisher" w:date="2026-06-26T15:10:00Z" w16du:dateUtc="2026-06-26T22:10:00Z">
-        <w:r>
-          <w:rPr>
-            <w:color w:val="0B5394"/>
-          </w:rPr>
-          <w:t xml:space="preserve"> 3</w:t>
-        </w:r>
-        <w:r>
-          <w:rPr>
-            <w:color w:val="0B5394"/>
-            <w:vertAlign w:val="superscript"/>
-            <w:rPrChange w:id="70" w:author="Jason Fisher" w:date="2026-06-26T15:10:00Z" w16du:dateUtc="2026-06-26T22:10:00Z">
-              <w:rPr>
-                <w:color w:val="0B5394"/>
-              </w:rPr>
-            </w:rPrChange>
-          </w:rPr>
-          <w:t>rd</w:t>
-        </w:r>
-        <w:r>
-          <w:rPr>
-            <w:color w:val="0B5394"/>
-          </w:rPr>
-          <w:t xml:space="preserve">-order </w:t>
-        </w:r>
-      </w:ins>
-      <w:ins w:id="71" w:author="Jason Fisher" w:date="2026-06-26T15:11:00Z" w16du:dateUtc="2026-06-26T22:11:00Z">
-        <w:r>
-          <w:rPr>
-            <w:color w:val="0B5394"/>
-          </w:rPr>
-          <w:t xml:space="preserve">habitat selection </w:t>
-        </w:r>
-      </w:ins>
+      <w:r>
+        <w:rPr>
+          <w:color w:val="0B5394"/>
+        </w:rPr>
+        <w:t xml:space="preserve">I believe what we are seeing here is a disconnect between what we did and what the reviewer thinks we were trying to do. You are suggesting we quantify variance in patch-use across multiple patches types within a landscape by cluster sampling. </w:t>
+      </w:r>
+      <w:r>
+        <w:rPr>
+          <w:color w:val="0B5394"/>
+        </w:rPr>
+        <w:t>This would be very useful if our objective was to understand variation in space-use across different patch types within an “ecological neighbourhood”. That is a separate unto itself – more analogous to 3</w:t>
+      </w:r>
+      <w:r>
+        <w:rPr>
+          <w:color w:val="0B5394"/>
+          <w:vertAlign w:val="superscript"/>
+          <w:rPrChange w:id="34" w:author="Jason Fisher" w:date="2026-06-26T15:10:00Z" w16du:dateUtc="2026-06-26T22:10:00Z">
+            <w:rPr>
+              <w:color w:val="0B5394"/>
+            </w:rPr>
+          </w:rPrChange>
+        </w:rPr>
+        <w:t>rd</w:t>
+      </w:r>
+      <w:r>
+        <w:rPr>
+          <w:color w:val="0B5394"/>
+        </w:rPr>
+        <w:t xml:space="preserve">-order habitat selection </w:t>
+      </w:r>
       <w:r>
         <w:rPr>
           <w:color w:val="0B5394"/>
@@ -6309,94 +6013,12 @@
         </w:rPr>
         <w:fldChar w:fldCharType="end"/>
       </w:r>
-      <w:ins w:id="72" w:author="Jason Fisher" w:date="2026-06-26T15:11:00Z" w16du:dateUtc="2026-06-26T22:11:00Z">
-        <w:r>
-          <w:rPr>
-            <w:color w:val="0B5394"/>
-          </w:rPr>
-          <w:t xml:space="preserve"> </w:t>
-        </w:r>
-      </w:ins>
-      <w:ins w:id="73" w:author="Jason Fisher" w:date="2026-06-26T15:05:00Z" w16du:dateUtc="2026-06-26T22:05:00Z">
-        <w:r>
-          <w:rPr>
-            <w:color w:val="0B5394"/>
-          </w:rPr>
-          <w:t xml:space="preserve">telemetry-based </w:t>
-        </w:r>
-      </w:ins>
-      <w:ins w:id="74" w:author="Jason Fisher" w:date="2026-06-26T15:11:00Z" w16du:dateUtc="2026-06-26T22:11:00Z">
-        <w:r>
-          <w:rPr>
-            <w:color w:val="0B5394"/>
-          </w:rPr>
-          <w:t>study</w:t>
-        </w:r>
-      </w:ins>
-      <w:ins w:id="75" w:author="Jason Fisher" w:date="2026-06-26T15:05:00Z" w16du:dateUtc="2026-06-26T22:05:00Z">
-        <w:r>
-          <w:rPr>
-            <w:color w:val="0B5394"/>
-          </w:rPr>
-          <w:t xml:space="preserve"> in which frequency of use of each type of patch</w:t>
-        </w:r>
-      </w:ins>
-      <w:ins w:id="76" w:author="Jason Fisher" w:date="2026-06-26T15:06:00Z" w16du:dateUtc="2026-06-26T22:06:00Z">
-        <w:r>
-          <w:rPr>
-            <w:color w:val="0B5394"/>
-          </w:rPr>
-          <w:t xml:space="preserve"> within a home range is analyzed. This </w:t>
-        </w:r>
-      </w:ins>
-      <w:ins w:id="77" w:author="Jason Fisher" w:date="2026-06-26T15:04:00Z" w16du:dateUtc="2026-06-26T22:04:00Z">
-        <w:r>
-          <w:rPr>
-            <w:color w:val="0B5394"/>
-          </w:rPr>
-          <w:t>would require an entirely different sam</w:t>
-        </w:r>
-      </w:ins>
-      <w:ins w:id="78" w:author="Jason Fisher" w:date="2026-06-26T15:05:00Z" w16du:dateUtc="2026-06-26T22:05:00Z">
-        <w:r>
-          <w:rPr>
-            <w:color w:val="0B5394"/>
-          </w:rPr>
-          <w:t>pling design</w:t>
-        </w:r>
-      </w:ins>
-      <w:ins w:id="79" w:author="Jason Fisher" w:date="2026-06-26T15:11:00Z" w16du:dateUtc="2026-06-26T22:11:00Z">
-        <w:r>
-          <w:rPr>
-            <w:color w:val="0B5394"/>
-          </w:rPr>
-          <w:t xml:space="preserve"> (</w:t>
-        </w:r>
-      </w:ins>
-      <w:ins w:id="80" w:author="Jason Fisher" w:date="2026-06-26T15:05:00Z" w16du:dateUtc="2026-06-26T22:05:00Z">
-        <w:r>
-          <w:rPr>
-            <w:color w:val="0B5394"/>
-          </w:rPr>
-          <w:t xml:space="preserve">along the lines of the one the reviewer has </w:t>
-        </w:r>
-      </w:ins>
-      <w:ins w:id="81" w:author="Jason Fisher" w:date="2026-06-26T15:11:00Z" w16du:dateUtc="2026-06-26T22:11:00Z">
-        <w:r>
-          <w:rPr>
-            <w:color w:val="0B5394"/>
-          </w:rPr>
-          <w:t>suggested) but</w:t>
-        </w:r>
-      </w:ins>
-      <w:ins w:id="82" w:author="Jason Fisher" w:date="2026-06-26T15:06:00Z" w16du:dateUtc="2026-06-26T22:06:00Z">
-        <w:r>
-          <w:rPr>
-            <w:color w:val="0B5394"/>
-          </w:rPr>
-          <w:t xml:space="preserve"> was not our aim at all. </w:t>
-        </w:r>
-      </w:ins>
+      <w:r>
+        <w:rPr>
+          <w:color w:val="0B5394"/>
+        </w:rPr>
+        <w:t xml:space="preserve"> telemetry-based study in which frequency of use of each type of patch within a home range is analyzed. This would require an entirely different sampling design (along the lines of the one the reviewer has suggested) but was not our aim at all. </w:t>
+      </w:r>
     </w:p>
     <w:p>
       <w:pPr>
@@ -6404,7 +6026,7 @@
           <w:strike/>
           <w:color w:val="0B5394"/>
           <w:lang w:val="en-US"/>
-          <w:rPrChange w:id="83" w:author="Jason Fisher" w:date="2026-06-26T15:07:00Z" w16du:dateUtc="2026-06-26T22:07:00Z">
+          <w:rPrChange w:id="35" w:author="Jason Fisher" w:date="2026-06-26T15:07:00Z" w16du:dateUtc="2026-06-26T22:07:00Z">
             <w:rPr>
               <w:color w:val="0B5394"/>
               <w:lang w:val="en-US"/>
@@ -6412,14 +6034,14 @@
           </w:rPrChange>
         </w:rPr>
       </w:pPr>
-      <w:commentRangeStart w:id="84"/>
-      <w:commentRangeStart w:id="85"/>
+      <w:commentRangeStart w:id="36"/>
+      <w:commentRangeStart w:id="37"/>
       <w:r>
         <w:rPr>
           <w:strike/>
           <w:color w:val="0B5394"/>
           <w:lang w:val="en-US"/>
-          <w:rPrChange w:id="86" w:author="Jason Fisher" w:date="2026-06-26T15:07:00Z" w16du:dateUtc="2026-06-26T22:07:00Z">
+          <w:rPrChange w:id="38" w:author="Jason Fisher" w:date="2026-06-26T15:07:00Z" w16du:dateUtc="2026-06-26T22:07:00Z">
             <w:rPr>
               <w:color w:val="0B5394"/>
               <w:lang w:val="en-US"/>
@@ -6433,7 +6055,7 @@
           <w:strike/>
           <w:color w:val="0B5394"/>
           <w:lang w:val="en-US"/>
-          <w:rPrChange w:id="87" w:author="Jason Fisher" w:date="2026-06-26T15:07:00Z" w16du:dateUtc="2026-06-26T22:07:00Z">
+          <w:rPrChange w:id="39" w:author="Jason Fisher" w:date="2026-06-26T15:07:00Z" w16du:dateUtc="2026-06-26T22:07:00Z">
             <w:rPr>
               <w:color w:val="0B5394"/>
               <w:lang w:val="en-US"/>
@@ -6447,7 +6069,7 @@
           <w:strike/>
           <w:color w:val="0B5394"/>
           <w:lang w:val="en-US"/>
-          <w:rPrChange w:id="88" w:author="Jason Fisher" w:date="2026-06-26T15:07:00Z" w16du:dateUtc="2026-06-26T22:07:00Z">
+          <w:rPrChange w:id="40" w:author="Jason Fisher" w:date="2026-06-26T15:07:00Z" w16du:dateUtc="2026-06-26T22:07:00Z">
             <w:rPr>
               <w:color w:val="0B5394"/>
               <w:lang w:val="en-US"/>
@@ -6456,7 +6078,7 @@
         </w:rPr>
         <w:t xml:space="preserve"> species, and we thank the reviewer for suggesting it.</w:t>
       </w:r>
-      <w:commentRangeEnd w:id="84"/>
+      <w:commentRangeEnd w:id="36"/>
       <w:r>
         <w:rPr>
           <w:rStyle w:val="CommentReference"/>
@@ -6465,7 +6087,7 @@
           <w:sz w:val="22"/>
           <w:szCs w:val="22"/>
           <w:lang w:val="en-US"/>
-          <w:rPrChange w:id="89" w:author="Jason Fisher" w:date="2026-06-26T15:07:00Z" w16du:dateUtc="2026-06-26T22:07:00Z">
+          <w:rPrChange w:id="41" w:author="Jason Fisher" w:date="2026-06-26T15:07:00Z" w16du:dateUtc="2026-06-26T22:07:00Z">
             <w:rPr>
               <w:rStyle w:val="CommentReference"/>
               <w:color w:val="0B5394"/>
@@ -6475,9 +6097,9 @@
             </w:rPr>
           </w:rPrChange>
         </w:rPr>
-        <w:commentReference w:id="84"/>
-      </w:r>
-      <w:commentRangeEnd w:id="85"/>
+        <w:commentReference w:id="36"/>
+      </w:r>
+      <w:commentRangeEnd w:id="37"/>
       <w:r>
         <w:rPr>
           <w:rStyle w:val="CommentReference"/>
@@ -6486,7 +6108,7 @@
           <w:sz w:val="22"/>
           <w:szCs w:val="22"/>
           <w:lang w:val="en-US"/>
-          <w:rPrChange w:id="90" w:author="Jason Fisher" w:date="2026-06-26T15:07:00Z" w16du:dateUtc="2026-06-26T22:07:00Z">
+          <w:rPrChange w:id="42" w:author="Jason Fisher" w:date="2026-06-26T15:07:00Z" w16du:dateUtc="2026-06-26T22:07:00Z">
             <w:rPr>
               <w:rStyle w:val="CommentReference"/>
               <w:color w:val="0B5394"/>
@@ -6496,14 +6118,14 @@
             </w:rPr>
           </w:rPrChange>
         </w:rPr>
-        <w:commentReference w:id="85"/>
+        <w:commentReference w:id="37"/>
       </w:r>
       <w:r>
         <w:rPr>
           <w:strike/>
           <w:color w:val="0B5394"/>
           <w:lang w:val="en-US"/>
-          <w:rPrChange w:id="91" w:author="Jason Fisher" w:date="2026-06-26T15:07:00Z" w16du:dateUtc="2026-06-26T22:07:00Z">
+          <w:rPrChange w:id="43" w:author="Jason Fisher" w:date="2026-06-26T15:07:00Z" w16du:dateUtc="2026-06-26T22:07:00Z">
             <w:rPr>
               <w:color w:val="0B5394"/>
               <w:lang w:val="en-US"/>
@@ -6517,7 +6139,7 @@
           <w:strike/>
           <w:color w:val="0B5394"/>
           <w:lang w:val="en-US"/>
-          <w:rPrChange w:id="92" w:author="Jason Fisher" w:date="2026-06-26T15:07:00Z" w16du:dateUtc="2026-06-26T22:07:00Z">
+          <w:rPrChange w:id="44" w:author="Jason Fisher" w:date="2026-06-26T15:07:00Z" w16du:dateUtc="2026-06-26T22:07:00Z">
             <w:rPr>
               <w:color w:val="0B5394"/>
               <w:lang w:val="en-US"/>
@@ -6531,7 +6153,7 @@
           <w:strike/>
           <w:color w:val="0B5394"/>
           <w:lang w:val="en-US"/>
-          <w:rPrChange w:id="93" w:author="Jason Fisher" w:date="2026-06-26T15:07:00Z" w16du:dateUtc="2026-06-26T22:07:00Z">
+          <w:rPrChange w:id="45" w:author="Jason Fisher" w:date="2026-06-26T15:07:00Z" w16du:dateUtc="2026-06-26T22:07:00Z">
             <w:rPr>
               <w:color w:val="0B5394"/>
               <w:lang w:val="en-US"/>
@@ -6545,7 +6167,7 @@
           <w:strike/>
           <w:color w:val="0B5394"/>
           <w:lang w:val="en-US"/>
-          <w:rPrChange w:id="94" w:author="Jason Fisher" w:date="2026-06-26T15:07:00Z" w16du:dateUtc="2026-06-26T22:07:00Z">
+          <w:rPrChange w:id="46" w:author="Jason Fisher" w:date="2026-06-26T15:07:00Z" w16du:dateUtc="2026-06-26T22:07:00Z">
             <w:rPr>
               <w:color w:val="0B5394"/>
               <w:lang w:val="en-US"/>
@@ -6559,7 +6181,7 @@
           <w:strike/>
           <w:color w:val="0B5394"/>
           <w:lang w:val="en-US"/>
-          <w:rPrChange w:id="95" w:author="Jason Fisher" w:date="2026-06-26T15:07:00Z" w16du:dateUtc="2026-06-26T22:07:00Z">
+          <w:rPrChange w:id="47" w:author="Jason Fisher" w:date="2026-06-26T15:07:00Z" w16du:dateUtc="2026-06-26T22:07:00Z">
             <w:rPr>
               <w:color w:val="0B5394"/>
               <w:lang w:val="en-US"/>
@@ -6578,37 +6200,19 @@
         <w:rPr>
           <w:strike/>
           <w:color w:val="0B5394"/>
-          <w:rPrChange w:id="96" w:author="Jason Fisher" w:date="2026-06-26T15:15:00Z" w16du:dateUtc="2026-06-26T22:15:00Z">
+          <w:rPrChange w:id="48" w:author="Jason Fisher" w:date="2026-06-26T15:15:00Z" w16du:dateUtc="2026-06-26T22:15:00Z">
             <w:rPr>
               <w:color w:val="0B5394"/>
             </w:rPr>
           </w:rPrChange>
         </w:rPr>
       </w:pPr>
-      <w:ins w:id="97" w:author="Jason Fisher" w:date="2026-06-26T15:08:00Z" w16du:dateUtc="2026-06-26T22:08:00Z">
-        <w:r>
-          <w:rPr>
-            <w:color w:val="0B5394"/>
-          </w:rPr>
-          <w:t>Instead,</w:t>
-        </w:r>
-      </w:ins>
-      <w:ins w:id="98" w:author="Jason Fisher" w:date="2026-06-26T15:07:00Z" w16du:dateUtc="2026-06-26T22:07:00Z">
-        <w:r>
-          <w:rPr>
-            <w:color w:val="0B5394"/>
-          </w:rPr>
-          <w:t xml:space="preserve"> we adopt a Eulerian approa</w:t>
-        </w:r>
-      </w:ins>
-      <w:ins w:id="99" w:author="Jason Fisher" w:date="2026-06-26T15:08:00Z" w16du:dateUtc="2026-06-26T22:08:00Z">
-        <w:r>
-          <w:rPr>
-            <w:color w:val="0B5394"/>
-          </w:rPr>
-          <w:t xml:space="preserve">ch where the point in space is the sampling unit of interest, and one characterizes this point. (See </w:t>
-        </w:r>
-      </w:ins>
+      <w:r>
+        <w:rPr>
+          <w:color w:val="0B5394"/>
+        </w:rPr>
+        <w:t xml:space="preserve">Instead, we adopt a Eulerian approach where the point in space is the sampling unit of interest, and one characterizes this point. (See </w:t>
+      </w:r>
       <w:r>
         <w:rPr>
           <w:color w:val="0B5394"/>
@@ -6640,46 +6244,12 @@
         </w:rPr>
         <w:fldChar w:fldCharType="end"/>
       </w:r>
-      <w:ins w:id="100" w:author="Jason Fisher" w:date="2026-06-26T15:09:00Z" w16du:dateUtc="2026-06-26T22:09:00Z">
-        <w:r>
-          <w:rPr>
-            <w:color w:val="0B5394"/>
-          </w:rPr>
-          <w:t xml:space="preserve"> for a full treatment of this question).</w:t>
-        </w:r>
-      </w:ins>
-      <w:ins w:id="101" w:author="Jason Fisher" w:date="2026-06-26T15:12:00Z" w16du:dateUtc="2026-06-26T22:12:00Z">
-        <w:r>
-          <w:rPr>
-            <w:color w:val="0B5394"/>
-          </w:rPr>
-          <w:t xml:space="preserve"> Our research design was </w:t>
-        </w:r>
-      </w:ins>
-      <w:ins w:id="102" w:author="Jason Fisher" w:date="2026-06-26T15:14:00Z" w16du:dateUtc="2026-06-26T22:14:00Z">
-        <w:r>
-          <w:rPr>
-            <w:color w:val="0B5394"/>
-          </w:rPr>
-          <w:t>created by multiple scientists</w:t>
-        </w:r>
-      </w:ins>
-      <w:ins w:id="103" w:author="Jason Fisher" w:date="2026-06-26T15:12:00Z" w16du:dateUtc="2026-06-26T22:12:00Z">
-        <w:r>
-          <w:rPr>
-            <w:color w:val="0B5394"/>
-          </w:rPr>
-          <w:t xml:space="preserve"> for a range of taxa i</w:t>
-        </w:r>
-      </w:ins>
-      <w:ins w:id="104" w:author="Jason Fisher" w:date="2026-06-26T15:13:00Z" w16du:dateUtc="2026-06-26T22:13:00Z">
-        <w:r>
-          <w:rPr>
-            <w:color w:val="0B5394"/>
-          </w:rPr>
-          <w:t xml:space="preserve">ncluding birds, amphibians, and mammals ranging in size from red squirrels and up </w:t>
-        </w:r>
-      </w:ins>
+      <w:r>
+        <w:rPr>
+          <w:color w:val="0B5394"/>
+        </w:rPr>
+        <w:t xml:space="preserve"> for a full treatment of this question). Our research design was created by multiple scientists for a range of taxa including birds, amphibians, and mammals ranging in size from red squirrels and up </w:t>
+      </w:r>
       <w:r>
         <w:rPr>
           <w:color w:val="0B5394"/>
@@ -6711,68 +6281,30 @@
         </w:rPr>
         <w:fldChar w:fldCharType="end"/>
       </w:r>
-      <w:ins w:id="105" w:author="Jason Fisher" w:date="2026-06-26T15:13:00Z" w16du:dateUtc="2026-06-26T22:13:00Z">
-        <w:r>
-          <w:rPr>
-            <w:color w:val="0B5394"/>
-          </w:rPr>
-          <w:t>.</w:t>
-        </w:r>
-      </w:ins>
-      <w:ins w:id="106" w:author="Jason Fisher" w:date="2026-06-26T15:14:00Z" w16du:dateUtc="2026-06-26T22:14:00Z">
-        <w:r>
-          <w:rPr>
-            <w:color w:val="0B5394"/>
-          </w:rPr>
-          <w:t xml:space="preserve"> Such a broad taxic effort necessarily draws</w:t>
-        </w:r>
-      </w:ins>
-      <w:ins w:id="107" w:author="Jason Fisher" w:date="2026-06-26T15:15:00Z" w16du:dateUtc="2026-06-26T22:15:00Z">
-        <w:r>
-          <w:rPr>
-            <w:color w:val="0B5394"/>
-          </w:rPr>
-          <w:t xml:space="preserve"> upon a </w:t>
-        </w:r>
-        <w:del w:id="108" w:author="Aidan Brushett" w:date="2026-06-30T22:19:00Z" w16du:dateUtc="2026-07-01T05:19:00Z">
-          <w:r>
-            <w:rPr>
-              <w:color w:val="0B5394"/>
-            </w:rPr>
-            <w:delText>Eulerian</w:delText>
-          </w:r>
-        </w:del>
-      </w:ins>
-      <w:ins w:id="109" w:author="Aidan Brushett" w:date="2026-06-30T22:19:00Z" w16du:dateUtc="2026-07-01T05:19:00Z">
-        <w:r>
-          <w:rPr>
-            <w:color w:val="0B5394"/>
-          </w:rPr>
-          <w:t>fixed coordinate-based,</w:t>
-        </w:r>
-      </w:ins>
-      <w:ins w:id="110" w:author="Jason Fisher" w:date="2026-06-26T15:15:00Z" w16du:dateUtc="2026-06-26T22:15:00Z">
-        <w:r>
-          <w:rPr>
-            <w:color w:val="0B5394"/>
-          </w:rPr>
-          <w:t xml:space="preserve"> multi-scale approach</w:t>
-        </w:r>
-        <w:r>
-          <w:rPr>
-            <w:color w:val="0B5394"/>
-          </w:rPr>
-          <w:t>. This approach is the one most com</w:t>
-        </w:r>
-      </w:ins>
-      <w:ins w:id="111" w:author="Jason Fisher" w:date="2026-06-26T15:16:00Z" w16du:dateUtc="2026-06-26T22:16:00Z">
-        <w:r>
-          <w:rPr>
-            <w:color w:val="0B5394"/>
-          </w:rPr>
-          <w:t xml:space="preserve">monly used for camera-trap studies </w:t>
-        </w:r>
-      </w:ins>
+      <w:r>
+        <w:rPr>
+          <w:color w:val="0B5394"/>
+        </w:rPr>
+        <w:t xml:space="preserve">. Such a broad taxic effort necessarily draws upon a </w:t>
+      </w:r>
+      <w:r>
+        <w:rPr>
+          <w:color w:val="0B5394"/>
+        </w:rPr>
+        <w:t>fixed coordinate-based,</w:t>
+      </w:r>
+      <w:r>
+        <w:rPr>
+          <w:color w:val="0B5394"/>
+        </w:rPr>
+        <w:t xml:space="preserve"> multi-scale approach</w:t>
+      </w:r>
+      <w:r>
+        <w:rPr>
+          <w:color w:val="0B5394"/>
+        </w:rPr>
+        <w:t xml:space="preserve">. This approach is the one most commonly used for camera-trap studies </w:t>
+      </w:r>
       <w:r>
         <w:rPr>
           <w:color w:val="0B5394"/>
@@ -7030,7 +6562,7 @@
         </w:rPr>
         <w:fldChar w:fldCharType="end"/>
       </w:r>
-      <w:ins w:id="112" w:author="Jason Fisher" w:date="2026-06-26T15:17:00Z" w16du:dateUtc="2026-06-26T22:17:00Z">
+      <w:ins w:id="49" w:author="Jason Fisher" w:date="2026-06-26T15:17:00Z" w16du:dateUtc="2026-06-26T22:17:00Z">
         <w:r>
           <w:rPr>
             <w:color w:val="0B5394"/>
@@ -7038,7 +6570,7 @@
           <w:t>.</w:t>
         </w:r>
       </w:ins>
-      <w:ins w:id="113" w:author="Jason Fisher" w:date="2026-06-26T15:16:00Z" w16du:dateUtc="2026-06-26T22:16:00Z">
+      <w:ins w:id="50" w:author="Jason Fisher" w:date="2026-06-26T15:16:00Z" w16du:dateUtc="2026-06-26T22:16:00Z">
         <w:r>
           <w:rPr>
             <w:color w:val="0B5394"/>
@@ -7046,7 +6578,7 @@
           <w:t xml:space="preserve"> </w:t>
         </w:r>
       </w:ins>
-      <w:ins w:id="114" w:author="Jason Fisher" w:date="2026-06-26T15:15:00Z" w16du:dateUtc="2026-06-26T22:15:00Z">
+      <w:ins w:id="51" w:author="Jason Fisher" w:date="2026-06-26T15:15:00Z" w16du:dateUtc="2026-06-26T22:15:00Z">
         <w:r>
           <w:rPr>
             <w:color w:val="0B5394"/>
@@ -7054,7 +6586,7 @@
           <w:t xml:space="preserve"> </w:t>
         </w:r>
       </w:ins>
-      <w:ins w:id="115" w:author="Jason Fisher" w:date="2026-06-26T15:13:00Z" w16du:dateUtc="2026-06-26T22:13:00Z">
+      <w:ins w:id="52" w:author="Jason Fisher" w:date="2026-06-26T15:13:00Z" w16du:dateUtc="2026-06-26T22:13:00Z">
         <w:r>
           <w:rPr>
             <w:color w:val="0B5394"/>
@@ -7062,7 +6594,7 @@
           <w:t xml:space="preserve"> </w:t>
         </w:r>
       </w:ins>
-      <w:ins w:id="116" w:author="Jason Fisher" w:date="2026-06-26T15:09:00Z" w16du:dateUtc="2026-06-26T22:09:00Z">
+      <w:ins w:id="53" w:author="Jason Fisher" w:date="2026-06-26T15:09:00Z" w16du:dateUtc="2026-06-26T22:09:00Z">
         <w:r>
           <w:rPr>
             <w:color w:val="0B5394"/>
@@ -7070,12 +6602,12 @@
           <w:t xml:space="preserve"> </w:t>
         </w:r>
       </w:ins>
-      <w:commentRangeStart w:id="117"/>
+      <w:commentRangeStart w:id="54"/>
       <w:r>
         <w:rPr>
           <w:strike/>
           <w:color w:val="0B5394"/>
-          <w:rPrChange w:id="118" w:author="Jason Fisher" w:date="2026-06-26T15:12:00Z" w16du:dateUtc="2026-06-26T22:12:00Z">
+          <w:rPrChange w:id="55" w:author="Jason Fisher" w:date="2026-06-26T15:12:00Z" w16du:dateUtc="2026-06-26T22:12:00Z">
             <w:rPr>
               <w:color w:val="0B5394"/>
             </w:rPr>
@@ -7083,12 +6615,12 @@
         </w:rPr>
         <w:t xml:space="preserve">This camera network was </w:t>
       </w:r>
-      <w:del w:id="119" w:author="Jason Fisher" w:date="2026-06-26T15:09:00Z" w16du:dateUtc="2026-06-26T22:09:00Z">
+      <w:del w:id="56" w:author="Jason Fisher" w:date="2026-06-26T15:09:00Z" w16du:dateUtc="2026-06-26T22:09:00Z">
         <w:r>
           <w:rPr>
             <w:strike/>
             <w:color w:val="0B5394"/>
-            <w:rPrChange w:id="120" w:author="Jason Fisher" w:date="2026-06-26T15:12:00Z" w16du:dateUtc="2026-06-26T22:12:00Z">
+            <w:rPrChange w:id="57" w:author="Jason Fisher" w:date="2026-06-26T15:12:00Z" w16du:dateUtc="2026-06-26T22:12:00Z">
               <w:rPr>
                 <w:color w:val="0B5394"/>
               </w:rPr>
@@ -7101,7 +6633,7 @@
         <w:rPr>
           <w:strike/>
           <w:color w:val="0B5394"/>
-          <w:rPrChange w:id="121" w:author="Jason Fisher" w:date="2026-06-26T15:12:00Z" w16du:dateUtc="2026-06-26T22:12:00Z">
+          <w:rPrChange w:id="58" w:author="Jason Fisher" w:date="2026-06-26T15:12:00Z" w16du:dateUtc="2026-06-26T22:12:00Z">
             <w:rPr>
               <w:color w:val="0B5394"/>
             </w:rPr>
@@ -7113,7 +6645,7 @@
         <w:rPr>
           <w:strike/>
           <w:color w:val="0B5394"/>
-          <w:rPrChange w:id="122" w:author="Jason Fisher" w:date="2026-06-26T15:12:00Z" w16du:dateUtc="2026-06-26T22:12:00Z">
+          <w:rPrChange w:id="59" w:author="Jason Fisher" w:date="2026-06-26T15:12:00Z" w16du:dateUtc="2026-06-26T22:12:00Z">
             <w:rPr>
               <w:color w:val="0B5394"/>
             </w:rPr>
@@ -7125,7 +6657,7 @@
         <w:rPr>
           <w:strike/>
           <w:color w:val="0B5394"/>
-          <w:rPrChange w:id="123" w:author="Jason Fisher" w:date="2026-06-26T15:12:00Z" w16du:dateUtc="2026-06-26T22:12:00Z">
+          <w:rPrChange w:id="60" w:author="Jason Fisher" w:date="2026-06-26T15:12:00Z" w16du:dateUtc="2026-06-26T22:12:00Z">
             <w:rPr>
               <w:color w:val="0B5394"/>
             </w:rPr>
@@ -7133,7 +6665,7 @@
         </w:rPr>
         <w:t xml:space="preserve">. </w:t>
       </w:r>
-      <w:commentRangeEnd w:id="117"/>
+      <w:commentRangeEnd w:id="54"/>
       <w:r>
         <w:rPr>
           <w:rStyle w:val="CommentReference"/>
@@ -7141,7 +6673,7 @@
           <w:sz w:val="22"/>
           <w:szCs w:val="22"/>
         </w:rPr>
-        <w:commentReference w:id="117"/>
+        <w:commentReference w:id="54"/>
       </w:r>
       <w:r>
         <w:rPr>
@@ -7149,93 +6681,57 @@
         </w:rPr>
         <w:t>Because we used a stratified</w:t>
       </w:r>
-      <w:ins w:id="124" w:author="Jason Fisher" w:date="2026-06-26T15:18:00Z" w16du:dateUtc="2026-06-26T22:18:00Z">
+      <w:r>
+        <w:rPr>
+          <w:color w:val="0B5394"/>
+        </w:rPr>
+        <w:t xml:space="preserve"> design to capture the range of natural and anthropogenic variability in the landscape </w:t>
+      </w:r>
+      <w:r>
+        <w:rPr>
+          <w:i/>
+          <w:iCs/>
+          <w:color w:val="0B5394"/>
+          <w:rPrChange w:id="61" w:author="Jason Fisher" w:date="2026-06-26T15:19:00Z" w16du:dateUtc="2026-06-26T22:19:00Z">
+            <w:rPr>
+              <w:color w:val="0B5394"/>
+            </w:rPr>
+          </w:rPrChange>
+        </w:rPr>
+        <w:t>at points in space</w:t>
+      </w:r>
+      <w:r>
+        <w:rPr>
+          <w:color w:val="0B5394"/>
+        </w:rPr>
+        <w:t xml:space="preserve">. </w:t>
+      </w:r>
+      <w:del w:id="62" w:author="Emerald Arthurs" w:date="2026-07-01T10:33:00Z" w16du:dateUtc="2026-07-01T17:33:00Z">
         <w:r>
           <w:rPr>
             <w:color w:val="0B5394"/>
           </w:rPr>
-          <w:t xml:space="preserve"> design to capture the range of natural and anthropoge</w:t>
-        </w:r>
-      </w:ins>
-      <w:ins w:id="125" w:author="Jason Fisher" w:date="2026-06-26T15:19:00Z" w16du:dateUtc="2026-06-26T22:19:00Z">
-        <w:r>
-          <w:rPr>
-            <w:color w:val="0B5394"/>
-          </w:rPr>
-          <w:t>n</w:t>
-        </w:r>
-      </w:ins>
-      <w:ins w:id="126" w:author="Jason Fisher" w:date="2026-06-26T15:18:00Z" w16du:dateUtc="2026-06-26T22:18:00Z">
-        <w:r>
-          <w:rPr>
-            <w:color w:val="0B5394"/>
-          </w:rPr>
-          <w:t>ic var</w:t>
-        </w:r>
-      </w:ins>
-      <w:ins w:id="127" w:author="Jason Fisher" w:date="2026-06-26T15:19:00Z" w16du:dateUtc="2026-06-26T22:19:00Z">
-        <w:r>
-          <w:rPr>
-            <w:color w:val="0B5394"/>
-          </w:rPr>
-          <w:t xml:space="preserve">iability in the landscape </w:t>
-        </w:r>
-        <w:r>
-          <w:rPr>
-            <w:i/>
-            <w:iCs/>
-            <w:color w:val="0B5394"/>
-            <w:rPrChange w:id="128" w:author="Jason Fisher" w:date="2026-06-26T15:19:00Z" w16du:dateUtc="2026-06-26T22:19:00Z">
-              <w:rPr>
-                <w:color w:val="0B5394"/>
-              </w:rPr>
-            </w:rPrChange>
-          </w:rPr>
-          <w:t>at points in space</w:t>
-        </w:r>
-        <w:r>
-          <w:rPr>
-            <w:color w:val="0B5394"/>
-          </w:rPr>
-          <w:t xml:space="preserve">. </w:t>
-        </w:r>
-      </w:ins>
-      <w:r>
-        <w:rPr>
-          <w:color w:val="0B5394"/>
-        </w:rPr>
-        <w:t xml:space="preserve"> </w:t>
-      </w:r>
-      <w:del w:id="129" w:author="Jason Fisher" w:date="2026-06-26T15:19:00Z" w16du:dateUtc="2026-06-26T22:19:00Z">
-        <w:r>
-          <w:rPr>
-            <w:color w:val="0B5394"/>
-          </w:rPr>
-          <w:delText>and not systematic design, o</w:delText>
+          <w:delText xml:space="preserve"> </w:delText>
         </w:r>
       </w:del>
-      <w:ins w:id="130" w:author="Jason Fisher" w:date="2026-06-26T15:19:00Z" w16du:dateUtc="2026-06-26T22:19:00Z">
-        <w:r>
-          <w:rPr>
-            <w:color w:val="0B5394"/>
-          </w:rPr>
-          <w:t>O</w:t>
-        </w:r>
-      </w:ins>
+      <w:r>
+        <w:rPr>
+          <w:color w:val="0B5394"/>
+        </w:rPr>
+        <w:t>O</w:t>
+      </w:r>
       <w:r>
         <w:rPr>
           <w:color w:val="0B5394"/>
         </w:rPr>
         <w:t>ur cameras are not naturally clustered in a way that ensures consistent or modular spatial coverage within the ten Landscape Units</w:t>
       </w:r>
-      <w:ins w:id="131" w:author="Jason Fisher" w:date="2026-06-26T15:19:00Z" w16du:dateUtc="2026-06-26T22:19:00Z">
-        <w:r>
-          <w:rPr>
-            <w:color w:val="0B5394"/>
-          </w:rPr>
-          <w:t>, nor were they intended to</w:t>
-        </w:r>
-      </w:ins>
+      <w:r>
+        <w:rPr>
+          <w:color w:val="0B5394"/>
+        </w:rPr>
+        <w:t>, nor were they intended to</w:t>
+      </w:r>
       <w:r>
         <w:rPr>
           <w:color w:val="0B5394"/>
@@ -7246,7 +6742,7 @@
         <w:rPr>
           <w:strike/>
           <w:color w:val="0B5394"/>
-          <w:rPrChange w:id="132" w:author="Jason Fisher" w:date="2026-06-26T15:15:00Z" w16du:dateUtc="2026-06-26T22:15:00Z">
+          <w:rPrChange w:id="63" w:author="Jason Fisher" w:date="2026-06-26T15:15:00Z" w16du:dateUtc="2026-06-26T22:15:00Z">
             <w:rPr>
               <w:color w:val="0B5394"/>
             </w:rPr>
@@ -7264,7 +6760,7 @@
           <w:strike/>
           <w:color w:val="0070C0"/>
           <w:lang w:val="en-US"/>
-          <w:rPrChange w:id="133" w:author="Jason Fisher" w:date="2026-06-26T15:15:00Z" w16du:dateUtc="2026-06-26T22:15:00Z">
+          <w:rPrChange w:id="64" w:author="Jason Fisher" w:date="2026-06-26T15:15:00Z" w16du:dateUtc="2026-06-26T22:15:00Z">
             <w:rPr>
               <w:i/>
               <w:iCs/>
@@ -7281,7 +6777,7 @@
           <w:strike/>
           <w:color w:val="0070C0"/>
           <w:lang w:val="en-US"/>
-          <w:rPrChange w:id="134" w:author="Jason Fisher" w:date="2026-06-26T15:15:00Z" w16du:dateUtc="2026-06-26T22:15:00Z">
+          <w:rPrChange w:id="65" w:author="Jason Fisher" w:date="2026-06-26T15:15:00Z" w16du:dateUtc="2026-06-26T22:15:00Z">
             <w:rPr>
               <w:i/>
               <w:iCs/>
@@ -7290,7 +6786,6 @@
             </w:rPr>
           </w:rPrChange>
         </w:rPr>
-        <w:lastRenderedPageBreak/>
         <w:t>Barnas, A. F., A. Ladle, J. M. Burgar, A. C. Burton, M. S. Boyce, L. Eliuk, F. Grey, N. Heim, J. Paczkowski, F. E. C. Stewart, E. Tattersall, and J. T. Fisher. 2024. How landscape traits affect boreal mammal responses to anthropogenic disturbance. Science of The Total Environment 915:169285.</w:t>
       </w:r>
     </w:p>
@@ -7352,23 +6847,7 @@
           <w:color w:val="0B5394"/>
           <w:lang w:val="en-US"/>
         </w:rPr>
-        <w:t xml:space="preserve"> raises the </w:t>
-      </w:r>
-      <w:del w:id="135" w:author="Jason Fisher" w:date="2026-06-26T15:20:00Z" w16du:dateUtc="2026-06-26T22:20:00Z">
-        <w:r>
-          <w:rPr>
-            <w:color w:val="0B5394"/>
-            <w:lang w:val="en-US"/>
-          </w:rPr>
-          <w:delText xml:space="preserve">valid </w:delText>
-        </w:r>
-      </w:del>
-      <w:r>
-        <w:rPr>
-          <w:color w:val="0B5394"/>
-          <w:lang w:val="en-US"/>
-        </w:rPr>
-        <w:t>concern that 4000</w:t>
+        <w:t xml:space="preserve"> raises the concern that 4000</w:t>
       </w:r>
       <w:r>
         <w:rPr>
@@ -7398,42 +6877,35 @@
         </w:rPr>
         <w:t>.</w:t>
       </w:r>
-      <w:ins w:id="136" w:author="Jason Fisher" w:date="2026-06-26T15:20:00Z" w16du:dateUtc="2026-06-26T22:20:00Z">
-        <w:r>
-          <w:rPr>
-            <w:color w:val="0B5394"/>
-            <w:lang w:val="en-US"/>
-          </w:rPr>
-          <w:t xml:space="preserve"> However</w:t>
-        </w:r>
-      </w:ins>
-      <w:ins w:id="137" w:author="Aidan Brushett" w:date="2026-06-30T22:18:00Z" w16du:dateUtc="2026-07-01T05:18:00Z">
-        <w:r>
-          <w:rPr>
-            <w:color w:val="0B5394"/>
-            <w:lang w:val="en-US"/>
-          </w:rPr>
-          <w:t>,</w:t>
-        </w:r>
-      </w:ins>
-      <w:ins w:id="138" w:author="Jason Fisher" w:date="2026-06-26T15:20:00Z" w16du:dateUtc="2026-06-26T22:20:00Z">
-        <w:r>
-          <w:rPr>
-            <w:color w:val="0B5394"/>
-            <w:lang w:val="en-US"/>
-          </w:rPr>
-          <w:t xml:space="preserve"> past research has shown repeatedly that such large landscape can and do predict smaller species; when and where and how are unfortunately phenomenal, not predi</w:t>
-        </w:r>
-      </w:ins>
-      <w:ins w:id="139" w:author="Jason Fisher" w:date="2026-06-26T15:21:00Z" w16du:dateUtc="2026-06-26T22:21:00Z">
-        <w:r>
-          <w:rPr>
-            <w:color w:val="0B5394"/>
-            <w:lang w:val="en-US"/>
-          </w:rPr>
-          <w:t xml:space="preserve">ctable and so necessitate the diligence of examining a large set of scales </w:t>
-        </w:r>
-      </w:ins>
+      <w:r>
+        <w:rPr>
+          <w:color w:val="0B5394"/>
+          <w:lang w:val="en-US"/>
+        </w:rPr>
+        <w:t xml:space="preserve"> However</w:t>
+      </w:r>
+      <w:r>
+        <w:rPr>
+          <w:color w:val="0B5394"/>
+          <w:lang w:val="en-US"/>
+        </w:rPr>
+        <w:t>,</w:t>
+      </w:r>
+      <w:r>
+        <w:rPr>
+          <w:color w:val="0B5394"/>
+          <w:lang w:val="en-US"/>
+        </w:rPr>
+        <w:t xml:space="preserve"> past research has shown repeatedly that such large landscape can and do predict </w:t>
+      </w:r>
+      <w:r>
+        <w:rPr>
+          <w:color w:val="0B5394"/>
+          <w:lang w:val="en-US"/>
+        </w:rPr>
+        <w:lastRenderedPageBreak/>
+        <w:t xml:space="preserve">smaller species; when and where and how are unfortunately phenomenal, not predictable and so necessitate the diligence of examining a large set of scales </w:t>
+      </w:r>
       <w:r>
         <w:rPr>
           <w:color w:val="0B5394"/>
@@ -7687,7 +7159,7 @@
         </w:rPr>
         <w:fldChar w:fldCharType="end"/>
       </w:r>
-      <w:ins w:id="140" w:author="Aidan Brushett" w:date="2026-06-30T22:18:00Z" w16du:dateUtc="2026-07-01T05:18:00Z">
+      <w:ins w:id="66" w:author="Aidan Brushett" w:date="2026-06-30T22:18:00Z" w16du:dateUtc="2026-07-01T05:18:00Z">
         <w:r>
           <w:rPr>
             <w:color w:val="0B5394"/>
@@ -7696,8 +7168,8 @@
           <w:t>.</w:t>
         </w:r>
       </w:ins>
-      <w:ins w:id="141" w:author="Jason Fisher" w:date="2026-06-26T15:20:00Z" w16du:dateUtc="2026-06-26T22:20:00Z">
-        <w:del w:id="142" w:author="Aidan Brushett" w:date="2026-06-30T22:18:00Z" w16du:dateUtc="2026-07-01T05:18:00Z">
+      <w:ins w:id="67" w:author="Jason Fisher" w:date="2026-06-26T15:20:00Z" w16du:dateUtc="2026-06-26T22:20:00Z">
+        <w:del w:id="68" w:author="Aidan Brushett" w:date="2026-06-30T22:18:00Z" w16du:dateUtc="2026-07-01T05:18:00Z">
           <w:r>
             <w:rPr>
               <w:color w:val="0B5394"/>
@@ -7735,60 +7207,13 @@
         </w:rPr>
         <w:t>calculating landscape structure</w:t>
       </w:r>
-      <w:ins w:id="143" w:author="Jason Fisher" w:date="2026-06-26T15:22:00Z" w16du:dateUtc="2026-06-26T22:22:00Z">
-        <w:r>
-          <w:rPr>
-            <w:color w:val="0B5394"/>
-            <w:lang w:val="en-US"/>
-          </w:rPr>
-          <w:t xml:space="preserve">. </w:t>
-        </w:r>
-      </w:ins>
-      <w:ins w:id="144" w:author="Jason Fisher" w:date="2026-06-26T15:23:00Z" w16du:dateUtc="2026-06-26T22:23:00Z">
-        <w:r>
-          <w:rPr>
-            <w:color w:val="0B5394"/>
-            <w:lang w:val="en-US"/>
-          </w:rPr>
-          <w:t xml:space="preserve">Is cluster sampling </w:t>
-        </w:r>
-      </w:ins>
-      <w:ins w:id="145" w:author="Jason Fisher" w:date="2026-06-26T15:22:00Z" w16du:dateUtc="2026-06-26T22:22:00Z">
-        <w:r>
-          <w:rPr>
-            <w:color w:val="0B5394"/>
-            <w:lang w:val="en-US"/>
-          </w:rPr>
-          <w:t>“better” or “worse” than point samples</w:t>
-        </w:r>
-      </w:ins>
-      <w:ins w:id="146" w:author="Jason Fisher" w:date="2026-06-26T15:23:00Z" w16du:dateUtc="2026-06-26T22:23:00Z">
-        <w:r>
-          <w:rPr>
-            <w:color w:val="0B5394"/>
-            <w:lang w:val="en-US"/>
-          </w:rPr>
-          <w:t xml:space="preserve"> for mammal species? This is an excellent question, one that </w:t>
-        </w:r>
-      </w:ins>
-      <w:ins w:id="147" w:author="Jason Fisher" w:date="2026-06-26T15:24:00Z" w16du:dateUtc="2026-06-26T22:24:00Z">
-        <w:r>
-          <w:rPr>
-            <w:color w:val="0B5394"/>
-            <w:lang w:val="en-US"/>
-          </w:rPr>
-          <w:t>a small handful of sc</w:t>
-        </w:r>
-      </w:ins>
-      <w:ins w:id="148" w:author="Jason Fisher" w:date="2026-06-26T15:25:00Z" w16du:dateUtc="2026-06-26T22:25:00Z">
-        <w:r>
-          <w:rPr>
-            <w:color w:val="0B5394"/>
-            <w:lang w:val="en-US"/>
-          </w:rPr>
-          <w:t xml:space="preserve">ientists have started to tackle </w:t>
-        </w:r>
-      </w:ins>
+      <w:r>
+        <w:rPr>
+          <w:color w:val="0B5394"/>
+          <w:lang w:val="en-US"/>
+        </w:rPr>
+        <w:t xml:space="preserve">. Is cluster sampling “better” or “worse” than point samples for mammal species? This is an excellent question, one that a small handful of scientists have started to tackle </w:t>
+      </w:r>
       <w:r>
         <w:rPr>
           <w:color w:val="0B5394"/>
@@ -7954,59 +7379,56 @@
         </w:rPr>
         <w:fldChar w:fldCharType="end"/>
       </w:r>
-      <w:ins w:id="149" w:author="Jason Fisher" w:date="2026-06-26T15:25:00Z" w16du:dateUtc="2026-06-26T22:25:00Z">
+      <w:r>
+        <w:rPr>
+          <w:color w:val="0B5394"/>
+          <w:lang w:val="en-US"/>
+        </w:rPr>
+        <w:t xml:space="preserve"> but </w:t>
+      </w:r>
+      <w:r>
+        <w:rPr>
+          <w:color w:val="0B5394"/>
+          <w:lang w:val="en-US"/>
+        </w:rPr>
+        <w:t>has yet to be fully examined. It remains well outside the scope of this paper.</w:t>
+      </w:r>
+      <w:r>
+        <w:rPr>
+          <w:color w:val="0B5394"/>
+          <w:lang w:val="en-US"/>
+        </w:rPr>
+        <w:t xml:space="preserve"> </w:t>
+      </w:r>
+    </w:p>
+    <w:p>
+      <w:pPr>
+        <w:rPr>
+          <w:color w:val="0B5394"/>
+        </w:rPr>
+      </w:pPr>
+    </w:p>
+    <w:p>
+      <w:pPr>
+        <w:rPr>
+          <w:color w:val="0B5394"/>
+          <w:lang w:val="en-US"/>
+        </w:rPr>
+      </w:pPr>
+      <w:r>
+        <w:rPr>
+          <w:color w:val="0B5394"/>
+          <w:lang w:val="en-US"/>
+        </w:rPr>
+        <w:t xml:space="preserve">We </w:t>
+      </w:r>
+      <w:del w:id="69" w:author="Emerald Arthurs" w:date="2026-07-01T10:35:00Z" w16du:dateUtc="2026-07-01T17:35:00Z">
         <w:r>
           <w:rPr>
             <w:color w:val="0B5394"/>
             <w:lang w:val="en-US"/>
           </w:rPr>
-          <w:t xml:space="preserve"> but </w:t>
-        </w:r>
-        <w:r>
-          <w:rPr>
-            <w:color w:val="0B5394"/>
-            <w:lang w:val="en-US"/>
-          </w:rPr>
-          <w:t xml:space="preserve">has yet to be </w:t>
-        </w:r>
-      </w:ins>
-      <w:ins w:id="150" w:author="Jason Fisher" w:date="2026-06-26T15:26:00Z" w16du:dateUtc="2026-06-26T22:26:00Z">
-        <w:r>
-          <w:rPr>
-            <w:color w:val="0B5394"/>
-            <w:lang w:val="en-US"/>
-          </w:rPr>
-          <w:t>fully examined. It remains well outside the scope of this paper.</w:t>
-        </w:r>
-      </w:ins>
-      <w:del w:id="151" w:author="Jason Fisher" w:date="2026-06-26T15:23:00Z" w16du:dateUtc="2026-06-26T22:23:00Z">
-        <w:r>
-          <w:rPr>
-            <w:color w:val="0B5394"/>
-            <w:lang w:val="en-US"/>
-          </w:rPr>
-          <w:delText xml:space="preserve"> that </w:delText>
-        </w:r>
-        <w:r>
-          <w:rPr>
-            <w:color w:val="0B5394"/>
-            <w:lang w:val="en-US"/>
-          </w:rPr>
-          <w:delText>are</w:delText>
-        </w:r>
-        <w:r>
-          <w:rPr>
-            <w:color w:val="0B5394"/>
-            <w:lang w:val="en-US"/>
-          </w:rPr>
-          <w:delText xml:space="preserve"> ecologically untenable for red squirrels</w:delText>
-        </w:r>
-        <w:r>
-          <w:rPr>
-            <w:color w:val="0B5394"/>
-            <w:lang w:val="en-US"/>
-          </w:rPr>
-          <w:delText>.</w:delText>
+          <w:delText xml:space="preserve">obviously </w:delText>
         </w:r>
       </w:del>
       <w:r>
@@ -8014,78 +7436,8 @@
           <w:color w:val="0B5394"/>
           <w:lang w:val="en-US"/>
         </w:rPr>
-        <w:t xml:space="preserve"> </w:t>
-      </w:r>
-    </w:p>
-    <w:p>
-      <w:pPr>
-        <w:rPr>
-          <w:color w:val="0B5394"/>
-        </w:rPr>
-      </w:pPr>
-    </w:p>
-    <w:p>
-      <w:pPr>
-        <w:rPr>
-          <w:del w:id="152" w:author="Jason Fisher" w:date="2026-06-26T15:26:00Z" w16du:dateUtc="2026-06-26T22:26:00Z"/>
-          <w:color w:val="0B5394"/>
-          <w:lang w:val="en-US"/>
-        </w:rPr>
-      </w:pPr>
-      <w:del w:id="153" w:author="Jason Fisher" w:date="2026-06-26T15:26:00Z" w16du:dateUtc="2026-06-26T22:26:00Z">
-        <w:r>
-          <w:rPr>
-            <w:color w:val="0B5394"/>
-            <w:lang w:val="en-US"/>
-          </w:rPr>
-          <w:br w:type="page"/>
-        </w:r>
-      </w:del>
-    </w:p>
-    <w:p>
-      <w:pPr>
-        <w:rPr>
-          <w:color w:val="0B5394"/>
-          <w:lang w:val="en-US"/>
-        </w:rPr>
-      </w:pPr>
-      <w:del w:id="154" w:author="Jason Fisher" w:date="2026-06-26T15:26:00Z" w16du:dateUtc="2026-06-26T22:26:00Z">
-        <w:r>
-          <w:rPr>
-            <w:color w:val="0B5394"/>
-            <w:lang w:val="en-US"/>
-          </w:rPr>
-          <w:lastRenderedPageBreak/>
-          <w:delText>In face of these limitations, we have retained our patch-landscape</w:delText>
-        </w:r>
-      </w:del>
-      <w:ins w:id="155" w:author="Jason Fisher" w:date="2026-06-26T15:26:00Z" w16du:dateUtc="2026-06-26T22:26:00Z">
-        <w:r>
-          <w:rPr>
-            <w:color w:val="0B5394"/>
-            <w:lang w:val="en-US"/>
-          </w:rPr>
-          <w:t>We obviously cannot design and re-sample a joint federal-provincial monitori</w:t>
-        </w:r>
-      </w:ins>
-      <w:ins w:id="156" w:author="Jason Fisher" w:date="2026-06-26T15:27:00Z" w16du:dateUtc="2026-06-26T22:27:00Z">
-        <w:r>
-          <w:rPr>
-            <w:color w:val="0B5394"/>
-            <w:lang w:val="en-US"/>
-          </w:rPr>
-          <w:t xml:space="preserve">ng program, so we continue </w:t>
-        </w:r>
-      </w:ins>
-      <w:del w:id="157" w:author="Jason Fisher" w:date="2026-06-26T15:27:00Z" w16du:dateUtc="2026-06-26T22:27:00Z">
-        <w:r>
-          <w:rPr>
-            <w:color w:val="0B5394"/>
-            <w:lang w:val="en-US"/>
-          </w:rPr>
-          <w:delText xml:space="preserve"> design </w:delText>
-        </w:r>
-      </w:del>
+        <w:t xml:space="preserve">cannot design and re-sample a joint federal-provincial monitoring program, so we continue </w:t>
+      </w:r>
       <w:r>
         <w:rPr>
           <w:color w:val="0B5394"/>
@@ -8168,24 +7520,22 @@
         </w:rPr>
         <w:t xml:space="preserve"> wording throughout the manuscript has been updated to reflect this</w:t>
       </w:r>
-      <w:ins w:id="158" w:author="Jason Fisher" w:date="2026-06-26T15:27:00Z" w16du:dateUtc="2026-06-26T22:27:00Z">
-        <w:r>
-          <w:rPr>
-            <w:color w:val="0B5394"/>
-            <w:lang w:val="en-US"/>
-          </w:rPr>
-          <w:t xml:space="preserve"> </w:t>
-        </w:r>
-        <w:commentRangeStart w:id="159"/>
-        <w:commentRangeStart w:id="160"/>
-        <w:r>
-          <w:rPr>
-            <w:color w:val="0B5394"/>
-            <w:lang w:val="en-US"/>
-          </w:rPr>
-          <w:t>and we have added multiple references to show our approach is consistent with common usage</w:t>
-        </w:r>
-      </w:ins>
+      <w:r>
+        <w:rPr>
+          <w:color w:val="0B5394"/>
+          <w:lang w:val="en-US"/>
+        </w:rPr>
+        <w:t xml:space="preserve"> </w:t>
+      </w:r>
+      <w:commentRangeStart w:id="70"/>
+      <w:commentRangeStart w:id="71"/>
+      <w:r>
+        <w:rPr>
+          <w:color w:val="0B5394"/>
+          <w:lang w:val="en-US"/>
+        </w:rPr>
+        <w:t>and we have added multiple references to show our approach is consistent with common usage</w:t>
+      </w:r>
       <w:r>
         <w:rPr>
           <w:color w:val="0B5394"/>
@@ -8193,7 +7543,7 @@
         </w:rPr>
         <w:t xml:space="preserve">. </w:t>
       </w:r>
-      <w:commentRangeEnd w:id="159"/>
+      <w:commentRangeEnd w:id="70"/>
       <w:r>
         <w:rPr>
           <w:rStyle w:val="CommentReference"/>
@@ -8202,9 +7552,9 @@
           <w:szCs w:val="22"/>
           <w:lang w:val="en-US"/>
         </w:rPr>
-        <w:commentReference w:id="159"/>
-      </w:r>
-      <w:commentRangeEnd w:id="160"/>
+        <w:commentReference w:id="70"/>
+      </w:r>
+      <w:commentRangeEnd w:id="71"/>
       <w:r>
         <w:rPr>
           <w:rStyle w:val="CommentReference"/>
@@ -8213,772 +7563,58 @@
           <w:szCs w:val="22"/>
           <w:lang w:val="en-US"/>
         </w:rPr>
-        <w:commentReference w:id="160"/>
-      </w:r>
-    </w:p>
-    <w:p>
-      <w:pPr>
-        <w:numPr>
-          <w:ilvl w:val="0"/>
-          <w:numId w:val="3"/>
-        </w:numPr>
-        <w:rPr>
-          <w:del w:id="161" w:author="Aidan Brushett" w:date="2026-06-30T16:42:00Z" w16du:dateUtc="2026-06-30T23:42:00Z"/>
-          <w:color w:val="0B5394"/>
-          <w:lang w:val="en-US"/>
-        </w:rPr>
-      </w:pPr>
-      <w:commentRangeStart w:id="162"/>
-      <w:commentRangeStart w:id="163"/>
-      <w:commentRangeStart w:id="164"/>
-      <w:del w:id="165" w:author="Aidan Brushett" w:date="2026-06-30T16:42:00Z" w16du:dateUtc="2026-06-30T23:42:00Z">
-        <w:r>
-          <w:rPr>
-            <w:color w:val="0B5394"/>
-            <w:lang w:val="en-US"/>
-          </w:rPr>
-          <w:delText xml:space="preserve">Industrial footprint is currently modeled using circular buffers of a 2000m radius, which is substantially smaller than past models (&lt;25% of the previous area represented). In many cases, cameras were deployed closer than 2 km to each other (note our &gt;1km constraint for deployments), in which cases the buffers overlap </w:delText>
-        </w:r>
-        <w:r>
-          <w:rPr>
-            <w:color w:val="0B5394"/>
-            <w:lang w:val="en-US"/>
-          </w:rPr>
-          <w:delText>substantially,</w:delText>
-        </w:r>
-        <w:r>
-          <w:rPr>
-            <w:color w:val="0B5394"/>
-            <w:lang w:val="en-US"/>
-          </w:rPr>
-          <w:delText xml:space="preserve"> and the cameras represent sites within the same general "landscape". In some cases, 4+ adjacent cameras in our design capture largely the same features on the landscape. Our current approach converges on R2's ideal design when cameras are spaced close enough to capture most of the same landscape features, to some extent forming their own ‘clusters’</w:delText>
-        </w:r>
-        <w:r>
-          <w:rPr>
-            <w:color w:val="0B5394"/>
-            <w:lang w:val="en-US"/>
-          </w:rPr>
-          <w:delText xml:space="preserve"> naturally while still representing a small enough scale to be ecologically defensible for studying red squirrels</w:delText>
-        </w:r>
-        <w:r>
-          <w:rPr>
-            <w:color w:val="0B5394"/>
-            <w:lang w:val="en-US"/>
-          </w:rPr>
-          <w:delText>.</w:delText>
-        </w:r>
-      </w:del>
-      <w:ins w:id="166" w:author="Jason Fisher" w:date="2026-06-26T15:28:00Z" w16du:dateUtc="2026-06-26T22:28:00Z">
-        <w:del w:id="167" w:author="Aidan Brushett" w:date="2026-06-30T16:42:00Z" w16du:dateUtc="2026-06-30T23:42:00Z">
-          <w:r>
-            <w:rPr>
-              <w:color w:val="0B5394"/>
-              <w:lang w:val="en-US"/>
-            </w:rPr>
-            <w:delText xml:space="preserve"> Note importantly that overlapping buffers do incur a loss of independence as thoroughly</w:delText>
-          </w:r>
-        </w:del>
-      </w:ins>
-      <w:ins w:id="168" w:author="Jason Fisher" w:date="2026-06-26T15:29:00Z" w16du:dateUtc="2026-06-26T22:29:00Z">
-        <w:del w:id="169" w:author="Aidan Brushett" w:date="2026-06-30T16:42:00Z" w16du:dateUtc="2026-06-30T23:42:00Z">
-          <w:r>
-            <w:rPr>
-              <w:color w:val="0B5394"/>
-              <w:lang w:val="en-US"/>
-            </w:rPr>
-            <w:delText xml:space="preserve"> explored by </w:delText>
-          </w:r>
-        </w:del>
-      </w:ins>
-      <w:commentRangeStart w:id="170"/>
-      <w:commentRangeStart w:id="171"/>
-      <w:del w:id="172" w:author="Aidan Brushett" w:date="2026-06-30T16:42:00Z" w16du:dateUtc="2026-06-30T23:42:00Z">
-        <w:r>
-          <w:rPr>
-            <w:color w:val="0B5394"/>
-            <w:lang w:val="en-US"/>
-          </w:rPr>
-          <w:fldChar w:fldCharType="begin"/>
-        </w:r>
-        <w:r>
-          <w:rPr>
-            <w:color w:val="0B5394"/>
-            <w:lang w:val="en-US"/>
-          </w:rPr>
-          <w:delInstrText xml:space="preserve"> ADDIN EN.CITE &lt;EndNote&gt;&lt;Cite AuthorYear="1"&gt;&lt;Author&gt;Zuckerberg&lt;/Author&gt;&lt;Year&gt;2020&lt;/Year&gt;&lt;RecNum&gt;1347&lt;/RecNum&gt;&lt;DisplayText&gt;Zuckerberg et al. (2020)&lt;/DisplayText&gt;&lt;record&gt;&lt;rec-number&gt;1347&lt;/rec-number&gt;&lt;foreign-keys&gt;&lt;key app="EN" db-id="zttw0f50sp2daeezft0vvrfdzpdzpw95p2rp" timestamp="1669055232"&gt;1347&lt;/key&gt;&lt;/foreign-keys&gt;&lt;ref-type name="Journal Article"&gt;17&lt;/ref-type&gt;&lt;contributors&gt;&lt;authors&gt;&lt;author&gt;Zuckerberg, Benjamin&lt;/author&gt;&lt;author&gt;Cohen, Jeremy M&lt;/author&gt;&lt;author&gt;Nunes, Laura A&lt;/author&gt;&lt;author&gt;Bernath-Plaisted, Jacy&lt;/author&gt;&lt;author&gt;Clare, John DJ&lt;/author&gt;&lt;author&gt;Gilbert, Neil A&lt;/author&gt;&lt;author&gt;Kozidis, Sofia S&lt;/author&gt;&lt;author&gt;Maresh Nelson, Scott B&lt;/author&gt;&lt;author&gt;Shipley, Amy A&lt;/author&gt;&lt;author&gt;Thompson, Kimberly L&lt;/author&gt;&lt;/authors&gt;&lt;/contributors&gt;&lt;titles&gt;&lt;title&gt;A review of overlapping landscapes: pseudoreplication or a red herring in landscape ecology?&lt;/title&gt;&lt;secondary-title&gt;Current Landscape Ecology Reports&lt;/secondary-title&gt;&lt;/titles&gt;&lt;periodical&gt;&lt;full-title&gt;Current Landscape Ecology Reports&lt;/full-title&gt;&lt;/periodical&gt;&lt;pages&gt;140-148&lt;/pages&gt;&lt;volume&gt;5&lt;/volume&gt;&lt;number&gt;4&lt;/number&gt;&lt;dates&gt;&lt;year&gt;2020&lt;/year&gt;&lt;/dates&gt;&lt;isbn&gt;2364-494X&lt;/isbn&gt;&lt;urls&gt;&lt;/urls&gt;&lt;/record&gt;&lt;/Cite&gt;&lt;/EndNote&gt;</w:delInstrText>
-        </w:r>
-        <w:r>
-          <w:rPr>
-            <w:color w:val="0B5394"/>
-            <w:lang w:val="en-US"/>
-          </w:rPr>
-          <w:fldChar w:fldCharType="separate"/>
-        </w:r>
-        <w:r>
-          <w:rPr>
-            <w:noProof/>
-            <w:color w:val="0B5394"/>
-            <w:lang w:val="en-US"/>
-          </w:rPr>
-          <w:delText>Zuckerberg et al. (2020)</w:delText>
-        </w:r>
-        <w:r>
-          <w:rPr>
-            <w:color w:val="0B5394"/>
-            <w:lang w:val="en-US"/>
-          </w:rPr>
-          <w:fldChar w:fldCharType="end"/>
-        </w:r>
-        <w:commentRangeEnd w:id="170"/>
-        <w:r>
-          <w:rPr>
-            <w:rStyle w:val="CommentReference"/>
-            <w:color w:val="0B5394"/>
-            <w:sz w:val="22"/>
-            <w:szCs w:val="22"/>
-            <w:lang w:val="en-US"/>
-          </w:rPr>
-          <w:commentReference w:id="170"/>
-        </w:r>
-        <w:commentRangeEnd w:id="171"/>
-        <w:r>
-          <w:rPr>
-            <w:rStyle w:val="CommentReference"/>
-            <w:color w:val="0B5394"/>
-            <w:sz w:val="22"/>
-            <w:szCs w:val="22"/>
-            <w:lang w:val="en-US"/>
-          </w:rPr>
-          <w:commentReference w:id="171"/>
-        </w:r>
-      </w:del>
-      <w:ins w:id="173" w:author="Jason Fisher" w:date="2026-06-26T15:29:00Z" w16du:dateUtc="2026-06-26T22:29:00Z">
-        <w:del w:id="174" w:author="Aidan Brushett" w:date="2026-06-30T16:42:00Z" w16du:dateUtc="2026-06-30T23:42:00Z">
-          <w:r>
-            <w:rPr>
-              <w:color w:val="0B5394"/>
-              <w:lang w:val="en-US"/>
-            </w:rPr>
-            <w:delText>.</w:delText>
-          </w:r>
-        </w:del>
-      </w:ins>
-      <w:commentRangeEnd w:id="162"/>
-      <w:del w:id="175" w:author="Aidan Brushett" w:date="2026-06-30T16:42:00Z" w16du:dateUtc="2026-06-30T23:42:00Z">
-        <w:r>
-          <w:rPr>
-            <w:rStyle w:val="CommentReference"/>
-            <w:color w:val="0B5394"/>
-            <w:sz w:val="22"/>
-            <w:szCs w:val="22"/>
-            <w:lang w:val="en-US"/>
-          </w:rPr>
-          <w:commentReference w:id="162"/>
-        </w:r>
-        <w:commentRangeEnd w:id="163"/>
-        <w:r>
-          <w:rPr>
-            <w:rStyle w:val="CommentReference"/>
-            <w:color w:val="0B5394"/>
-            <w:sz w:val="22"/>
-            <w:szCs w:val="22"/>
-            <w:lang w:val="en-US"/>
-          </w:rPr>
-          <w:commentReference w:id="163"/>
-        </w:r>
-      </w:del>
-      <w:commentRangeEnd w:id="164"/>
-      <w:r>
-        <w:rPr>
-          <w:rStyle w:val="CommentReference"/>
-          <w:color w:val="0B5394"/>
-          <w:sz w:val="22"/>
-          <w:szCs w:val="22"/>
-          <w:lang w:val="en-US"/>
-        </w:rPr>
-        <w:commentReference w:id="164"/>
-      </w:r>
-    </w:p>
-    <w:p>
-      <w:pPr>
-        <w:rPr>
-          <w:color w:val="0B5394"/>
-          <w:lang w:val="en-US"/>
-        </w:rPr>
-      </w:pPr>
-    </w:p>
-    <w:p>
-      <w:pPr>
-        <w:rPr>
-          <w:color w:val="0B5394"/>
-          <w:lang w:val="en-US"/>
-        </w:rPr>
-      </w:pPr>
-      <w:del w:id="176" w:author="Aidan Brushett" w:date="2026-06-30T16:41:00Z" w16du:dateUtc="2026-06-30T23:41:00Z">
-        <w:r>
-          <w:rPr>
-            <w:noProof/>
-            <w:color w:val="0B5394"/>
-            <w:lang w:val="en-US"/>
-          </w:rPr>
-          <mc:AlternateContent>
-            <mc:Choice Requires="wpg">
-              <w:drawing>
-                <wp:anchor distT="0" distB="0" distL="114300" distR="114300" simplePos="0" relativeHeight="251657221" behindDoc="0" locked="0" layoutInCell="1" allowOverlap="1" wp14:anchorId="7812A137" wp14:editId="19178EFE">
-                  <wp:simplePos x="0" y="0"/>
-                  <wp:positionH relativeFrom="column">
-                    <wp:posOffset>1706888</wp:posOffset>
-                  </wp:positionH>
-                  <wp:positionV relativeFrom="paragraph">
-                    <wp:posOffset>911308</wp:posOffset>
-                  </wp:positionV>
-                  <wp:extent cx="919677" cy="95416"/>
-                  <wp:effectExtent l="25400" t="25400" r="7620" b="44450"/>
-                  <wp:wrapNone/>
-                  <wp:docPr id="690686318" name="Group 10"/>
-                  <wp:cNvGraphicFramePr/>
-                  <a:graphic xmlns:a="http://schemas.openxmlformats.org/drawingml/2006/main">
-                    <a:graphicData uri="http://schemas.microsoft.com/office/word/2010/wordprocessingGroup">
-                      <wpg:wgp>
-                        <wpg:cNvGrpSpPr/>
-                        <wpg:grpSpPr>
-                          <a:xfrm>
-                            <a:off x="0" y="0"/>
-                            <a:ext cx="919677" cy="95416"/>
-                            <a:chOff x="0" y="0"/>
-                            <a:chExt cx="919677" cy="95416"/>
-                          </a:xfrm>
-                        </wpg:grpSpPr>
-                        <wps:wsp>
-                          <wps:cNvPr id="1308841214" name="Oval 2"/>
-                          <wps:cNvSpPr/>
-                          <wps:spPr>
-                            <a:xfrm>
-                              <a:off x="824261" y="0"/>
-                              <a:ext cx="95416" cy="95416"/>
-                            </a:xfrm>
-                            <a:prstGeom prst="ellipse">
-                              <a:avLst/>
-                            </a:prstGeom>
-                            <a:solidFill>
-                              <a:srgbClr val="FF0000"/>
-                            </a:solidFill>
-                            <a:ln>
-                              <a:solidFill>
-                                <a:srgbClr val="FF0000"/>
-                              </a:solidFill>
-                            </a:ln>
-                            <a:effectLst/>
-                          </wps:spPr>
-                          <wps:style>
-                            <a:lnRef idx="1">
-                              <a:schemeClr val="accent1"/>
-                            </a:lnRef>
-                            <a:fillRef idx="3">
-                              <a:schemeClr val="accent1"/>
-                            </a:fillRef>
-                            <a:effectRef idx="2">
-                              <a:schemeClr val="accent1"/>
-                            </a:effectRef>
-                            <a:fontRef idx="minor">
-                              <a:schemeClr val="lt1"/>
-                            </a:fontRef>
-                          </wps:style>
-                          <wps:bodyPr rot="0" spcFirstLastPara="0" vertOverflow="overflow" horzOverflow="overflow" vert="horz" wrap="square" lIns="91440" tIns="45720" rIns="91440" bIns="45720" numCol="1" spcCol="0" rtlCol="0" fromWordArt="0" anchor="ctr" anchorCtr="0" forceAA="0" compatLnSpc="1">
-                            <a:prstTxWarp prst="textNoShape">
-                              <a:avLst/>
-                            </a:prstTxWarp>
-                            <a:noAutofit/>
-                          </wps:bodyPr>
-                        </wps:wsp>
-                        <wps:wsp>
-                          <wps:cNvPr id="1042127315" name="Straight Arrow Connector 3"/>
-                          <wps:cNvCnPr/>
-                          <wps:spPr>
-                            <a:xfrm>
-                              <a:off x="587297" y="46464"/>
-                              <a:ext cx="254608" cy="0"/>
-                            </a:xfrm>
-                            <a:prstGeom prst="straightConnector1">
-                              <a:avLst/>
-                            </a:prstGeom>
-                            <a:ln w="12700">
-                              <a:solidFill>
-                                <a:schemeClr val="tx1"/>
-                              </a:solidFill>
-                              <a:headEnd type="triangle"/>
-                              <a:tailEnd type="triangle"/>
-                            </a:ln>
-                            <a:effectLst/>
-                          </wps:spPr>
-                          <wps:style>
-                            <a:lnRef idx="2">
-                              <a:schemeClr val="accent1"/>
-                            </a:lnRef>
-                            <a:fillRef idx="0">
-                              <a:schemeClr val="accent1"/>
-                            </a:fillRef>
-                            <a:effectRef idx="1">
-                              <a:schemeClr val="accent1"/>
-                            </a:effectRef>
-                            <a:fontRef idx="minor">
-                              <a:schemeClr val="tx1"/>
-                            </a:fontRef>
-                          </wps:style>
-                          <wps:bodyPr/>
-                        </wps:wsp>
-                        <wps:wsp>
-                          <wps:cNvPr id="1638235382" name="Straight Arrow Connector 3"/>
-                          <wps:cNvCnPr/>
-                          <wps:spPr>
-                            <a:xfrm flipV="1">
-                              <a:off x="0" y="46464"/>
-                              <a:ext cx="494618" cy="9717"/>
-                            </a:xfrm>
-                            <a:prstGeom prst="straightConnector1">
-                              <a:avLst/>
-                            </a:prstGeom>
-                            <a:ln w="12700">
-                              <a:solidFill>
-                                <a:schemeClr val="tx1"/>
-                              </a:solidFill>
-                              <a:headEnd type="triangle"/>
-                              <a:tailEnd type="triangle"/>
-                            </a:ln>
-                            <a:effectLst/>
-                          </wps:spPr>
-                          <wps:style>
-                            <a:lnRef idx="2">
-                              <a:schemeClr val="accent1"/>
-                            </a:lnRef>
-                            <a:fillRef idx="0">
-                              <a:schemeClr val="accent1"/>
-                            </a:fillRef>
-                            <a:effectRef idx="1">
-                              <a:schemeClr val="accent1"/>
-                            </a:effectRef>
-                            <a:fontRef idx="minor">
-                              <a:schemeClr val="tx1"/>
-                            </a:fontRef>
-                          </wps:style>
-                          <wps:bodyPr/>
-                        </wps:wsp>
-                      </wpg:wgp>
-                    </a:graphicData>
-                  </a:graphic>
-                </wp:anchor>
-              </w:drawing>
-            </mc:Choice>
-            <mc:Fallback>
-              <w:pict>
-                <v:group w14:anchorId="08B7E185" id="Group 10" o:spid="_x0000_s1026" style="position:absolute;margin-left:134.4pt;margin-top:71.75pt;width:72.4pt;height:7.5pt;z-index:251657221" coordsize="9196,954" o:gfxdata="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">
-                  <v:oval id="Oval 2" o:spid="_x0000_s1027" style="position:absolute;left:8242;width:954;height:954;visibility:visible;mso-wrap-style:square;v-text-anchor:middle" o:gfxdata="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" fillcolor="red" strokecolor="red"/>
-                  <v:shapetype id="_x0000_t32" coordsize="21600,21600" o:spt="32" o:oned="t" path="m,l21600,21600e" filled="f">
-                    <v:path arrowok="t" fillok="f" o:connecttype="none"/>
-                    <o:lock v:ext="edit" shapetype="t"/>
-                  </v:shapetype>
-                  <v:shape id="Straight Arrow Connector 3" o:spid="_x0000_s1028" type="#_x0000_t32" style="position:absolute;left:5872;top:464;width:2547;height:0;visibility:visible;mso-wrap-style:square" o:connectortype="straight" o:gfxdata="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" strokecolor="black [3213]" strokeweight="1pt">
-                    <v:stroke startarrow="block" endarrow="block"/>
-                  </v:shape>
-                  <v:shape id="Straight Arrow Connector 3" o:spid="_x0000_s1029" type="#_x0000_t32" style="position:absolute;top:464;width:4946;height:97;flip:y;visibility:visible;mso-wrap-style:square" o:connectortype="straight" o:gfxdata="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" strokecolor="black [3213]" strokeweight="1pt">
-                    <v:stroke startarrow="block" endarrow="block"/>
-                  </v:shape>
-                </v:group>
-              </w:pict>
-            </mc:Fallback>
-          </mc:AlternateContent>
-        </w:r>
-        <w:r>
-          <w:rPr>
-            <w:noProof/>
-            <w:color w:val="0B5394"/>
-            <w:lang w:val="en-US"/>
-          </w:rPr>
-          <mc:AlternateContent>
-            <mc:Choice Requires="wpg">
-              <w:drawing>
-                <wp:anchor distT="0" distB="0" distL="114300" distR="114300" simplePos="0" relativeHeight="251658247" behindDoc="0" locked="0" layoutInCell="1" allowOverlap="1" wp14:anchorId="50D5F56C" wp14:editId="03C37761">
-                  <wp:simplePos x="0" y="0"/>
-                  <wp:positionH relativeFrom="column">
-                    <wp:posOffset>3011904</wp:posOffset>
-                  </wp:positionH>
-                  <wp:positionV relativeFrom="paragraph">
-                    <wp:posOffset>214349</wp:posOffset>
-                  </wp:positionV>
-                  <wp:extent cx="1407873" cy="1088205"/>
-                  <wp:effectExtent l="0" t="0" r="14605" b="17145"/>
-                  <wp:wrapTopAndBottom/>
-                  <wp:docPr id="961772973" name="Group 9"/>
-                  <wp:cNvGraphicFramePr/>
-                  <a:graphic xmlns:a="http://schemas.openxmlformats.org/drawingml/2006/main">
-                    <a:graphicData uri="http://schemas.microsoft.com/office/word/2010/wordprocessingGroup">
-                      <wpg:wgp>
-                        <wpg:cNvGrpSpPr/>
-                        <wpg:grpSpPr>
-                          <a:xfrm>
-                            <a:off x="0" y="0"/>
-                            <a:ext cx="1407873" cy="1088205"/>
-                            <a:chOff x="0" y="0"/>
-                            <a:chExt cx="1407873" cy="1088205"/>
-                          </a:xfrm>
-                        </wpg:grpSpPr>
-                        <wps:wsp>
-                          <wps:cNvPr id="1609777288" name="Oval 1"/>
-                          <wps:cNvSpPr/>
-                          <wps:spPr>
-                            <a:xfrm>
-                              <a:off x="0" y="0"/>
-                              <a:ext cx="1080770" cy="1080770"/>
-                            </a:xfrm>
-                            <a:prstGeom prst="ellipse">
-                              <a:avLst/>
-                            </a:prstGeom>
-                            <a:noFill/>
-                            <a:ln w="12700">
-                              <a:solidFill>
-                                <a:schemeClr val="accent1"/>
-                              </a:solidFill>
-                              <a:prstDash val="sysDash"/>
-                            </a:ln>
-                            <a:effectLst/>
-                          </wps:spPr>
-                          <wps:style>
-                            <a:lnRef idx="1">
-                              <a:schemeClr val="accent1"/>
-                            </a:lnRef>
-                            <a:fillRef idx="3">
-                              <a:schemeClr val="accent1"/>
-                            </a:fillRef>
-                            <a:effectRef idx="2">
-                              <a:schemeClr val="accent1"/>
-                            </a:effectRef>
-                            <a:fontRef idx="minor">
-                              <a:schemeClr val="lt1"/>
-                            </a:fontRef>
-                          </wps:style>
-                          <wps:bodyPr rot="0" spcFirstLastPara="0" vertOverflow="overflow" horzOverflow="overflow" vert="horz" wrap="square" lIns="91440" tIns="45720" rIns="91440" bIns="45720" numCol="1" spcCol="0" rtlCol="0" fromWordArt="0" anchor="ctr" anchorCtr="0" forceAA="0" compatLnSpc="1">
-                            <a:prstTxWarp prst="textNoShape">
-                              <a:avLst/>
-                            </a:prstTxWarp>
-                            <a:noAutofit/>
-                          </wps:bodyPr>
-                        </wps:wsp>
-                        <wps:wsp>
-                          <wps:cNvPr id="238674512" name="Oval 1"/>
-                          <wps:cNvSpPr/>
-                          <wps:spPr>
-                            <a:xfrm>
-                              <a:off x="327103" y="7435"/>
-                              <a:ext cx="1080770" cy="1080770"/>
-                            </a:xfrm>
-                            <a:prstGeom prst="ellipse">
-                              <a:avLst/>
-                            </a:prstGeom>
-                            <a:noFill/>
-                            <a:ln w="12700">
-                              <a:solidFill>
-                                <a:srgbClr val="C00000"/>
-                              </a:solidFill>
-                              <a:prstDash val="sysDash"/>
-                            </a:ln>
-                            <a:effectLst/>
-                          </wps:spPr>
-                          <wps:style>
-                            <a:lnRef idx="1">
-                              <a:schemeClr val="accent1"/>
-                            </a:lnRef>
-                            <a:fillRef idx="3">
-                              <a:schemeClr val="accent1"/>
-                            </a:fillRef>
-                            <a:effectRef idx="2">
-                              <a:schemeClr val="accent1"/>
-                            </a:effectRef>
-                            <a:fontRef idx="minor">
-                              <a:schemeClr val="lt1"/>
-                            </a:fontRef>
-                          </wps:style>
-                          <wps:bodyPr rot="0" spcFirstLastPara="0" vertOverflow="overflow" horzOverflow="overflow" vert="horz" wrap="square" lIns="91440" tIns="45720" rIns="91440" bIns="45720" numCol="1" spcCol="0" rtlCol="0" fromWordArt="0" anchor="ctr" anchorCtr="0" forceAA="0" compatLnSpc="1">
-                            <a:prstTxWarp prst="textNoShape">
-                              <a:avLst/>
-                            </a:prstTxWarp>
-                            <a:noAutofit/>
-                          </wps:bodyPr>
-                        </wps:wsp>
-                        <wps:wsp>
-                          <wps:cNvPr id="623049703" name="Text Box 2"/>
-                          <wps:cNvSpPr txBox="1">
-                            <a:spLocks noChangeArrowheads="1"/>
-                          </wps:cNvSpPr>
-                          <wps:spPr bwMode="auto">
-                            <a:xfrm>
-                              <a:off x="0" y="683942"/>
-                              <a:ext cx="576580" cy="368935"/>
-                            </a:xfrm>
-                            <a:prstGeom prst="rect">
-                              <a:avLst/>
-                            </a:prstGeom>
-                            <a:noFill/>
-                            <a:ln w="9525">
-                              <a:noFill/>
-                              <a:miter lim="800000"/>
-                              <a:headEnd/>
-                              <a:tailEnd/>
-                            </a:ln>
-                          </wps:spPr>
-                          <wps:txbx>
-                            <w:txbxContent>
-                              <w:p>
-                                <w:pPr>
-                                  <w:rPr>
-                                    <w:sz w:val="16"/>
-                                    <w:szCs w:val="16"/>
-                                    <w:lang w:val="en-CA"/>
-                                  </w:rPr>
-                                </w:pPr>
-                                <w:r>
-                                  <w:rPr>
-                                    <w:sz w:val="16"/>
-                                    <w:szCs w:val="16"/>
-                                    <w:lang w:val="en-CA"/>
-                                  </w:rPr>
-                                  <w:t>2000 m buffer</w:t>
-                                </w:r>
-                              </w:p>
-                            </w:txbxContent>
-                          </wps:txbx>
-                          <wps:bodyPr rot="0" vert="horz" wrap="square" lIns="91440" tIns="45720" rIns="91440" bIns="45720" anchor="t" anchorCtr="0">
-                            <a:spAutoFit/>
-                          </wps:bodyPr>
-                        </wps:wsp>
-                        <wps:wsp>
-                          <wps:cNvPr id="1220808994" name="Text Box 2"/>
-                          <wps:cNvSpPr txBox="1">
-                            <a:spLocks noChangeArrowheads="1"/>
-                          </wps:cNvSpPr>
-                          <wps:spPr bwMode="auto">
-                            <a:xfrm>
-                              <a:off x="505522" y="230459"/>
-                              <a:ext cx="576580" cy="503555"/>
-                            </a:xfrm>
-                            <a:prstGeom prst="rect">
-                              <a:avLst/>
-                            </a:prstGeom>
-                            <a:noFill/>
-                            <a:ln w="9525">
-                              <a:noFill/>
-                              <a:miter lim="800000"/>
-                              <a:headEnd/>
-                              <a:tailEnd/>
-                            </a:ln>
-                          </wps:spPr>
-                          <wps:txbx>
-                            <w:txbxContent>
-                              <w:p>
-                                <w:pPr>
-                                  <w:rPr>
-                                    <w:sz w:val="16"/>
-                                    <w:szCs w:val="16"/>
-                                    <w:lang w:val="en-CA"/>
-                                  </w:rPr>
-                                </w:pPr>
-                                <w:r>
-                                  <w:rPr>
-                                    <w:sz w:val="16"/>
-                                    <w:szCs w:val="16"/>
-                                    <w:lang w:val="en-CA"/>
-                                  </w:rPr>
-                                  <w:t>&gt;1km camera spacing</w:t>
-                                </w:r>
-                              </w:p>
-                            </w:txbxContent>
-                          </wps:txbx>
-                          <wps:bodyPr rot="0" vert="horz" wrap="square" lIns="91440" tIns="45720" rIns="91440" bIns="45720" anchor="t" anchorCtr="0">
-                            <a:spAutoFit/>
-                          </wps:bodyPr>
-                        </wps:wsp>
-                      </wpg:wgp>
-                    </a:graphicData>
-                  </a:graphic>
-                </wp:anchor>
-              </w:drawing>
-            </mc:Choice>
-            <mc:Fallback>
-              <w:pict>
-                <v:group w14:anchorId="50D5F56C" id="Group 9" o:spid="_x0000_s1026" style="position:absolute;margin-left:237.15pt;margin-top:16.9pt;width:110.85pt;height:85.7pt;z-index:251658247" coordsize="14078,10882" o:gfxdata="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">
-                  <v:oval id="Oval 1" o:spid="_x0000_s1027" style="position:absolute;width:10807;height:10807;visibility:visible;mso-wrap-style:square;v-text-anchor:middle" o:gfxdata="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" filled="f" strokecolor="#4f81bd [3204]" strokeweight="1pt">
-                    <v:stroke dashstyle="3 1"/>
-                  </v:oval>
-                  <v:oval id="Oval 1" o:spid="_x0000_s1028" style="position:absolute;left:3271;top:74;width:10807;height:10808;visibility:visible;mso-wrap-style:square;v-text-anchor:middle" o:gfxdata="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" filled="f" strokecolor="#c00000" strokeweight="1pt">
-                    <v:stroke dashstyle="3 1"/>
-                  </v:oval>
-                  <v:shapetype id="_x0000_t202" coordsize="21600,21600" o:spt="202" path="m,l,21600r21600,l21600,xe">
-                    <v:stroke joinstyle="miter"/>
-                    <v:path gradientshapeok="t" o:connecttype="rect"/>
-                  </v:shapetype>
-                  <v:shape id="Text Box 2" o:spid="_x0000_s1029" type="#_x0000_t202" style="position:absolute;top:6839;width:5765;height:3689;visibility:visible;mso-wrap-style:square;v-text-anchor:top" o:gfxdata="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" filled="f" stroked="f">
-                    <v:textbox style="mso-fit-shape-to-text:t">
-                      <w:txbxContent>
-                        <w:p>
-                          <w:pPr>
-                            <w:rPr>
-                              <w:sz w:val="16"/>
-                              <w:szCs w:val="16"/>
-                              <w:lang w:val="en-CA"/>
-                            </w:rPr>
-                          </w:pPr>
-                          <w:r>
-                            <w:rPr>
-                              <w:sz w:val="16"/>
-                              <w:szCs w:val="16"/>
-                              <w:lang w:val="en-CA"/>
-                            </w:rPr>
-                            <w:t>2000 m buffer</w:t>
-                          </w:r>
-                        </w:p>
-                      </w:txbxContent>
-                    </v:textbox>
-                  </v:shape>
-                  <v:shape id="Text Box 2" o:spid="_x0000_s1030" type="#_x0000_t202" style="position:absolute;left:5055;top:2304;width:5766;height:5036;visibility:visible;mso-wrap-style:square;v-text-anchor:top" o:gfxdata="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" filled="f" stroked="f">
-                    <v:textbox style="mso-fit-shape-to-text:t">
-                      <w:txbxContent>
-                        <w:p>
-                          <w:pPr>
-                            <w:rPr>
-                              <w:sz w:val="16"/>
-                              <w:szCs w:val="16"/>
-                              <w:lang w:val="en-CA"/>
-                            </w:rPr>
-                          </w:pPr>
-                          <w:r>
-                            <w:rPr>
-                              <w:sz w:val="16"/>
-                              <w:szCs w:val="16"/>
-                              <w:lang w:val="en-CA"/>
-                            </w:rPr>
-                            <w:t>&gt;1km camera spacing</w:t>
-                          </w:r>
-                        </w:p>
-                      </w:txbxContent>
-                    </v:textbox>
-                  </v:shape>
-                  <w10:wrap type="topAndBottom"/>
-                </v:group>
-              </w:pict>
-            </mc:Fallback>
-          </mc:AlternateContent>
-        </w:r>
-      </w:del>
-    </w:p>
-    <w:p>
-      <w:pPr>
-        <w:rPr>
-          <w:color w:val="0B5394"/>
-          <w:lang w:val="en-US"/>
-        </w:rPr>
-      </w:pPr>
-      <w:del w:id="177" w:author="Jason Fisher" w:date="2026-06-26T15:31:00Z" w16du:dateUtc="2026-06-26T22:31:00Z">
-        <w:r>
-          <w:rPr>
-            <w:noProof/>
-            <w:color w:val="0B5394"/>
-            <w:lang w:val="en-US"/>
-          </w:rPr>
-          <mc:AlternateContent>
-            <mc:Choice Requires="wps">
-              <w:drawing>
-                <wp:anchor distT="0" distB="0" distL="114300" distR="114300" simplePos="0" relativeHeight="251656194" behindDoc="0" locked="0" layoutInCell="1" allowOverlap="1" wp14:anchorId="2F9042F3" wp14:editId="09AAC606">
-                  <wp:simplePos x="0" y="0"/>
-                  <wp:positionH relativeFrom="column">
-                    <wp:posOffset>2337545</wp:posOffset>
-                  </wp:positionH>
-                  <wp:positionV relativeFrom="paragraph">
-                    <wp:posOffset>101848</wp:posOffset>
-                  </wp:positionV>
-                  <wp:extent cx="95416" cy="95416"/>
-                  <wp:effectExtent l="0" t="0" r="19050" b="19050"/>
-                  <wp:wrapNone/>
-                  <wp:docPr id="28825820" name="Oval 2"/>
-                  <wp:cNvGraphicFramePr/>
-                  <a:graphic xmlns:a="http://schemas.openxmlformats.org/drawingml/2006/main">
-                    <a:graphicData uri="http://schemas.microsoft.com/office/word/2010/wordprocessingShape">
-                      <wps:wsp>
-                        <wps:cNvSpPr/>
-                        <wps:spPr>
-                          <a:xfrm>
-                            <a:off x="0" y="0"/>
-                            <a:ext cx="95416" cy="95416"/>
-                          </a:xfrm>
-                          <a:prstGeom prst="ellipse">
-                            <a:avLst/>
-                          </a:prstGeom>
-                          <a:solidFill>
-                            <a:schemeClr val="accent1">
-                              <a:lumMod val="75000"/>
-                            </a:schemeClr>
-                          </a:solidFill>
-                          <a:ln>
-                            <a:solidFill>
-                              <a:schemeClr val="accent1">
-                                <a:lumMod val="75000"/>
-                              </a:schemeClr>
-                            </a:solidFill>
-                          </a:ln>
-                          <a:effectLst/>
-                        </wps:spPr>
-                        <wps:style>
-                          <a:lnRef idx="1">
-                            <a:schemeClr val="accent1"/>
-                          </a:lnRef>
-                          <a:fillRef idx="3">
-                            <a:schemeClr val="accent1"/>
-                          </a:fillRef>
-                          <a:effectRef idx="2">
-                            <a:schemeClr val="accent1"/>
-                          </a:effectRef>
-                          <a:fontRef idx="minor">
-                            <a:schemeClr val="lt1"/>
-                          </a:fontRef>
-                        </wps:style>
-                        <wps:bodyPr rot="0" spcFirstLastPara="0" vertOverflow="overflow" horzOverflow="overflow" vert="horz" wrap="square" lIns="91440" tIns="45720" rIns="91440" bIns="45720" numCol="1" spcCol="0" rtlCol="0" fromWordArt="0" anchor="ctr" anchorCtr="0" forceAA="0" compatLnSpc="1">
-                          <a:prstTxWarp prst="textNoShape">
-                            <a:avLst/>
-                          </a:prstTxWarp>
-                          <a:noAutofit/>
-                        </wps:bodyPr>
-                      </wps:wsp>
-                    </a:graphicData>
-                  </a:graphic>
-                </wp:anchor>
-              </w:drawing>
-            </mc:Choice>
-            <mc:Fallback>
-              <w:pict>
-                <v:oval w14:anchorId="71DBA501" id="Oval 2" o:spid="_x0000_s1026" style="position:absolute;margin-left:184.05pt;margin-top:8pt;width:7.5pt;height:7.5pt;z-index:251656194;visibility:visible;mso-wrap-style:square;mso-wrap-distance-left:9pt;mso-wrap-distance-top:0;mso-wrap-distance-right:9pt;mso-wrap-distance-bottom:0;mso-position-horizontal:absolute;mso-position-horizontal-relative:text;mso-position-vertical:absolute;mso-position-vertical-relative:text;v-text-anchor:middle" o:gfxdata="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" fillcolor="#365f91 [2404]" strokecolor="#365f91 [2404]"/>
-              </w:pict>
-            </mc:Fallback>
-          </mc:AlternateContent>
-        </w:r>
-      </w:del>
-    </w:p>
-    <w:p>
-      <w:pPr>
-        <w:rPr>
-          <w:color w:val="0B5394"/>
-          <w:lang w:val="en-US"/>
-        </w:rPr>
-      </w:pPr>
-    </w:p>
-    <w:p>
-      <w:pPr>
-        <w:rPr>
-          <w:color w:val="0B5394"/>
-          <w:lang w:val="en-US"/>
-        </w:rPr>
-      </w:pPr>
-    </w:p>
-    <w:p>
-      <w:pPr>
-        <w:rPr>
+        <w:commentReference w:id="71"/>
+      </w:r>
+    </w:p>
+    <w:p>
+      <w:pPr>
+        <w:rPr>
+          <w:del w:id="72" w:author="Emerald Arthurs" w:date="2026-07-01T10:35:00Z" w16du:dateUtc="2026-07-01T17:35:00Z"/>
+          <w:color w:val="0B5394"/>
+          <w:lang w:val="en-US"/>
+        </w:rPr>
+      </w:pPr>
+    </w:p>
+    <w:p>
+      <w:pPr>
+        <w:rPr>
+          <w:del w:id="73" w:author="Emerald Arthurs" w:date="2026-07-01T10:35:00Z" w16du:dateUtc="2026-07-01T17:35:00Z"/>
+          <w:color w:val="0B5394"/>
+          <w:lang w:val="en-US"/>
+        </w:rPr>
+      </w:pPr>
+    </w:p>
+    <w:p>
+      <w:pPr>
+        <w:rPr>
+          <w:del w:id="74" w:author="Emerald Arthurs" w:date="2026-07-01T10:35:00Z" w16du:dateUtc="2026-07-01T17:35:00Z"/>
+          <w:color w:val="0B5394"/>
+          <w:lang w:val="en-US"/>
+        </w:rPr>
+      </w:pPr>
+    </w:p>
+    <w:p>
+      <w:pPr>
+        <w:rPr>
+          <w:del w:id="75" w:author="Emerald Arthurs" w:date="2026-07-01T10:35:00Z" w16du:dateUtc="2026-07-01T17:35:00Z"/>
+          <w:color w:val="0B5394"/>
+          <w:lang w:val="en-US"/>
+        </w:rPr>
+      </w:pPr>
+    </w:p>
+    <w:p>
+      <w:pPr>
+        <w:rPr>
+          <w:del w:id="76" w:author="Emerald Arthurs" w:date="2026-07-01T10:35:00Z" w16du:dateUtc="2026-07-01T17:35:00Z"/>
+          <w:color w:val="0B5394"/>
+          <w:lang w:val="en-US"/>
+        </w:rPr>
+      </w:pPr>
+    </w:p>
+    <w:p>
+      <w:pPr>
+        <w:rPr>
+          <w:del w:id="77" w:author="Emerald Arthurs" w:date="2026-07-01T10:35:00Z" w16du:dateUtc="2026-07-01T17:35:00Z"/>
           <w:b/>
           <w:bCs/>
           <w:color w:val="222222"/>
@@ -9028,15 +7664,7 @@
           <w:color w:val="222222"/>
           <w:lang w:val="en-US"/>
         </w:rPr>
-        <w:t xml:space="preserve">There is no mention of microsite variables or other factors that could impact detectability of squirrels, and thus the number of monthly detections. The authors briefly mention that they do not view occupancy models as appropriate given that absences of squirrels over an entire year at a site likely represent true absence - and I agree with this sentiment. However, detectability influences not only absence but also detection rates (or #s of detections). One advantage of occupancy models is that they get you to contemplate what factors might influence detectability that have nothing to do with the ecological processes in consideration. So, for example, based on my own experience, the number of squirrel detections at a camera is influenced by slight camera angle changes, amount of vegetation in front of cameras (which will change over the course of a season or year), as well as subtle microsite variations that may impact whether a squirrel heavily uses a site. The authors may also have variation in time since lure and seasonal </w:t>
-      </w:r>
-      <w:r>
-        <w:rPr>
-          <w:color w:val="222222"/>
-          <w:lang w:val="en-US"/>
-        </w:rPr>
-        <w:lastRenderedPageBreak/>
-        <w:t>factors. Yet none of these factors appear in the model, but can influence the number of squirrel detections per month. I realize some of this variation can be accounted for in the random effect, but can the authors directly model these effects or explain why they aren’t important?</w:t>
+        <w:t>There is no mention of microsite variables or other factors that could impact detectability of squirrels, and thus the number of monthly detections. The authors briefly mention that they do not view occupancy models as appropriate given that absences of squirrels over an entire year at a site likely represent true absence - and I agree with this sentiment. However, detectability influences not only absence but also detection rates (or #s of detections). One advantage of occupancy models is that they get you to contemplate what factors might influence detectability that have nothing to do with the ecological processes in consideration. So, for example, based on my own experience, the number of squirrel detections at a camera is influenced by slight camera angle changes, amount of vegetation in front of cameras (which will change over the course of a season or year), as well as subtle microsite variations that may impact whether a squirrel heavily uses a site. The authors may also have variation in time since lure and seasonal factors. Yet none of these factors appear in the model, but can influence the number of squirrel detections per month. I realize some of this variation can be accounted for in the random effect, but can the authors directly model these effects or explain why they aren’t important?</w:t>
       </w:r>
     </w:p>
     <w:p>
@@ -9131,22 +7759,12 @@
           <w:lang w:val="en-US"/>
         </w:rPr>
       </w:pPr>
-      <w:ins w:id="178" w:author="Jason Fisher" w:date="2026-06-29T12:22:00Z" w16du:dateUtc="2026-06-29T19:22:00Z">
-        <w:del w:id="179" w:author="Aidan Brushett" w:date="2026-06-30T16:45:00Z" w16du:dateUtc="2026-06-30T23:45:00Z">
-          <w:r>
-            <w:rPr>
-              <w:color w:val="0B5394"/>
-              <w:lang w:val="en-US"/>
-            </w:rPr>
-            <w:delText xml:space="preserve">WE CONTROL FOR CAMERA DEPLOYMENT. </w:delText>
-          </w:r>
-        </w:del>
-      </w:ins>
-      <w:r>
-        <w:rPr>
-          <w:color w:val="0B5394"/>
-          <w:lang w:val="en-US"/>
-        </w:rPr>
+      <w:r>
+        <w:rPr>
+          <w:color w:val="0B5394"/>
+          <w:lang w:val="en-US"/>
+        </w:rPr>
+        <w:lastRenderedPageBreak/>
         <w:t>Cameras were measured 1m off the ground and pointing approximately 10</w:t>
       </w:r>
       <w:r>
@@ -9185,15 +7803,13 @@
         </w:rPr>
         <w:t xml:space="preserve">. There is certainly still some </w:t>
       </w:r>
-      <w:ins w:id="180" w:author="Jason Fisher" w:date="2026-06-29T12:22:00Z" w16du:dateUtc="2026-06-29T19:22:00Z">
-        <w:r>
-          <w:rPr>
-            <w:color w:val="0B5394"/>
-            <w:lang w:val="en-US"/>
-          </w:rPr>
-          <w:t xml:space="preserve">small </w:t>
-        </w:r>
-      </w:ins>
+      <w:r>
+        <w:rPr>
+          <w:color w:val="0B5394"/>
+          <w:lang w:val="en-US"/>
+        </w:rPr>
+        <w:t xml:space="preserve">small </w:t>
+      </w:r>
       <w:r>
         <w:rPr>
           <w:color w:val="0B5394"/>
@@ -9313,96 +7929,13 @@
         </w:rPr>
         <w:t xml:space="preserve">analysis, beyond creating additional noise. </w:t>
       </w:r>
-      <w:ins w:id="181" w:author="Aidan Brushett" w:date="2026-06-30T16:43:00Z" w16du:dateUtc="2026-06-30T23:43:00Z">
-        <w:r>
-          <w:rPr>
-            <w:color w:val="0B5394"/>
-            <w:lang w:val="en-US"/>
-          </w:rPr>
-          <w:t xml:space="preserve">Additionally, </w:t>
-        </w:r>
-      </w:ins>
-      <w:ins w:id="182" w:author="Aidan Brushett" w:date="2026-06-30T16:45:00Z" w16du:dateUtc="2026-06-30T23:45:00Z">
-        <w:r>
-          <w:rPr>
-            <w:color w:val="0B5394"/>
-            <w:lang w:val="en-US"/>
-          </w:rPr>
-          <w:t>the</w:t>
-        </w:r>
-      </w:ins>
-      <w:ins w:id="183" w:author="Aidan Brushett" w:date="2026-06-30T16:43:00Z" w16du:dateUtc="2026-06-30T23:43:00Z">
-        <w:r>
-          <w:rPr>
-            <w:color w:val="0B5394"/>
-            <w:lang w:val="en-US"/>
-          </w:rPr>
-          <w:t xml:space="preserve"> new </w:t>
-        </w:r>
-      </w:ins>
-      <w:ins w:id="184" w:author="Aidan Brushett" w:date="2026-06-30T16:45:00Z" w16du:dateUtc="2026-06-30T23:45:00Z">
-        <w:r>
-          <w:rPr>
-            <w:color w:val="0B5394"/>
-            <w:lang w:val="en-US"/>
-          </w:rPr>
-          <w:t>approach</w:t>
-        </w:r>
-      </w:ins>
-      <w:ins w:id="185" w:author="Aidan Brushett" w:date="2026-06-30T16:43:00Z" w16du:dateUtc="2026-06-30T23:43:00Z">
-        <w:r>
-          <w:rPr>
-            <w:color w:val="0B5394"/>
-            <w:lang w:val="en-US"/>
-          </w:rPr>
-          <w:t xml:space="preserve"> </w:t>
-        </w:r>
-      </w:ins>
-      <w:ins w:id="186" w:author="Aidan Brushett" w:date="2026-06-30T16:44:00Z" w16du:dateUtc="2026-06-30T23:44:00Z">
-        <w:r>
-          <w:rPr>
-            <w:color w:val="0B5394"/>
-            <w:lang w:val="en-US"/>
-          </w:rPr>
-          <w:t xml:space="preserve">used </w:t>
-        </w:r>
-      </w:ins>
-      <w:ins w:id="187" w:author="Aidan Brushett" w:date="2026-06-30T16:45:00Z" w16du:dateUtc="2026-06-30T23:45:00Z">
-        <w:r>
-          <w:rPr>
-            <w:color w:val="0B5394"/>
-            <w:lang w:val="en-US"/>
-          </w:rPr>
-          <w:t xml:space="preserve">for modeling is </w:t>
-        </w:r>
-      </w:ins>
-      <w:ins w:id="188" w:author="Aidan Brushett" w:date="2026-06-30T16:44:00Z" w16du:dateUtc="2026-06-30T23:44:00Z">
-        <w:r>
-          <w:rPr>
-            <w:color w:val="0B5394"/>
-            <w:lang w:val="en-US"/>
-          </w:rPr>
-          <w:t>robust to small variations in survey effort</w:t>
-        </w:r>
-      </w:ins>
-      <w:ins w:id="189" w:author="Aidan Brushett" w:date="2026-06-30T16:45:00Z" w16du:dateUtc="2026-06-30T23:45:00Z">
-        <w:r>
-          <w:rPr>
-            <w:color w:val="0B5394"/>
-            <w:lang w:val="en-US"/>
-          </w:rPr>
-          <w:t xml:space="preserve"> (i.e., proportional binomial presence-absence model)</w:t>
-        </w:r>
-      </w:ins>
-      <w:ins w:id="190" w:author="Aidan Brushett" w:date="2026-06-30T16:44:00Z" w16du:dateUtc="2026-06-30T23:44:00Z">
-        <w:r>
-          <w:rPr>
-            <w:color w:val="0B5394"/>
-            <w:lang w:val="en-US"/>
-          </w:rPr>
-          <w:t xml:space="preserve">. </w:t>
-        </w:r>
-      </w:ins>
+      <w:r>
+        <w:rPr>
+          <w:color w:val="0B5394"/>
+          <w:lang w:val="en-US"/>
+        </w:rPr>
+        <w:t xml:space="preserve">Additionally, the new approach used for modeling is robust to small variations in survey effort (i.e., proportional binomial presence-absence model). </w:t>
+      </w:r>
       <w:r>
         <w:rPr>
           <w:color w:val="0B5394"/>
@@ -9438,15 +7971,13 @@
         </w:rPr>
         <w:t>intercept structure</w:t>
       </w:r>
-      <w:ins w:id="191" w:author="Aidan Brushett" w:date="2026-06-30T16:43:00Z" w16du:dateUtc="2026-06-30T23:43:00Z">
-        <w:r>
-          <w:rPr>
-            <w:color w:val="0B5394"/>
-            <w:lang w:val="en-US"/>
-          </w:rPr>
-          <w:t>, where we control for camera deployment,</w:t>
-        </w:r>
-      </w:ins>
+      <w:r>
+        <w:rPr>
+          <w:color w:val="0B5394"/>
+          <w:lang w:val="en-US"/>
+        </w:rPr>
+        <w:t>, where we control for camera deployment,</w:t>
+      </w:r>
       <w:r>
         <w:rPr>
           <w:color w:val="0B5394"/>
@@ -9725,7 +8256,261 @@
           <w:color w:val="0B5394"/>
           <w:lang w:val="en-US"/>
         </w:rPr>
-        <w:t xml:space="preserve">A full view on landscape structure is not the central narrative of this paper, but rather how human-caused changes to a naturally patchy mosaic have influenced wildlife within that system. We invoke the composition vs. configuration debate as a means of </w:t>
+        <w:t>A full view on landscape structure is not the central narrative of this paper, but rather how human-caused changes to a naturally patchy mosaic have influenced wildlife within that system. We invoke the composition vs. configuration debate as a means of investigating these processes, and we have clarified that intention in our introduction through a re-write of the manuscript</w:t>
+      </w:r>
+      <w:r>
+        <w:rPr>
+          <w:color w:val="0B5394"/>
+          <w:lang w:val="en-US"/>
+        </w:rPr>
+        <w:t xml:space="preserve"> that situates this importance more defensibly. </w:t>
+      </w:r>
+    </w:p>
+    <w:p>
+      <w:pPr>
+        <w:rPr>
+          <w:color w:val="222222"/>
+          <w:lang w:val="en-US"/>
+        </w:rPr>
+      </w:pPr>
+    </w:p>
+    <w:p>
+      <w:pPr>
+        <w:rPr>
+          <w:color w:val="0B5394"/>
+          <w:lang w:val="en-US"/>
+        </w:rPr>
+      </w:pPr>
+      <w:r>
+        <w:rPr>
+          <w:color w:val="0B5394"/>
+          <w:lang w:val="en-US"/>
+        </w:rPr>
+        <w:t>Given this goal, our intention was</w:t>
+      </w:r>
+      <w:r>
+        <w:rPr>
+          <w:color w:val="0B5394"/>
+          <w:lang w:val="en-US"/>
+        </w:rPr>
+        <w:t xml:space="preserve"> to </w:t>
+      </w:r>
+      <w:r>
+        <w:rPr>
+          <w:color w:val="0B5394"/>
+          <w:lang w:val="en-US"/>
+        </w:rPr>
+        <w:t>subsume</w:t>
+      </w:r>
+      <w:r>
+        <w:rPr>
+          <w:color w:val="0B5394"/>
+          <w:lang w:val="en-US"/>
+        </w:rPr>
+        <w:t xml:space="preserve"> variability</w:t>
+      </w:r>
+      <w:r>
+        <w:rPr>
+          <w:color w:val="0B5394"/>
+          <w:lang w:val="en-US"/>
+        </w:rPr>
+        <w:t xml:space="preserve"> in natural habitat composition at the site-level</w:t>
+      </w:r>
+      <w:r>
+        <w:rPr>
+          <w:color w:val="0B5394"/>
+          <w:lang w:val="en-US"/>
+        </w:rPr>
+        <w:t xml:space="preserve"> when building models </w:t>
+      </w:r>
+      <w:r>
+        <w:rPr>
+          <w:color w:val="0B5394"/>
+          <w:lang w:val="en-US"/>
+        </w:rPr>
+        <w:t xml:space="preserve">that were </w:t>
+      </w:r>
+      <w:r>
+        <w:rPr>
+          <w:color w:val="0B5394"/>
+          <w:lang w:val="en-US"/>
+        </w:rPr>
+        <w:t>focused on industrial disturbance</w:t>
+      </w:r>
+      <w:r>
+        <w:rPr>
+          <w:color w:val="0B5394"/>
+          <w:lang w:val="en-US"/>
+        </w:rPr>
+        <w:t>, in line with the stratification used to deploy our cameras</w:t>
+      </w:r>
+      <w:r>
+        <w:rPr>
+          <w:color w:val="0B5394"/>
+          <w:lang w:val="en-US"/>
+        </w:rPr>
+        <w:t>.</w:t>
+      </w:r>
+      <w:r>
+        <w:rPr>
+          <w:color w:val="0B5394"/>
+          <w:lang w:val="en-US"/>
+        </w:rPr>
+        <w:t xml:space="preserve"> This has been revised in the manuscript.</w:t>
+      </w:r>
+      <w:r>
+        <w:rPr>
+          <w:color w:val="0B5394"/>
+          <w:lang w:val="en-US"/>
+        </w:rPr>
+        <w:t xml:space="preserve"> In our re-analysis, we </w:t>
+      </w:r>
+      <w:r>
+        <w:rPr>
+          <w:color w:val="0B5394"/>
+          <w:lang w:val="en-US"/>
+        </w:rPr>
+        <w:t xml:space="preserve">constrain </w:t>
+      </w:r>
+      <w:r>
+        <w:rPr>
+          <w:color w:val="0B5394"/>
+          <w:lang w:val="en-US"/>
+        </w:rPr>
+        <w:t xml:space="preserve">natural habitat composition </w:t>
+      </w:r>
+      <w:r>
+        <w:rPr>
+          <w:color w:val="0B5394"/>
+          <w:lang w:val="en-US"/>
+        </w:rPr>
+        <w:t>to a</w:t>
+      </w:r>
+      <w:r>
+        <w:rPr>
+          <w:color w:val="0B5394"/>
+          <w:lang w:val="en-US"/>
+        </w:rPr>
+        <w:t xml:space="preserve"> 100</w:t>
+      </w:r>
+      <w:r>
+        <w:rPr>
+          <w:color w:val="0B5394"/>
+          <w:lang w:val="en-US"/>
+        </w:rPr>
+        <w:t xml:space="preserve"> </w:t>
+      </w:r>
+      <w:r>
+        <w:rPr>
+          <w:color w:val="0B5394"/>
+          <w:lang w:val="en-US"/>
+        </w:rPr>
+        <w:t xml:space="preserve">m scale to </w:t>
+      </w:r>
+      <w:r>
+        <w:rPr>
+          <w:color w:val="0B5394"/>
+          <w:lang w:val="en-US"/>
+        </w:rPr>
+        <w:t xml:space="preserve">better reflect our </w:t>
+      </w:r>
+      <w:r>
+        <w:rPr>
+          <w:color w:val="0B5394"/>
+          <w:lang w:val="en-US"/>
+        </w:rPr>
+        <w:t>sampling</w:t>
+      </w:r>
+      <w:r>
+        <w:rPr>
+          <w:color w:val="0B5394"/>
+          <w:lang w:val="en-US"/>
+        </w:rPr>
+        <w:t xml:space="preserve"> design, and we carry this forward </w:t>
+      </w:r>
+      <w:r>
+        <w:rPr>
+          <w:color w:val="0B5394"/>
+          <w:lang w:val="en-US"/>
+        </w:rPr>
+        <w:t>when</w:t>
+      </w:r>
+      <w:r>
+        <w:rPr>
+          <w:color w:val="0B5394"/>
+          <w:lang w:val="en-US"/>
+        </w:rPr>
+        <w:t xml:space="preserve"> </w:t>
+      </w:r>
+      <w:r>
+        <w:rPr>
+          <w:color w:val="0B5394"/>
+          <w:lang w:val="en-US"/>
+        </w:rPr>
+        <w:t>constructing</w:t>
+      </w:r>
+      <w:r>
+        <w:rPr>
+          <w:color w:val="0B5394"/>
+          <w:lang w:val="en-US"/>
+        </w:rPr>
+        <w:t xml:space="preserve"> our candidate model</w:t>
+      </w:r>
+      <w:r>
+        <w:rPr>
+          <w:color w:val="0B5394"/>
+          <w:lang w:val="en-US"/>
+        </w:rPr>
+        <w:t>—</w:t>
+      </w:r>
+      <w:r>
+        <w:rPr>
+          <w:color w:val="0B5394"/>
+          <w:lang w:val="en-US"/>
+        </w:rPr>
+        <w:t>and focus inference</w:t>
+      </w:r>
+      <w:r>
+        <w:rPr>
+          <w:color w:val="0B5394"/>
+          <w:lang w:val="en-US"/>
+        </w:rPr>
+        <w:t xml:space="preserve"> specifically</w:t>
+      </w:r>
+      <w:r>
+        <w:rPr>
+          <w:color w:val="0B5394"/>
+          <w:lang w:val="en-US"/>
+        </w:rPr>
+        <w:t xml:space="preserve"> on </w:t>
+      </w:r>
+      <w:r>
+        <w:rPr>
+          <w:color w:val="0B5394"/>
+          <w:lang w:val="en-US"/>
+        </w:rPr>
+        <w:t xml:space="preserve">the effect of </w:t>
+      </w:r>
+      <w:r>
+        <w:rPr>
+          <w:color w:val="0B5394"/>
+          <w:lang w:val="en-US"/>
+        </w:rPr>
+        <w:t>industrial features</w:t>
+      </w:r>
+      <w:r>
+        <w:rPr>
+          <w:color w:val="0B5394"/>
+          <w:lang w:val="en-US"/>
+        </w:rPr>
+        <w:t>.</w:t>
+      </w:r>
+      <w:r>
+        <w:rPr>
+          <w:color w:val="0B5394"/>
+          <w:lang w:val="en-US"/>
+        </w:rPr>
+        <w:t xml:space="preserve"> To avoid the known effects of </w:t>
       </w:r>
       <w:r>
         <w:rPr>
@@ -9733,142 +8518,28 @@
           <w:lang w:val="en-US"/>
         </w:rPr>
         <w:lastRenderedPageBreak/>
-        <w:t>investigating these processes, and we have clarified that intention in our introduction through a re-write of the manuscript</w:t>
-      </w:r>
-      <w:r>
-        <w:rPr>
-          <w:color w:val="0B5394"/>
-          <w:lang w:val="en-US"/>
-        </w:rPr>
-        <w:t xml:space="preserve"> that situates this importance more defensibly. </w:t>
-      </w:r>
-    </w:p>
-    <w:p>
-      <w:pPr>
-        <w:rPr>
-          <w:color w:val="222222"/>
-          <w:lang w:val="en-US"/>
-        </w:rPr>
-      </w:pPr>
-    </w:p>
-    <w:p>
-      <w:pPr>
-        <w:rPr>
-          <w:color w:val="0B5394"/>
-          <w:lang w:val="en-US"/>
-        </w:rPr>
-      </w:pPr>
-      <w:r>
-        <w:rPr>
-          <w:color w:val="0B5394"/>
-          <w:lang w:val="en-US"/>
-        </w:rPr>
-        <w:t>Given this goal, our intention was</w:t>
-      </w:r>
-      <w:r>
-        <w:rPr>
-          <w:color w:val="0B5394"/>
-          <w:lang w:val="en-US"/>
-        </w:rPr>
-        <w:t xml:space="preserve"> to </w:t>
-      </w:r>
-      <w:r>
-        <w:rPr>
-          <w:color w:val="0B5394"/>
-          <w:lang w:val="en-US"/>
-        </w:rPr>
-        <w:t>subsume</w:t>
-      </w:r>
-      <w:r>
-        <w:rPr>
-          <w:color w:val="0B5394"/>
-          <w:lang w:val="en-US"/>
-        </w:rPr>
-        <w:t xml:space="preserve"> variability</w:t>
-      </w:r>
-      <w:r>
-        <w:rPr>
-          <w:color w:val="0B5394"/>
-          <w:lang w:val="en-US"/>
-        </w:rPr>
-        <w:t xml:space="preserve"> in natural habitat composition at the site-level</w:t>
-      </w:r>
-      <w:r>
-        <w:rPr>
-          <w:color w:val="0B5394"/>
-          <w:lang w:val="en-US"/>
-        </w:rPr>
-        <w:t xml:space="preserve"> when building models </w:t>
-      </w:r>
-      <w:r>
-        <w:rPr>
-          <w:color w:val="0B5394"/>
-          <w:lang w:val="en-US"/>
-        </w:rPr>
-        <w:t xml:space="preserve">that were </w:t>
-      </w:r>
-      <w:r>
-        <w:rPr>
-          <w:color w:val="0B5394"/>
-          <w:lang w:val="en-US"/>
-        </w:rPr>
-        <w:t>focused on industrial disturbance</w:t>
-      </w:r>
-      <w:r>
-        <w:rPr>
-          <w:color w:val="0B5394"/>
-          <w:lang w:val="en-US"/>
-        </w:rPr>
-        <w:t>, in line with the stratification used to deploy our cameras</w:t>
-      </w:r>
-      <w:r>
-        <w:rPr>
-          <w:color w:val="0B5394"/>
-          <w:lang w:val="en-US"/>
-        </w:rPr>
-        <w:t>.</w:t>
-      </w:r>
-      <w:r>
-        <w:rPr>
-          <w:color w:val="0B5394"/>
-          <w:lang w:val="en-US"/>
-        </w:rPr>
-        <w:t xml:space="preserve"> This has been revised in the manuscript.</w:t>
-      </w:r>
-      <w:r>
-        <w:rPr>
-          <w:color w:val="0B5394"/>
-          <w:lang w:val="en-US"/>
-        </w:rPr>
-        <w:t xml:space="preserve"> In our re-analysis, we </w:t>
-      </w:r>
-      <w:r>
-        <w:rPr>
-          <w:color w:val="0B5394"/>
-          <w:lang w:val="en-US"/>
-        </w:rPr>
-        <w:t xml:space="preserve">constrain </w:t>
-      </w:r>
-      <w:r>
-        <w:rPr>
-          <w:color w:val="0B5394"/>
-          <w:lang w:val="en-US"/>
-        </w:rPr>
-        <w:t xml:space="preserve">natural habitat composition </w:t>
-      </w:r>
-      <w:r>
-        <w:rPr>
-          <w:color w:val="0B5394"/>
-          <w:lang w:val="en-US"/>
-        </w:rPr>
-        <w:t>to a</w:t>
-      </w:r>
-      <w:r>
-        <w:rPr>
-          <w:color w:val="0B5394"/>
-          <w:lang w:val="en-US"/>
-        </w:rPr>
-        <w:t xml:space="preserve"> 100</w:t>
+        <w:t xml:space="preserve">collinearity </w:t>
+      </w:r>
+      <w:r>
+        <w:rPr>
+          <w:color w:val="0B5394"/>
+          <w:lang w:val="en-US"/>
+        </w:rPr>
+        <w:t>on coefficient bias when using proportion covariates</w:t>
+      </w:r>
+      <w:r>
+        <w:rPr>
+          <w:color w:val="0B5394"/>
+          <w:lang w:val="en-US"/>
+        </w:rPr>
+        <w:t>, we follow</w:t>
+      </w:r>
+      <w:r>
+        <w:rPr>
+          <w:color w:val="0B5394"/>
+          <w:lang w:val="en-US"/>
+        </w:rPr>
+        <w:t xml:space="preserve"> literature</w:t>
       </w:r>
       <w:r>
         <w:rPr>
@@ -9882,35 +8553,7 @@
           <w:color w:val="0B5394"/>
           <w:lang w:val="en-US"/>
         </w:rPr>
-        <w:t xml:space="preserve">m scale to </w:t>
-      </w:r>
-      <w:r>
-        <w:rPr>
-          <w:color w:val="0B5394"/>
-          <w:lang w:val="en-US"/>
-        </w:rPr>
-        <w:t xml:space="preserve">better reflect our </w:t>
-      </w:r>
-      <w:r>
-        <w:rPr>
-          <w:color w:val="0B5394"/>
-          <w:lang w:val="en-US"/>
-        </w:rPr>
-        <w:t>sampling</w:t>
-      </w:r>
-      <w:r>
-        <w:rPr>
-          <w:color w:val="0B5394"/>
-          <w:lang w:val="en-US"/>
-        </w:rPr>
-        <w:t xml:space="preserve"> design, and we carry this forward </w:t>
-      </w:r>
-      <w:r>
-        <w:rPr>
-          <w:color w:val="0B5394"/>
-          <w:lang w:val="en-US"/>
-        </w:rPr>
-        <w:t>when</w:t>
+        <w:t>recommendations</w:t>
       </w:r>
       <w:r>
         <w:rPr>
@@ -9924,143 +8567,6 @@
           <w:color w:val="0B5394"/>
           <w:lang w:val="en-US"/>
         </w:rPr>
-        <w:t>constructing</w:t>
-      </w:r>
-      <w:r>
-        <w:rPr>
-          <w:color w:val="0B5394"/>
-          <w:lang w:val="en-US"/>
-        </w:rPr>
-        <w:t xml:space="preserve"> our candidate model</w:t>
-      </w:r>
-      <w:r>
-        <w:rPr>
-          <w:color w:val="0B5394"/>
-          <w:lang w:val="en-US"/>
-        </w:rPr>
-        <w:t>—</w:t>
-      </w:r>
-      <w:r>
-        <w:rPr>
-          <w:color w:val="0B5394"/>
-          <w:lang w:val="en-US"/>
-        </w:rPr>
-        <w:t>and focus inference</w:t>
-      </w:r>
-      <w:r>
-        <w:rPr>
-          <w:color w:val="0B5394"/>
-          <w:lang w:val="en-US"/>
-        </w:rPr>
-        <w:t xml:space="preserve"> specifically</w:t>
-      </w:r>
-      <w:r>
-        <w:rPr>
-          <w:color w:val="0B5394"/>
-          <w:lang w:val="en-US"/>
-        </w:rPr>
-        <w:t xml:space="preserve"> on </w:t>
-      </w:r>
-      <w:r>
-        <w:rPr>
-          <w:color w:val="0B5394"/>
-          <w:lang w:val="en-US"/>
-        </w:rPr>
-        <w:t xml:space="preserve">the effect of </w:t>
-      </w:r>
-      <w:r>
-        <w:rPr>
-          <w:color w:val="0B5394"/>
-          <w:lang w:val="en-US"/>
-        </w:rPr>
-        <w:t>industrial features</w:t>
-      </w:r>
-      <w:r>
-        <w:rPr>
-          <w:color w:val="0B5394"/>
-          <w:lang w:val="en-US"/>
-        </w:rPr>
-        <w:t>.</w:t>
-      </w:r>
-      <w:r>
-        <w:rPr>
-          <w:color w:val="0B5394"/>
-          <w:lang w:val="en-US"/>
-        </w:rPr>
-        <w:t xml:space="preserve"> To avoid the known effects of </w:t>
-      </w:r>
-      <w:r>
-        <w:rPr>
-          <w:color w:val="0B5394"/>
-          <w:lang w:val="en-US"/>
-        </w:rPr>
-        <w:t xml:space="preserve">collinearity </w:t>
-      </w:r>
-      <w:r>
-        <w:rPr>
-          <w:color w:val="0B5394"/>
-          <w:lang w:val="en-US"/>
-        </w:rPr>
-        <w:t>on coefficient bias when using proportion covariates</w:t>
-      </w:r>
-      <w:r>
-        <w:rPr>
-          <w:color w:val="0B5394"/>
-          <w:lang w:val="en-US"/>
-        </w:rPr>
-        <w:t>, we follow</w:t>
-      </w:r>
-      <w:ins w:id="192" w:author="Aidan Brushett" w:date="2026-06-30T16:45:00Z" w16du:dateUtc="2026-06-30T23:45:00Z">
-        <w:r>
-          <w:rPr>
-            <w:color w:val="0B5394"/>
-            <w:lang w:val="en-US"/>
-          </w:rPr>
-          <w:t xml:space="preserve"> literature</w:t>
-        </w:r>
-      </w:ins>
-      <w:r>
-        <w:rPr>
-          <w:color w:val="0B5394"/>
-          <w:lang w:val="en-US"/>
-        </w:rPr>
-        <w:t xml:space="preserve"> </w:t>
-      </w:r>
-      <w:r>
-        <w:rPr>
-          <w:color w:val="0B5394"/>
-          <w:lang w:val="en-US"/>
-        </w:rPr>
-        <w:t>recommendations</w:t>
-      </w:r>
-      <w:r>
-        <w:rPr>
-          <w:color w:val="0B5394"/>
-          <w:lang w:val="en-US"/>
-        </w:rPr>
-        <w:t xml:space="preserve"> </w:t>
-      </w:r>
-      <w:del w:id="193" w:author="Aidan Brushett" w:date="2026-06-30T16:45:00Z" w16du:dateUtc="2026-06-30T23:45:00Z">
-        <w:r>
-          <w:rPr>
-            <w:color w:val="0B5394"/>
-            <w:lang w:val="en-US"/>
-          </w:rPr>
-          <w:delText>from Valle</w:delText>
-        </w:r>
-        <w:r>
-          <w:rPr>
-            <w:color w:val="0B5394"/>
-            <w:lang w:val="en-US"/>
-          </w:rPr>
-          <w:delText xml:space="preserve"> et al. (2024) </w:delText>
-        </w:r>
-      </w:del>
-      <w:r>
-        <w:rPr>
-          <w:color w:val="0B5394"/>
-          <w:lang w:val="en-US"/>
-        </w:rPr>
         <w:t>to 1) remove several land-cover covariates to avoid perfect collinearity (</w:t>
       </w:r>
       <w:r>
@@ -10077,7 +8583,7 @@
         </w:rPr>
         <w:t>deemed the ‘core’ model and perform ‘all-or-nothing’ selection on the group of covariates as a whole</w:t>
       </w:r>
-      <w:ins w:id="194" w:author="Aidan Brushett" w:date="2026-06-30T16:45:00Z" w16du:dateUtc="2026-06-30T23:45:00Z">
+      <w:ins w:id="78" w:author="Aidan Brushett" w:date="2026-06-30T16:45:00Z" w16du:dateUtc="2026-06-30T23:45:00Z">
         <w:r>
           <w:rPr>
             <w:color w:val="0B5394"/>
@@ -10177,7 +8683,7 @@
         <w:gridCol w:w="1053"/>
         <w:gridCol w:w="790"/>
         <w:gridCol w:w="992"/>
-        <w:gridCol w:w="939"/>
+        <w:gridCol w:w="828"/>
         <w:gridCol w:w="983"/>
         <w:gridCol w:w="992"/>
       </w:tblGrid>
@@ -10615,26 +9121,14 @@
                 <w:lang w:val="en-CA"/>
               </w:rPr>
             </w:pPr>
-            <w:del w:id="195" w:author="Aidan Brushett" w:date="2026-06-30T16:38:00Z" w16du:dateUtc="2026-06-30T23:38:00Z">
-              <w:r>
-                <w:rPr>
-                  <w:rFonts w:ascii="Calibri" w:eastAsia="Times New Roman" w:hAnsi="Calibri" w:cs="Calibri"/>
-                  <w:color w:val="000000"/>
-                  <w:lang w:val="en-CA"/>
-                </w:rPr>
-                <w:delText>0</w:delText>
-              </w:r>
-            </w:del>
-            <w:ins w:id="196" w:author="Aidan Brushett" w:date="2026-06-30T16:38:00Z" w16du:dateUtc="2026-06-30T23:38:00Z">
-              <w:r>
-                <w:rPr>
-                  <w:rFonts w:ascii="Calibri" w:eastAsia="Times New Roman" w:hAnsi="Calibri" w:cs="Calibri"/>
-                  <w:color w:val="000000"/>
-                  <w:lang w:val="en-CA"/>
-                </w:rPr>
-                <w:t>&lt;0.001</w:t>
-              </w:r>
-            </w:ins>
+            <w:r>
+              <w:rPr>
+                <w:rFonts w:ascii="Calibri" w:eastAsia="Times New Roman" w:hAnsi="Calibri" w:cs="Calibri"/>
+                <w:color w:val="000000"/>
+                <w:lang w:val="en-CA"/>
+              </w:rPr>
+              <w:t>&lt;0.001</w:t>
+            </w:r>
           </w:p>
         </w:tc>
         <w:tc>
@@ -10843,16 +9337,14 @@
               </w:rPr>
               <w:t>-0.8</w:t>
             </w:r>
-            <w:ins w:id="197" w:author="Aidan Brushett" w:date="2026-06-30T16:38:00Z" w16du:dateUtc="2026-06-30T23:38:00Z">
-              <w:r>
-                <w:rPr>
-                  <w:rFonts w:ascii="Calibri" w:eastAsia="Times New Roman" w:hAnsi="Calibri" w:cs="Calibri"/>
-                  <w:color w:val="000000"/>
-                  <w:lang w:val="en-CA"/>
-                </w:rPr>
-                <w:t>00</w:t>
-              </w:r>
-            </w:ins>
+            <w:r>
+              <w:rPr>
+                <w:rFonts w:ascii="Calibri" w:eastAsia="Times New Roman" w:hAnsi="Calibri" w:cs="Calibri"/>
+                <w:color w:val="000000"/>
+                <w:lang w:val="en-CA"/>
+              </w:rPr>
+              <w:t>00</w:t>
+            </w:r>
           </w:p>
         </w:tc>
         <w:tc>
@@ -11197,16 +9689,14 @@
               </w:rPr>
               <w:t>0.6</w:t>
             </w:r>
-            <w:ins w:id="198" w:author="Aidan Brushett" w:date="2026-06-30T16:38:00Z" w16du:dateUtc="2026-06-30T23:38:00Z">
-              <w:r>
-                <w:rPr>
-                  <w:rFonts w:ascii="Calibri" w:eastAsia="Times New Roman" w:hAnsi="Calibri" w:cs="Calibri"/>
-                  <w:color w:val="000000"/>
-                  <w:lang w:val="en-CA"/>
-                </w:rPr>
-                <w:t>00</w:t>
-              </w:r>
-            </w:ins>
+            <w:r>
+              <w:rPr>
+                <w:rFonts w:ascii="Calibri" w:eastAsia="Times New Roman" w:hAnsi="Calibri" w:cs="Calibri"/>
+                <w:color w:val="000000"/>
+                <w:lang w:val="en-CA"/>
+              </w:rPr>
+              <w:t>00</w:t>
+            </w:r>
           </w:p>
         </w:tc>
       </w:tr>
@@ -12447,7 +10937,7 @@
         </w:rPr>
         <w:t xml:space="preserve"> natural landcover in the </w:t>
       </w:r>
-      <w:commentRangeStart w:id="199"/>
+      <w:commentRangeStart w:id="79"/>
       <w:r>
         <w:rPr>
           <w:color w:val="0B5394"/>
@@ -12455,7 +10945,7 @@
         </w:rPr>
         <w:t>manuscript</w:t>
       </w:r>
-      <w:commentRangeEnd w:id="199"/>
+      <w:commentRangeEnd w:id="79"/>
       <w:r>
         <w:rPr>
           <w:rStyle w:val="CommentReference"/>
@@ -12464,7 +10954,7 @@
           <w:szCs w:val="22"/>
           <w:lang w:val="en-US"/>
         </w:rPr>
-        <w:commentReference w:id="199"/>
+        <w:commentReference w:id="79"/>
       </w:r>
       <w:r>
         <w:rPr>
@@ -12474,23 +10964,6 @@
         <w:t xml:space="preserve">. </w:t>
       </w:r>
     </w:p>
-    <w:p>
-      <w:pPr>
-        <w:ind w:left="720"/>
-        <w:rPr>
-          <w:del w:id="200" w:author="Aidan Brushett" w:date="2026-06-30T17:07:00Z" w16du:dateUtc="2026-07-01T00:07:00Z"/>
-          <w:color w:val="0070C0"/>
-        </w:rPr>
-      </w:pPr>
-      <w:del w:id="201" w:author="Aidan Brushett" w:date="2026-06-30T17:07:00Z" w16du:dateUtc="2026-07-01T00:07:00Z">
-        <w:r>
-          <w:rPr>
-            <w:color w:val="0070C0"/>
-          </w:rPr>
-          <w:delText>Valle, Denis, JeffreyMintz, and Ismael VerrastroBrack. 2024. Estimation and Interpretation Problems and Solutions When Using Proportion Covariates in Linear Regression Models. Ecology, 105(4): e4256. https://doi.org/10.1002/ecy.4256</w:delText>
-        </w:r>
-      </w:del>
-    </w:p>
     <w:p/>
     <w:p>
       <w:pPr>
@@ -12546,7 +11019,6 @@
           <w:color w:val="0B5394"/>
           <w:lang w:val="en-US"/>
         </w:rPr>
-        <w:lastRenderedPageBreak/>
         <w:t>Response:</w:t>
       </w:r>
       <w:r>
@@ -12848,14 +11320,12 @@
         </w:rPr>
         <w:t xml:space="preserve"> moderate level of correlation in the raw dataset is not artificially inflating the variance of estimated coefficients</w:t>
       </w:r>
-      <w:ins w:id="202" w:author="Jason Fisher" w:date="2026-06-29T12:25:00Z" w16du:dateUtc="2026-06-29T19:25:00Z">
-        <w:r>
-          <w:rPr>
-            <w:color w:val="0B5394"/>
-          </w:rPr>
-          <w:t xml:space="preserve"> </w:t>
-        </w:r>
-      </w:ins>
+      <w:r>
+        <w:rPr>
+          <w:color w:val="0B5394"/>
+        </w:rPr>
+        <w:t xml:space="preserve"> </w:t>
+      </w:r>
       <w:r>
         <w:rPr>
           <w:color w:val="0B5394"/>
@@ -13029,14 +11499,12 @@
         </w:rPr>
         <w:t xml:space="preserve"> collinearity typically produces imprecise and unstable coefficient estimates during model validation and simulations</w:t>
       </w:r>
-      <w:ins w:id="203" w:author="Jason Fisher" w:date="2026-06-29T12:26:00Z" w16du:dateUtc="2026-06-29T19:26:00Z">
-        <w:r>
-          <w:rPr>
-            <w:color w:val="0B5394"/>
-          </w:rPr>
-          <w:t xml:space="preserve"> </w:t>
-        </w:r>
-      </w:ins>
+      <w:r>
+        <w:rPr>
+          <w:color w:val="0B5394"/>
+        </w:rPr>
+        <w:t xml:space="preserve"> </w:t>
+      </w:r>
       <w:r>
         <w:rPr>
           <w:color w:val="0B5394"/>
@@ -13060,7 +11528,15 @@
           <w:noProof/>
           <w:color w:val="0B5394"/>
         </w:rPr>
-        <w:t>(Roberts et al. 2017)</w:t>
+        <w:t xml:space="preserve">(Roberts </w:t>
+      </w:r>
+      <w:r>
+        <w:rPr>
+          <w:noProof/>
+          <w:color w:val="0B5394"/>
+        </w:rPr>
+        <w:lastRenderedPageBreak/>
+        <w:t>et al. 2017)</w:t>
       </w:r>
       <w:r>
         <w:rPr>
@@ -13284,15 +11760,7 @@
           <w:color w:val="222222"/>
           <w:lang w:val="en-US"/>
         </w:rPr>
-        <w:t xml:space="preserve">I realize that testing multiple buffers around sites is a standard approach in site-landscape studies, and that landscape metrics may impact site variables at different scales. But, multiple buffers are often highly correlated with each other and therefore which scale is selected can be somewhat random and related to statistical noise. I have a hard time getting my head around natural habitat cover being important at a 100 m scale but industrial composition and configuration at much larger scales. The authors mention these larger scales may be more related to dispersal and mortality, and recruitment, and the smaller scale to individual foraging behavior. This is a fair point, but doesn’t natural habitat cover impact dispersal, mortality, and recruitment? Shouldn’t that effect be manifest at that larger scale as well? I would like to see </w:t>
-      </w:r>
-      <w:r>
-        <w:rPr>
-          <w:color w:val="222222"/>
-          <w:lang w:val="en-US"/>
-        </w:rPr>
-        <w:lastRenderedPageBreak/>
-        <w:t>some sensitivity analyses related to the impact of the scale choice on the parameter estimates in their model.</w:t>
+        <w:t>I realize that testing multiple buffers around sites is a standard approach in site-landscape studies, and that landscape metrics may impact site variables at different scales. But, multiple buffers are often highly correlated with each other and therefore which scale is selected can be somewhat random and related to statistical noise. I have a hard time getting my head around natural habitat cover being important at a 100 m scale but industrial composition and configuration at much larger scales. The authors mention these larger scales may be more related to dispersal and mortality, and recruitment, and the smaller scale to individual foraging behavior. This is a fair point, but doesn’t natural habitat cover impact dispersal, mortality, and recruitment? Shouldn’t that effect be manifest at that larger scale as well? I would like to see some sensitivity analyses related to the impact of the scale choice on the parameter estimates in their model.</w:t>
       </w:r>
     </w:p>
     <w:p>
@@ -13479,7 +11947,15 @@
           <w:color w:val="0B5394"/>
           <w:lang w:val="en-US"/>
         </w:rPr>
-        <w:t>, Figure S2. Our coefficient estimates were almost identical across spatial scales</w:t>
+        <w:t xml:space="preserve">, Figure S2. Our coefficient estimates were almost identical </w:t>
+      </w:r>
+      <w:r>
+        <w:rPr>
+          <w:color w:val="0B5394"/>
+          <w:lang w:val="en-US"/>
+        </w:rPr>
+        <w:lastRenderedPageBreak/>
+        <w:t>across spatial scales</w:t>
       </w:r>
       <w:r>
         <w:rPr>
@@ -13516,23 +11992,7 @@
           <w:color w:val="0B5394"/>
           <w:lang w:val="en-US"/>
         </w:rPr>
-        <w:t xml:space="preserve">Wiens (1989) where ecological responses of squirrels are similar across spatial grains of observation. Second, </w:t>
-      </w:r>
-      <w:del w:id="204" w:author="Aidan Brushett" w:date="2026-06-30T17:08:00Z" w16du:dateUtc="2026-07-01T00:08:00Z">
-        <w:r>
-          <w:rPr>
-            <w:color w:val="0B5394"/>
-            <w:lang w:val="en-US"/>
-          </w:rPr>
-          <w:delText xml:space="preserve">spatial </w:delText>
-        </w:r>
-      </w:del>
-      <w:r>
-        <w:rPr>
-          <w:color w:val="0B5394"/>
-          <w:lang w:val="en-US"/>
-        </w:rPr>
-        <w:t xml:space="preserve">autocorrelation among buffer radii may mean that the 2000 m scale is </w:t>
+        <w:t xml:space="preserve">Wiens (1989) where ecological responses of squirrels are similar across spatial grains of observation. Second, autocorrelation among buffer radii may mean that the 2000 m scale is </w:t>
       </w:r>
       <w:r>
         <w:rPr>
@@ -13611,7 +12071,7 @@
         </w:rPr>
         <w:t xml:space="preserve">spatial scales in models have been constrained to align with our revised hypotheses. The ability of AICc-based selection to identify a “true” ecological hierarchy has been de-emphasized in light of this larger debate and underdetermination in the camera-trapping </w:t>
       </w:r>
-      <w:commentRangeStart w:id="205"/>
+      <w:commentRangeStart w:id="80"/>
       <w:r>
         <w:rPr>
           <w:color w:val="0B5394"/>
@@ -13619,7 +12079,7 @@
         </w:rPr>
         <w:t>literature</w:t>
       </w:r>
-      <w:commentRangeEnd w:id="205"/>
+      <w:commentRangeEnd w:id="80"/>
       <w:r>
         <w:rPr>
           <w:rStyle w:val="CommentReference"/>
@@ -13628,7 +12088,7 @@
           <w:szCs w:val="22"/>
           <w:lang w:val="en-US"/>
         </w:rPr>
-        <w:commentReference w:id="205"/>
+        <w:commentReference w:id="80"/>
       </w:r>
       <w:r>
         <w:rPr>
@@ -13763,15 +12223,7 @@
           <w:color w:val="222222"/>
           <w:lang w:val="en-US"/>
         </w:rPr>
-        <w:t xml:space="preserve">“Moreover, we provide a modelling framework that could be widely applied to any species interacting with industrialized landscapes to disentangle the impacts of configuration and composition and improve ecological inference.” What is that framework, because the approach employed is fairly standard. There are many examples of people using sites or patches in a patch-landscape design (as the authors do here) to examine the influence of composition vs. configuration. There are many examples of people using cameras traps as the site and examining the impacts of habitat metrics in the surrounding landscape. So, I’m not sure I’d claim </w:t>
-      </w:r>
-      <w:r>
-        <w:rPr>
-          <w:color w:val="222222"/>
-          <w:lang w:val="en-US"/>
-        </w:rPr>
-        <w:lastRenderedPageBreak/>
-        <w:t>that you are providing this framework. You are applying existing designs to answer an interesting question for a model species – I think that needs to be enough.</w:t>
+        <w:t>“Moreover, we provide a modelling framework that could be widely applied to any species interacting with industrialized landscapes to disentangle the impacts of configuration and composition and improve ecological inference.” What is that framework, because the approach employed is fairly standard. There are many examples of people using sites or patches in a patch-landscape design (as the authors do here) to examine the influence of composition vs. configuration. There are many examples of people using cameras traps as the site and examining the impacts of habitat metrics in the surrounding landscape. So, I’m not sure I’d claim that you are providing this framework. You are applying existing designs to answer an interesting question for a model species – I think that needs to be enough.</w:t>
       </w:r>
     </w:p>
     <w:p>
@@ -13934,65 +12386,58 @@
     <w:p>
       <w:pPr>
         <w:rPr>
-          <w:ins w:id="206" w:author="Jason Fisher" w:date="2026-06-29T12:33:00Z" w16du:dateUtc="2026-06-29T19:33:00Z"/>
-          <w:color w:val="0B5394"/>
-          <w:lang w:val="en-US"/>
-        </w:rPr>
-      </w:pPr>
-    </w:p>
-    <w:p>
-      <w:pPr>
-        <w:rPr>
-          <w:ins w:id="207" w:author="Aidan Brushett" w:date="2026-06-30T16:35:00Z" w16du:dateUtc="2026-06-30T23:35:00Z"/>
-          <w:color w:val="0B5394"/>
-          <w:lang w:val="en-US"/>
-        </w:rPr>
-      </w:pPr>
-      <w:ins w:id="208" w:author="Aidan Brushett" w:date="2026-06-30T16:35:00Z" w16du:dateUtc="2026-06-30T23:35:00Z">
-        <w:r>
-          <w:rPr>
-            <w:color w:val="0B5394"/>
-            <w:lang w:val="en-US"/>
-          </w:rPr>
-          <w:br w:type="page"/>
-        </w:r>
-      </w:ins>
-    </w:p>
-    <w:p>
-      <w:pPr>
-        <w:rPr>
-          <w:ins w:id="209" w:author="Jason Fisher" w:date="2026-06-29T12:33:00Z" w16du:dateUtc="2026-06-29T19:33:00Z"/>
+          <w:ins w:id="81" w:author="Jason Fisher" w:date="2026-06-29T12:33:00Z" w16du:dateUtc="2026-06-29T19:33:00Z"/>
+          <w:color w:val="0B5394"/>
+          <w:lang w:val="en-US"/>
+        </w:rPr>
+      </w:pPr>
+    </w:p>
+    <w:p>
+      <w:pPr>
+        <w:rPr>
+          <w:color w:val="0B5394"/>
+          <w:lang w:val="en-US"/>
+        </w:rPr>
+      </w:pPr>
+      <w:r>
+        <w:rPr>
+          <w:color w:val="0B5394"/>
+          <w:lang w:val="en-US"/>
+        </w:rPr>
+        <w:br w:type="page"/>
+      </w:r>
+    </w:p>
+    <w:p>
+      <w:pPr>
+        <w:rPr>
           <w:b/>
           <w:bCs/>
           <w:color w:val="0B5394"/>
           <w:lang w:val="en-US"/>
-          <w:rPrChange w:id="210" w:author="Aidan Brushett" w:date="2026-06-30T17:09:00Z" w16du:dateUtc="2026-07-01T00:09:00Z">
+          <w:rPrChange w:id="82" w:author="Aidan Brushett" w:date="2026-06-30T17:09:00Z" w16du:dateUtc="2026-07-01T00:09:00Z">
             <w:rPr>
-              <w:ins w:id="211" w:author="Jason Fisher" w:date="2026-06-29T12:33:00Z" w16du:dateUtc="2026-06-29T19:33:00Z"/>
               <w:color w:val="0B5394"/>
               <w:lang w:val="en-US"/>
             </w:rPr>
           </w:rPrChange>
         </w:rPr>
       </w:pPr>
-      <w:ins w:id="212" w:author="Jason Fisher" w:date="2026-06-29T12:33:00Z" w16du:dateUtc="2026-06-29T19:33:00Z">
-        <w:r>
-          <w:rPr>
-            <w:b/>
-            <w:bCs/>
-            <w:color w:val="0B5394"/>
-            <w:lang w:val="en-US"/>
-            <w:rPrChange w:id="213" w:author="Aidan Brushett" w:date="2026-06-30T17:09:00Z" w16du:dateUtc="2026-07-01T00:09:00Z">
-              <w:rPr>
-                <w:color w:val="0B5394"/>
-                <w:lang w:val="en-US"/>
-              </w:rPr>
-            </w:rPrChange>
-          </w:rPr>
-          <w:lastRenderedPageBreak/>
-          <w:t>REFERENCES CITED IN THIS RESPONSE:</w:t>
-        </w:r>
-      </w:ins>
+      <w:r>
+        <w:rPr>
+          <w:b/>
+          <w:bCs/>
+          <w:color w:val="0B5394"/>
+          <w:lang w:val="en-US"/>
+          <w:rPrChange w:id="83" w:author="Aidan Brushett" w:date="2026-06-30T17:09:00Z" w16du:dateUtc="2026-07-01T00:09:00Z">
+            <w:rPr>
+              <w:color w:val="0B5394"/>
+              <w:lang w:val="en-US"/>
+            </w:rPr>
+          </w:rPrChange>
+        </w:rPr>
+        <w:lastRenderedPageBreak/>
+        <w:t>REFERENCES CITED IN THIS RESPONSE:</w:t>
+      </w:r>
     </w:p>
     <w:p>
       <w:pPr>
@@ -14872,7 +13317,7 @@
 
 <file path=word/comments.xml><?xml version="1.0" encoding="utf-8"?>
 <w:comments xmlns:wpc="http://schemas.microsoft.com/office/word/2010/wordprocessingCanvas" xmlns:cx="http://schemas.microsoft.com/office/drawing/2014/chartex" xmlns:cx1="http://schemas.microsoft.com/office/drawing/2015/9/8/chartex" xmlns:cx2="http://schemas.microsoft.com/office/drawing/2015/10/21/chartex" xmlns:cx3="http://schemas.microsoft.com/office/drawing/2016/5/9/chartex" xmlns:cx4="http://schemas.microsoft.com/office/drawing/2016/5/10/chartex" xmlns:cx5="http://schemas.microsoft.com/office/drawing/2016/5/11/chartex" xmlns:cx6="http://schemas.microsoft.com/office/drawing/2016/5/12/chartex" xmlns:cx7="http://schemas.microsoft.com/office/drawing/2016/5/13/chartex" xmlns:cx8="http://schemas.microsoft.com/office/drawing/2016/5/14/chartex" xmlns:mc="http://schemas.openxmlformats.org/markup-compatibility/2006" xmlns:aink="http://schemas.microsoft.com/office/drawing/2016/ink" xmlns:am3d="http://schemas.microsoft.com/office/drawing/2017/model3d" xmlns:o="urn:schemas-microsoft-com:office:office" xmlns:oel="http://schemas.microsoft.com/office/2019/extlst" xmlns:r="http://schemas.openxmlformats.org/officeDocument/2006/relationships" xmlns:m="http://schemas.openxmlformats.org/officeDocument/2006/math" xmlns:v="urn:schemas-microsoft-com:vml" xmlns:wp14="http://schemas.microsoft.com/office/word/2010/wordprocessingDrawing" xmlns:wp="http://schemas.openxmlformats.org/drawingml/2006/wordprocessingDrawing" xmlns:w10="urn:schemas-microsoft-com:office:word" xmlns:w="http://schemas.openxmlformats.org/wordprocessingml/2006/main" xmlns:w14="http://schemas.microsoft.com/office/word/2010/wordml" xmlns:w15="http://schemas.microsoft.com/office/word/2012/wordml" xmlns:w16cex="http://schemas.microsoft.com/office/word/2018/wordml/cex" xmlns:w16cid="http://schemas.microsoft.com/office/word/2016/wordml/cid" xmlns:w16="http://schemas.microsoft.com/office/word/2018/wordml" xmlns:w16du="http://schemas.microsoft.com/office/word/2023/wordml/word16du" xmlns:w16sdtdh="http://schemas.microsoft.com/office/word/2020/wordml/sdtdatahash" xmlns:w16sdtfl="http://schemas.microsoft.com/office/word/2024/wordml/sdtformatlock" xmlns:w16se="http://schemas.microsoft.com/office/word/2015/wordml/symex" xmlns:wpg="http://schemas.microsoft.com/office/word/2010/wordprocessingGroup" xmlns:wpi="http://schemas.microsoft.com/office/word/2010/wordprocessingInk" xmlns:wne="http://schemas.microsoft.com/office/word/2006/wordml" xmlns:wps="http://schemas.microsoft.com/office/word/2010/wordprocessingShape" mc:Ignorable="w14 w15 w16se w16cid w16 w16cex w16sdtdh w16sdtfl w16du wp14">
-  <w:comment w:id="6" w:author="Jason Fisher" w:date="2026-06-26T14:44:00Z" w:initials="JF">
+  <w:comment w:id="1" w:author="Jason Fisher" w:date="2026-06-26T14:44:00Z" w:initials="JF">
     <w:p>
       <w:r>
         <w:rPr>
@@ -14889,7 +13334,7 @@
       </w:r>
     </w:p>
   </w:comment>
-  <w:comment w:id="7" w:author="Aidan Brushett" w:date="2026-06-30T16:58:00Z" w:initials="AB">
+  <w:comment w:id="2" w:author="Aidan Brushett" w:date="2026-06-30T16:58:00Z" w:initials="AB">
     <w:p>
       <w:pPr>
         <w:pStyle w:val="CommentText"/>
@@ -14908,7 +13353,23 @@
       </w:r>
     </w:p>
   </w:comment>
-  <w:comment w:id="9" w:author="Jason Fisher" w:date="2026-06-26T14:45:00Z" w:initials="JF">
+  <w:comment w:id="3" w:author="Emerald Arthurs" w:date="2026-07-01T10:26:00Z" w:initials="EA">
+    <w:p>
+      <w:pPr>
+        <w:pStyle w:val="CommentText"/>
+      </w:pPr>
+      <w:r>
+        <w:rPr>
+          <w:rStyle w:val="CommentReference"/>
+        </w:rPr>
+        <w:annotationRef/>
+      </w:r>
+      <w:r>
+        <w:t>Agree, leave it</w:t>
+      </w:r>
+    </w:p>
+  </w:comment>
+  <w:comment w:id="5" w:author="Jason Fisher" w:date="2026-06-26T14:45:00Z" w:initials="JF">
     <w:p>
       <w:r>
         <w:rPr>
@@ -14925,7 +13386,39 @@
       </w:r>
     </w:p>
   </w:comment>
-  <w:comment w:id="29" w:author="Jason Fisher" w:date="2026-06-26T14:54:00Z" w:initials="JF">
+  <w:comment w:id="10" w:author="Emerald Arthurs" w:date="2026-07-01T10:28:00Z" w:initials="EA">
+    <w:p>
+      <w:pPr>
+        <w:pStyle w:val="CommentText"/>
+      </w:pPr>
+      <w:r>
+        <w:rPr>
+          <w:rStyle w:val="CommentReference"/>
+        </w:rPr>
+        <w:annotationRef/>
+      </w:r>
+      <w:r>
+        <w:t>We already say this in different words, I don’t think its needed</w:t>
+      </w:r>
+    </w:p>
+  </w:comment>
+  <w:comment w:id="18" w:author="Emerald Arthurs" w:date="2026-07-01T10:28:00Z" w:initials="EA">
+    <w:p>
+      <w:pPr>
+        <w:pStyle w:val="CommentText"/>
+      </w:pPr>
+      <w:r>
+        <w:rPr>
+          <w:rStyle w:val="CommentReference"/>
+        </w:rPr>
+        <w:annotationRef/>
+      </w:r>
+      <w:r>
+        <w:t>Rejected jakes deletion</w:t>
+      </w:r>
+    </w:p>
+  </w:comment>
+  <w:comment w:id="19" w:author="Jason Fisher" w:date="2026-06-26T14:54:00Z" w:initials="JF">
     <w:p>
       <w:r>
         <w:rPr>
@@ -14942,7 +13435,7 @@
       </w:r>
     </w:p>
   </w:comment>
-  <w:comment w:id="50" w:author="Jason Fisher" w:date="2026-06-26T15:01:00Z" w:initials="JF">
+  <w:comment w:id="30" w:author="Jason Fisher" w:date="2026-06-26T15:01:00Z" w:initials="JF">
     <w:p>
       <w:r>
         <w:rPr>
@@ -14959,7 +13452,7 @@
       </w:r>
     </w:p>
   </w:comment>
-  <w:comment w:id="51" w:author="Aidan Brushett" w:date="2026-06-30T21:56:00Z" w:initials="AB">
+  <w:comment w:id="31" w:author="Aidan Brushett" w:date="2026-06-30T21:56:00Z" w:initials="AB">
     <w:p>
       <w:pPr>
         <w:pStyle w:val="CommentText"/>
@@ -14978,7 +13471,7 @@
       </w:r>
     </w:p>
   </w:comment>
-  <w:comment w:id="84" w:author="Jason Fisher" w:date="2026-06-26T15:02:00Z" w:initials="JF">
+  <w:comment w:id="36" w:author="Jason Fisher" w:date="2026-06-26T15:02:00Z" w:initials="JF">
     <w:p>
       <w:r>
         <w:rPr>
@@ -14995,7 +13488,7 @@
       </w:r>
     </w:p>
   </w:comment>
-  <w:comment w:id="85" w:author="Aidan Brushett" w:date="2026-06-30T22:38:00Z" w:initials="AB">
+  <w:comment w:id="37" w:author="Aidan Brushett" w:date="2026-06-30T22:38:00Z" w:initials="AB">
     <w:p>
       <w:pPr>
         <w:pStyle w:val="CommentText"/>
@@ -15014,7 +13507,7 @@
       </w:r>
     </w:p>
   </w:comment>
-  <w:comment w:id="117" w:author="Jason Fisher" w:date="2026-06-26T15:17:00Z" w:initials="JF">
+  <w:comment w:id="54" w:author="Jason Fisher" w:date="2026-06-26T15:17:00Z" w:initials="JF">
     <w:p>
       <w:r>
         <w:rPr>
@@ -15031,7 +13524,7 @@
       </w:r>
     </w:p>
   </w:comment>
-  <w:comment w:id="159" w:author="Jason Fisher" w:date="2026-06-26T15:28:00Z" w:initials="JF">
+  <w:comment w:id="70" w:author="Jason Fisher" w:date="2026-06-26T15:28:00Z" w:initials="JF">
     <w:p>
       <w:r>
         <w:rPr>
@@ -15048,7 +13541,7 @@
       </w:r>
     </w:p>
   </w:comment>
-  <w:comment w:id="160" w:author="Aidan Brushett" w:date="2026-06-30T22:38:00Z" w:initials="AB">
+  <w:comment w:id="71" w:author="Aidan Brushett" w:date="2026-06-30T22:38:00Z" w:initials="AB">
     <w:p>
       <w:pPr>
         <w:pStyle w:val="CommentText"/>
@@ -15067,7 +13560,7 @@
       </w:r>
     </w:p>
   </w:comment>
-  <w:comment w:id="170" w:author="Jason Fisher" w:date="2026-06-26T15:32:00Z" w:initials="JF">
+  <w:comment w:id="79" w:author="Jason Fisher" w:date="2026-06-29T12:24:00Z" w:initials="JF">
     <w:p>
       <w:r>
         <w:rPr>
@@ -15080,102 +13573,11 @@
           <w:sz w:val="20"/>
           <w:szCs w:val="20"/>
         </w:rPr>
-        <w:t>Sorry I screwed up your figure but what monster doesn't group their elements and alignwith text top to bottom? :)</w:t>
+        <w:t>Seems reasonable.</w:t>
       </w:r>
     </w:p>
   </w:comment>
-  <w:comment w:id="171" w:author="Aidan Brushett" w:date="2026-06-30T16:38:00Z" w:initials="AB">
-    <w:p>
-      <w:pPr>
-        <w:pStyle w:val="CommentText"/>
-      </w:pPr>
-      <w:r>
-        <w:rPr>
-          <w:rStyle w:val="CommentReference"/>
-        </w:rPr>
-        <w:annotationRef/>
-      </w:r>
-      <w:r>
-        <w:rPr>
-          <w:lang w:val="en-CA"/>
-        </w:rPr>
-        <w:t>Hey man I made this in 2min</w:t>
-      </w:r>
-    </w:p>
-  </w:comment>
-  <w:comment w:id="162" w:author="Jason Fisher" w:date="2026-06-26T15:32:00Z" w:initials="JF">
-    <w:p>
-      <w:r>
-        <w:rPr>
-          <w:rStyle w:val="CommentReference"/>
-        </w:rPr>
-        <w:annotationRef/>
-      </w:r>
-      <w:r>
-        <w:rPr>
-          <w:sz w:val="20"/>
-          <w:szCs w:val="20"/>
-        </w:rPr>
-        <w:t>I have a real concern this is (1) getting into weeds unnecessarily and (2) opening up to further criticisms. Happy to discuss.</w:t>
-      </w:r>
-    </w:p>
-  </w:comment>
-  <w:comment w:id="163" w:author="Aidan Brushett" w:date="2026-06-30T16:42:00Z" w:initials="AB">
-    <w:p>
-      <w:pPr>
-        <w:pStyle w:val="CommentText"/>
-      </w:pPr>
-      <w:r>
-        <w:rPr>
-          <w:rStyle w:val="CommentReference"/>
-        </w:rPr>
-        <w:annotationRef/>
-      </w:r>
-      <w:r>
-        <w:rPr>
-          <w:lang w:val="en-CA"/>
-        </w:rPr>
-        <w:t>In consideration of this comment I think we can delete Point 2 altogether and save it in case R2 really digs in...</w:t>
-      </w:r>
-    </w:p>
-  </w:comment>
-  <w:comment w:id="164" w:author="Aidan Brushett" w:date="2026-06-30T17:09:00Z" w:initials="AB">
-    <w:p>
-      <w:pPr>
-        <w:pStyle w:val="CommentText"/>
-      </w:pPr>
-      <w:r>
-        <w:rPr>
-          <w:rStyle w:val="CommentReference"/>
-        </w:rPr>
-        <w:annotationRef/>
-      </w:r>
-      <w:r>
-        <w:rPr>
-          <w:lang w:val="en-CA"/>
-        </w:rPr>
-        <w:t>Also means we can delete the figure</w:t>
-      </w:r>
-    </w:p>
-  </w:comment>
-  <w:comment w:id="199" w:author="Jason Fisher" w:date="2026-06-29T12:24:00Z" w:initials="JF">
-    <w:p>
-      <w:r>
-        <w:rPr>
-          <w:rStyle w:val="CommentReference"/>
-        </w:rPr>
-        <w:annotationRef/>
-      </w:r>
-      <w:r>
-        <w:rPr>
-          <w:sz w:val="20"/>
-          <w:szCs w:val="20"/>
-        </w:rPr>
-        <w:t>Seems reasonable.</w:t>
-      </w:r>
-    </w:p>
-  </w:comment>
-  <w:comment w:id="205" w:author="Jason Fisher" w:date="2026-06-29T12:32:00Z" w:initials="JF">
+  <w:comment w:id="80" w:author="Jason Fisher" w:date="2026-06-29T12:32:00Z" w:initials="JF">
     <w:p>
       <w:r>
         <w:rPr>
@@ -15199,7 +13601,10 @@
 <w15:commentsEx xmlns:wpc="http://schemas.microsoft.com/office/word/2010/wordprocessingCanvas" xmlns:cx="http://schemas.microsoft.com/office/drawing/2014/chartex" xmlns:cx1="http://schemas.microsoft.com/office/drawing/2015/9/8/chartex" xmlns:cx2="http://schemas.microsoft.com/office/drawing/2015/10/21/chartex" xmlns:cx3="http://schemas.microsoft.com/office/drawing/2016/5/9/chartex" xmlns:cx4="http://schemas.microsoft.com/office/drawing/2016/5/10/chartex" xmlns:cx5="http://schemas.microsoft.com/office/drawing/2016/5/11/chartex" xmlns:cx6="http://schemas.microsoft.com/office/drawing/2016/5/12/chartex" xmlns:cx7="http://schemas.microsoft.com/office/drawing/2016/5/13/chartex" xmlns:cx8="http://schemas.microsoft.com/office/drawing/2016/5/14/chartex" xmlns:mc="http://schemas.openxmlformats.org/markup-compatibility/2006" xmlns:aink="http://schemas.microsoft.com/office/drawing/2016/ink" xmlns:am3d="http://schemas.microsoft.com/office/drawing/2017/model3d" xmlns:o="urn:schemas-microsoft-com:office:office" xmlns:oel="http://schemas.microsoft.com/office/2019/extlst" xmlns:r="http://schemas.openxmlformats.org/officeDocument/2006/relationships" xmlns:m="http://schemas.openxmlformats.org/officeDocument/2006/math" xmlns:v="urn:schemas-microsoft-com:vml" xmlns:wp14="http://schemas.microsoft.com/office/word/2010/wordprocessingDrawing" xmlns:wp="http://schemas.openxmlformats.org/drawingml/2006/wordprocessingDrawing" xmlns:w10="urn:schemas-microsoft-com:office:word" xmlns:w="http://schemas.openxmlformats.org/wordprocessingml/2006/main" xmlns:w14="http://schemas.microsoft.com/office/word/2010/wordml" xmlns:w15="http://schemas.microsoft.com/office/word/2012/wordml" xmlns:w16cex="http://schemas.microsoft.com/office/word/2018/wordml/cex" xmlns:w16cid="http://schemas.microsoft.com/office/word/2016/wordml/cid" xmlns:w16="http://schemas.microsoft.com/office/word/2018/wordml" xmlns:w16du="http://schemas.microsoft.com/office/word/2023/wordml/word16du" xmlns:w16sdtdh="http://schemas.microsoft.com/office/word/2020/wordml/sdtdatahash" xmlns:w16sdtfl="http://schemas.microsoft.com/office/word/2024/wordml/sdtformatlock" xmlns:w16se="http://schemas.microsoft.com/office/word/2015/wordml/symex" xmlns:wpg="http://schemas.microsoft.com/office/word/2010/wordprocessingGroup" xmlns:wpi="http://schemas.microsoft.com/office/word/2010/wordprocessingInk" xmlns:wne="http://schemas.microsoft.com/office/word/2006/wordml" xmlns:wps="http://schemas.microsoft.com/office/word/2010/wordprocessingShape" mc:Ignorable="w14 w15 w16se w16cid w16 w16cex w16sdtdh w16sdtfl w16du wp14">
   <w15:commentEx w15:paraId="4D482E86" w15:done="0"/>
   <w15:commentEx w15:paraId="41F2AC65" w15:paraIdParent="4D482E86" w15:done="0"/>
+  <w15:commentEx w15:paraId="4381A161" w15:paraIdParent="4D482E86" w15:done="0"/>
   <w15:commentEx w15:paraId="1B3E2E2D" w15:done="0"/>
+  <w15:commentEx w15:paraId="5D36B3D1" w15:done="0"/>
+  <w15:commentEx w15:paraId="148C8839" w15:done="0"/>
   <w15:commentEx w15:paraId="16ACF32B" w15:done="0"/>
   <w15:commentEx w15:paraId="0A085D8A" w15:done="0"/>
   <w15:commentEx w15:paraId="1D93EC1B" w15:paraIdParent="0A085D8A" w15:done="0"/>
@@ -15208,11 +13613,6 @@
   <w15:commentEx w15:paraId="03FFDEF5" w15:done="0"/>
   <w15:commentEx w15:paraId="2AD4C22F" w15:done="0"/>
   <w15:commentEx w15:paraId="4498F062" w15:paraIdParent="2AD4C22F" w15:done="0"/>
-  <w15:commentEx w15:paraId="182C2FC7" w15:done="0"/>
-  <w15:commentEx w15:paraId="754BF89A" w15:paraIdParent="182C2FC7" w15:done="0"/>
-  <w15:commentEx w15:paraId="559A515B" w15:done="0"/>
-  <w15:commentEx w15:paraId="79A02FC9" w15:paraIdParent="559A515B" w15:done="0"/>
-  <w15:commentEx w15:paraId="42431846" w15:paraIdParent="559A515B" w15:done="0"/>
   <w15:commentEx w15:paraId="1FABA74D" w15:done="0"/>
   <w15:commentEx w15:paraId="168A4CBF" w15:done="0"/>
 </w15:commentsEx>
@@ -15222,7 +13622,10 @@
 <w16cex:commentsExtensible xmlns:wpc="http://schemas.microsoft.com/office/word/2010/wordprocessingCanvas" xmlns:cx="http://schemas.microsoft.com/office/drawing/2014/chartex" xmlns:cx1="http://schemas.microsoft.com/office/drawing/2015/9/8/chartex" xmlns:cx2="http://schemas.microsoft.com/office/drawing/2015/10/21/chartex" xmlns:cx3="http://schemas.microsoft.com/office/drawing/2016/5/9/chartex" xmlns:cx4="http://schemas.microsoft.com/office/drawing/2016/5/10/chartex" xmlns:cx5="http://schemas.microsoft.com/office/drawing/2016/5/11/chartex" xmlns:cx6="http://schemas.microsoft.com/office/drawing/2016/5/12/chartex" xmlns:cx7="http://schemas.microsoft.com/office/drawing/2016/5/13/chartex" xmlns:cx8="http://schemas.microsoft.com/office/drawing/2016/5/14/chartex" xmlns:cr="http://schemas.microsoft.com/office/comments/2020/reactions" xmlns:mc="http://schemas.openxmlformats.org/markup-compatibility/2006" xmlns:aink="http://schemas.microsoft.com/office/drawing/2016/ink" xmlns:am3d="http://schemas.microsoft.com/office/drawing/2017/model3d" xmlns:o="urn:schemas-microsoft-com:office:office" xmlns:oel="http://schemas.microsoft.com/office/2019/extlst" xmlns:r="http://schemas.openxmlformats.org/officeDocument/2006/relationships" xmlns:m="http://schemas.openxmlformats.org/officeDocument/2006/math" xmlns:v="urn:schemas-microsoft-com:vml" xmlns:wp14="http://schemas.microsoft.com/office/word/2010/wordprocessingDrawing" xmlns:wp="http://schemas.openxmlformats.org/drawingml/2006/wordprocessingDrawing" xmlns:w10="urn:schemas-microsoft-com:office:word" xmlns:w="http://schemas.openxmlformats.org/wordprocessingml/2006/main" xmlns:w14="http://schemas.microsoft.com/office/word/2010/wordml" xmlns:w15="http://schemas.microsoft.com/office/word/2012/wordml" xmlns:w16cex="http://schemas.microsoft.com/office/word/2018/wordml/cex" xmlns:w16cid="http://schemas.microsoft.com/office/word/2016/wordml/cid" xmlns:w16="http://schemas.microsoft.com/office/word/2018/wordml" xmlns:w16du="http://schemas.microsoft.com/office/word/2023/wordml/word16du" xmlns:w16sdtdh="http://schemas.microsoft.com/office/word/2020/wordml/sdtdatahash" xmlns:w16sdtfl="http://schemas.microsoft.com/office/word/2024/wordml/sdtformatlock" xmlns:w16se="http://schemas.microsoft.com/office/word/2015/wordml/symex" xmlns:wpg="http://schemas.microsoft.com/office/word/2010/wordprocessingGroup" xmlns:wpi="http://schemas.microsoft.com/office/word/2010/wordprocessingInk" xmlns:wne="http://schemas.microsoft.com/office/word/2006/wordml" xmlns:wps="http://schemas.microsoft.com/office/word/2010/wordprocessingShape" mc:Ignorable="w14 w15 w16se w16cid w16 w16cex w16sdtdh w16sdtfl cr w16du wp14">
   <w16cex:commentExtensible w16cex:durableId="31C818B3" w16cex:dateUtc="2026-06-26T21:44:00Z"/>
   <w16cex:commentExtensible w16cex:durableId="592D87C0" w16cex:dateUtc="2026-06-30T23:58:00Z"/>
+  <w16cex:commentExtensible w16cex:durableId="4FFD30B6" w16cex:dateUtc="2026-07-01T17:26:00Z"/>
   <w16cex:commentExtensible w16cex:durableId="1D692C79" w16cex:dateUtc="2026-06-26T21:45:00Z"/>
+  <w16cex:commentExtensible w16cex:durableId="3A4F6276" w16cex:dateUtc="2026-07-01T17:28:00Z"/>
+  <w16cex:commentExtensible w16cex:durableId="5EBE0E01" w16cex:dateUtc="2026-07-01T17:28:00Z"/>
   <w16cex:commentExtensible w16cex:durableId="2F33ABD4" w16cex:dateUtc="2026-06-26T21:54:00Z"/>
   <w16cex:commentExtensible w16cex:durableId="286C7917" w16cex:dateUtc="2026-06-26T22:01:00Z"/>
   <w16cex:commentExtensible w16cex:durableId="5E66745B" w16cex:dateUtc="2026-07-01T04:56:00Z"/>
@@ -15231,11 +13634,6 @@
   <w16cex:commentExtensible w16cex:durableId="2CA37580" w16cex:dateUtc="2026-06-26T22:17:00Z"/>
   <w16cex:commentExtensible w16cex:durableId="32A751D7" w16cex:dateUtc="2026-06-26T22:28:00Z"/>
   <w16cex:commentExtensible w16cex:durableId="7215C1E2" w16cex:dateUtc="2026-07-01T05:38:00Z"/>
-  <w16cex:commentExtensible w16cex:durableId="421CA8CE" w16cex:dateUtc="2026-06-26T22:32:00Z"/>
-  <w16cex:commentExtensible w16cex:durableId="7DEC6173" w16cex:dateUtc="2026-06-30T23:38:00Z"/>
-  <w16cex:commentExtensible w16cex:durableId="1BD7C82F" w16cex:dateUtc="2026-06-26T22:32:00Z"/>
-  <w16cex:commentExtensible w16cex:durableId="71C237C2" w16cex:dateUtc="2026-06-30T23:42:00Z"/>
-  <w16cex:commentExtensible w16cex:durableId="1554B248" w16cex:dateUtc="2026-07-01T00:09:00Z"/>
   <w16cex:commentExtensible w16cex:durableId="01D6AC9D" w16cex:dateUtc="2026-06-29T19:24:00Z"/>
   <w16cex:commentExtensible w16cex:durableId="78A136BC" w16cex:dateUtc="2026-06-29T19:32:00Z"/>
 </w16cex:commentsExtensible>
@@ -15245,7 +13643,10 @@
 <w16cid:commentsIds xmlns:wpc="http://schemas.microsoft.com/office/word/2010/wordprocessingCanvas" xmlns:cx="http://schemas.microsoft.com/office/drawing/2014/chartex" xmlns:cx1="http://schemas.microsoft.com/office/drawing/2015/9/8/chartex" xmlns:cx2="http://schemas.microsoft.com/office/drawing/2015/10/21/chartex" xmlns:cx3="http://schemas.microsoft.com/office/drawing/2016/5/9/chartex" xmlns:cx4="http://schemas.microsoft.com/office/drawing/2016/5/10/chartex" xmlns:cx5="http://schemas.microsoft.com/office/drawing/2016/5/11/chartex" xmlns:cx6="http://schemas.microsoft.com/office/drawing/2016/5/12/chartex" xmlns:cx7="http://schemas.microsoft.com/office/drawing/2016/5/13/chartex" xmlns:cx8="http://schemas.microsoft.com/office/drawing/2016/5/14/chartex" xmlns:mc="http://schemas.openxmlformats.org/markup-compatibility/2006" xmlns:aink="http://schemas.microsoft.com/office/drawing/2016/ink" xmlns:am3d="http://schemas.microsoft.com/office/drawing/2017/model3d" xmlns:o="urn:schemas-microsoft-com:office:office" xmlns:oel="http://schemas.microsoft.com/office/2019/extlst" xmlns:r="http://schemas.openxmlformats.org/officeDocument/2006/relationships" xmlns:m="http://schemas.openxmlformats.org/officeDocument/2006/math" xmlns:v="urn:schemas-microsoft-com:vml" xmlns:wp14="http://schemas.microsoft.com/office/word/2010/wordprocessingDrawing" xmlns:wp="http://schemas.openxmlformats.org/drawingml/2006/wordprocessingDrawing" xmlns:w10="urn:schemas-microsoft-com:office:word" xmlns:w="http://schemas.openxmlformats.org/wordprocessingml/2006/main" xmlns:w14="http://schemas.microsoft.com/office/word/2010/wordml" xmlns:w15="http://schemas.microsoft.com/office/word/2012/wordml" xmlns:w16cex="http://schemas.microsoft.com/office/word/2018/wordml/cex" xmlns:w16cid="http://schemas.microsoft.com/office/word/2016/wordml/cid" xmlns:w16="http://schemas.microsoft.com/office/word/2018/wordml" xmlns:w16du="http://schemas.microsoft.com/office/word/2023/wordml/word16du" xmlns:w16sdtdh="http://schemas.microsoft.com/office/word/2020/wordml/sdtdatahash" xmlns:w16sdtfl="http://schemas.microsoft.com/office/word/2024/wordml/sdtformatlock" xmlns:w16se="http://schemas.microsoft.com/office/word/2015/wordml/symex" xmlns:wpg="http://schemas.microsoft.com/office/word/2010/wordprocessingGroup" xmlns:wpi="http://schemas.microsoft.com/office/word/2010/wordprocessingInk" xmlns:wne="http://schemas.microsoft.com/office/word/2006/wordml" xmlns:wps="http://schemas.microsoft.com/office/word/2010/wordprocessingShape" mc:Ignorable="w14 w15 w16se w16cid w16 w16cex w16sdtdh w16sdtfl w16du wp14">
   <w16cid:commentId w16cid:paraId="4D482E86" w16cid:durableId="31C818B3"/>
   <w16cid:commentId w16cid:paraId="41F2AC65" w16cid:durableId="592D87C0"/>
+  <w16cid:commentId w16cid:paraId="4381A161" w16cid:durableId="4FFD30B6"/>
   <w16cid:commentId w16cid:paraId="1B3E2E2D" w16cid:durableId="1D692C79"/>
+  <w16cid:commentId w16cid:paraId="5D36B3D1" w16cid:durableId="3A4F6276"/>
+  <w16cid:commentId w16cid:paraId="148C8839" w16cid:durableId="5EBE0E01"/>
   <w16cid:commentId w16cid:paraId="16ACF32B" w16cid:durableId="2F33ABD4"/>
   <w16cid:commentId w16cid:paraId="0A085D8A" w16cid:durableId="286C7917"/>
   <w16cid:commentId w16cid:paraId="1D93EC1B" w16cid:durableId="5E66745B"/>
@@ -15254,11 +13655,6 @@
   <w16cid:commentId w16cid:paraId="03FFDEF5" w16cid:durableId="2CA37580"/>
   <w16cid:commentId w16cid:paraId="2AD4C22F" w16cid:durableId="32A751D7"/>
   <w16cid:commentId w16cid:paraId="4498F062" w16cid:durableId="7215C1E2"/>
-  <w16cid:commentId w16cid:paraId="182C2FC7" w16cid:durableId="421CA8CE"/>
-  <w16cid:commentId w16cid:paraId="754BF89A" w16cid:durableId="7DEC6173"/>
-  <w16cid:commentId w16cid:paraId="559A515B" w16cid:durableId="1BD7C82F"/>
-  <w16cid:commentId w16cid:paraId="79A02FC9" w16cid:durableId="71C237C2"/>
-  <w16cid:commentId w16cid:paraId="42431846" w16cid:durableId="1554B248"/>
   <w16cid:commentId w16cid:paraId="1FABA74D" w16cid:durableId="01D6AC9D"/>
   <w16cid:commentId w16cid:paraId="168A4CBF" w16cid:durableId="78A136BC"/>
 </w16cid:commentsIds>
@@ -16308,6 +14704,9 @@
   </w15:person>
   <w15:person w15:author="Jason Fisher">
     <w15:presenceInfo w15:providerId="AD" w15:userId="S::fisherj@uvic.ca::dbd50c63-e2d2-4297-91e3-efc007f43caf"/>
+  </w15:person>
+  <w15:person w15:author="Emerald Arthurs">
+    <w15:presenceInfo w15:providerId="AD" w15:userId="S::emeraldarthurs@uvic.ca::23d26a0a-a700-4c48-83d0-7bfeb94b491f"/>
   </w15:person>
 </w15:people>
 </file>
@@ -16829,6 +15228,7 @@
   <w:style w:type="character" w:default="1" w:styleId="DefaultParagraphFont">
     <w:name w:val="Default Paragraph Font"/>
     <w:uiPriority w:val="1"/>
+    <w:semiHidden/>
     <w:unhideWhenUsed/>
   </w:style>
   <w:style w:type="table" w:default="1" w:styleId="TableNormal">
@@ -17371,6 +15771,26 @@
 </file>
 
 <file path=customXml/item1.xml><?xml version="1.0" encoding="utf-8"?>
+<p:properties xmlns:p="http://schemas.microsoft.com/office/2006/metadata/properties" xmlns:xsi="http://www.w3.org/2001/XMLSchema-instance" xmlns:pc="http://schemas.microsoft.com/office/infopath/2007/PartnerControls">
+  <documentManagement>
+    <lcf76f155ced4ddcb4097134ff3c332f xmlns="c0a0a0f1-3c46-4886-8e30-d043dc2f905a">
+      <Terms xmlns="http://schemas.microsoft.com/office/infopath/2007/PartnerControls"/>
+    </lcf76f155ced4ddcb4097134ff3c332f>
+    <TaxCatchAll xmlns="eadef010-0449-4dfd-aa06-d5d57999348a" xsi:nil="true"/>
+  </documentManagement>
+</p:properties>
+</file>
+
+<file path=customXml/item2.xml><?xml version="1.0" encoding="utf-8"?>
+<?mso-contentType ?>
+<FormTemplates xmlns="http://schemas.microsoft.com/sharepoint/v3/contenttype/forms">
+  <Display>DocumentLibraryForm</Display>
+  <Edit>DocumentLibraryForm</Edit>
+  <New>DocumentLibraryForm</New>
+</FormTemplates>
+</file>
+
+<file path=customXml/item3.xml><?xml version="1.0" encoding="utf-8"?>
 <ct:contentTypeSchema xmlns:ct="http://schemas.microsoft.com/office/2006/metadata/contentType" xmlns:ma="http://schemas.microsoft.com/office/2006/metadata/properties/metaAttributes" ct:_="" ma:_="" ma:contentTypeName="Document" ma:contentTypeID="0x010100EBA72E1DE2B58840A4B183E515DEA84C" ma:contentTypeVersion="14" ma:contentTypeDescription="Create a new document." ma:contentTypeScope="" ma:versionID="aefc8fcb08ac47a005fdefa29af34621">
   <xsd:schema xmlns:xsd="http://www.w3.org/2001/XMLSchema" xmlns:xs="http://www.w3.org/2001/XMLSchema" xmlns:p="http://schemas.microsoft.com/office/2006/metadata/properties" xmlns:ns2="c0a0a0f1-3c46-4886-8e30-d043dc2f905a" xmlns:ns3="eadef010-0449-4dfd-aa06-d5d57999348a" targetNamespace="http://schemas.microsoft.com/office/2006/metadata/properties" ma:root="true" ma:fieldsID="bffe585922b53ce43ce7894560982c5a" ns2:_="" ns3:_="">
     <xsd:import namespace="c0a0a0f1-3c46-4886-8e30-d043dc2f905a"/>
@@ -17583,27 +16003,26 @@
 </ct:contentTypeSchema>
 </file>
 
-<file path=customXml/item2.xml><?xml version="1.0" encoding="utf-8"?>
-<?mso-contentType ?>
-<FormTemplates xmlns="http://schemas.microsoft.com/sharepoint/v3/contenttype/forms">
-  <Display>DocumentLibraryForm</Display>
-  <Edit>DocumentLibraryForm</Edit>
-  <New>DocumentLibraryForm</New>
-</FormTemplates>
+<file path=customXml/itemProps1.xml><?xml version="1.0" encoding="utf-8"?>
+<ds:datastoreItem xmlns:ds="http://schemas.openxmlformats.org/officeDocument/2006/customXml" ds:itemID="{6B47CAB1-4982-43C1-AE99-436D65C3AE22}">
+  <ds:schemaRefs>
+    <ds:schemaRef ds:uri="http://schemas.microsoft.com/office/2006/metadata/properties"/>
+    <ds:schemaRef ds:uri="http://schemas.microsoft.com/office/infopath/2007/PartnerControls"/>
+    <ds:schemaRef ds:uri="c0a0a0f1-3c46-4886-8e30-d043dc2f905a"/>
+    <ds:schemaRef ds:uri="eadef010-0449-4dfd-aa06-d5d57999348a"/>
+  </ds:schemaRefs>
+</ds:datastoreItem>
 </file>
 
-<file path=customXml/item3.xml><?xml version="1.0" encoding="utf-8"?>
-<p:properties xmlns:p="http://schemas.microsoft.com/office/2006/metadata/properties" xmlns:xsi="http://www.w3.org/2001/XMLSchema-instance" xmlns:pc="http://schemas.microsoft.com/office/infopath/2007/PartnerControls">
-  <documentManagement>
-    <lcf76f155ced4ddcb4097134ff3c332f xmlns="c0a0a0f1-3c46-4886-8e30-d043dc2f905a">
-      <Terms xmlns="http://schemas.microsoft.com/office/infopath/2007/PartnerControls"/>
-    </lcf76f155ced4ddcb4097134ff3c332f>
-    <TaxCatchAll xmlns="eadef010-0449-4dfd-aa06-d5d57999348a" xsi:nil="true"/>
-  </documentManagement>
-</p:properties>
+<file path=customXml/itemProps2.xml><?xml version="1.0" encoding="utf-8"?>
+<ds:datastoreItem xmlns:ds="http://schemas.openxmlformats.org/officeDocument/2006/customXml" ds:itemID="{EF42EC4F-AC52-4BEF-AE74-A92F5793ABD5}">
+  <ds:schemaRefs>
+    <ds:schemaRef ds:uri="http://schemas.microsoft.com/sharepoint/v3/contenttype/forms"/>
+  </ds:schemaRefs>
+</ds:datastoreItem>
 </file>
 
-<file path=customXml/itemProps1.xml><?xml version="1.0" encoding="utf-8"?>
+<file path=customXml/itemProps3.xml><?xml version="1.0" encoding="utf-8"?>
 <ds:datastoreItem xmlns:ds="http://schemas.openxmlformats.org/officeDocument/2006/customXml" ds:itemID="{0D5A12A7-0E5B-4921-A2FF-0EF51A25DBAC}">
   <ds:schemaRefs>
     <ds:schemaRef ds:uri="http://schemas.microsoft.com/office/2006/metadata/contentType"/>
@@ -17622,25 +16041,6 @@
 </ds:datastoreItem>
 </file>
 
-<file path=customXml/itemProps2.xml><?xml version="1.0" encoding="utf-8"?>
-<ds:datastoreItem xmlns:ds="http://schemas.openxmlformats.org/officeDocument/2006/customXml" ds:itemID="{EF42EC4F-AC52-4BEF-AE74-A92F5793ABD5}">
-  <ds:schemaRefs>
-    <ds:schemaRef ds:uri="http://schemas.microsoft.com/sharepoint/v3/contenttype/forms"/>
-  </ds:schemaRefs>
-</ds:datastoreItem>
-</file>
-
-<file path=customXml/itemProps3.xml><?xml version="1.0" encoding="utf-8"?>
-<ds:datastoreItem xmlns:ds="http://schemas.openxmlformats.org/officeDocument/2006/customXml" ds:itemID="{6B47CAB1-4982-43C1-AE99-436D65C3AE22}">
-  <ds:schemaRefs>
-    <ds:schemaRef ds:uri="http://schemas.microsoft.com/office/2006/metadata/properties"/>
-    <ds:schemaRef ds:uri="http://schemas.microsoft.com/office/infopath/2007/PartnerControls"/>
-    <ds:schemaRef ds:uri="c0a0a0f1-3c46-4886-8e30-d043dc2f905a"/>
-    <ds:schemaRef ds:uri="eadef010-0449-4dfd-aa06-d5d57999348a"/>
-  </ds:schemaRefs>
-</ds:datastoreItem>
-</file>
-
 <file path=docMetadata/LabelInfo.xml><?xml version="1.0" encoding="utf-8"?>
 <clbl:labelList xmlns:clbl="http://schemas.microsoft.com/office/2020/mipLabelMetadata">
   <clbl:label id="{9c61d377-9894-427c-b13b-1d6a51662b4e}" enabled="0" method="" siteId="{9c61d377-9894-427c-b13b-1d6a51662b4e}" removed="1"/>
